--- a/Master Industries de Réseau et Economie Numérique - restructure.docx
+++ b/Master Industries de Réseau et Economie Numérique - restructure.docx
@@ -604,79 +604,7 @@
       <w:pPr>
         <w:spacing w:line="240" w:lineRule="auto"/>
         <w:jc w:val="center"/>
-        <w:rPr>
-          <w:rFonts w:ascii="Times New Roman" w:eastAsia="Times New Roman" w:hAnsi="Times New Roman" w:cs="Times New Roman"/>
-          <w:bCs/>
-          <w:sz w:val="36"/>
-          <w:szCs w:val="36"/>
-          <w:lang w:val="fr-FR"/>
-        </w:rPr>
-      </w:pPr>
-      <w:hyperlink r:id="rId18" w:history="1">
-        <w:r>
-          <w:rPr>
-            <w:rStyle w:val="Lienhypertexte"/>
-            <w:rFonts w:ascii="Times New Roman" w:eastAsia="Times New Roman" w:hAnsi="Times New Roman" w:cs="Times New Roman"/>
-            <w:bCs/>
-            <w:sz w:val="36"/>
-            <w:szCs w:val="36"/>
-            <w:lang w:val="fr-FR"/>
-          </w:rPr>
-          <w:t>videtleo@gmail.com</w:t>
-        </w:r>
-      </w:hyperlink>
-    </w:p>
-    <w:p>
-      <w:pPr>
-        <w:spacing w:line="240" w:lineRule="auto"/>
-        <w:jc w:val="center"/>
-        <w:rPr>
-          <w:rFonts w:ascii="Times New Roman" w:eastAsia="Times New Roman" w:hAnsi="Times New Roman" w:cs="Times New Roman"/>
-          <w:bCs/>
-          <w:sz w:val="36"/>
-          <w:szCs w:val="36"/>
-          <w:lang w:val="fr-FR"/>
-        </w:rPr>
-      </w:pPr>
-      <w:hyperlink r:id="rId19" w:history="1">
-        <w:r>
-          <w:rPr>
-            <w:rStyle w:val="Lienhypertexte"/>
-            <w:rFonts w:ascii="Times New Roman" w:eastAsia="Times New Roman" w:hAnsi="Times New Roman" w:cs="Times New Roman"/>
-            <w:bCs/>
-            <w:sz w:val="36"/>
-            <w:szCs w:val="36"/>
-            <w:lang w:val="fr-FR"/>
-          </w:rPr>
-          <w:t>leo.videt@universite-paris-saclay.fr</w:t>
-        </w:r>
-      </w:hyperlink>
-    </w:p>
-    <w:p>
-      <w:pPr>
-        <w:spacing w:line="240" w:lineRule="auto"/>
-        <w:jc w:val="center"/>
-        <w:rPr>
-          <w:rFonts w:ascii="Times New Roman" w:eastAsia="Times New Roman" w:hAnsi="Times New Roman" w:cs="Times New Roman"/>
-          <w:bCs/>
-          <w:sz w:val="36"/>
-          <w:szCs w:val="36"/>
-          <w:lang w:val="fr-FR"/>
-        </w:rPr>
-      </w:pPr>
-      <w:hyperlink r:id="rId20" w:history="1">
-        <w:r>
-          <w:rPr>
-            <w:rStyle w:val="Lienhypertexte"/>
-            <w:rFonts w:ascii="Times New Roman" w:eastAsia="Times New Roman" w:hAnsi="Times New Roman" w:cs="Times New Roman"/>
-            <w:bCs/>
-            <w:sz w:val="36"/>
-            <w:szCs w:val="36"/>
-            <w:lang w:val="fr-FR"/>
-          </w:rPr>
-          <w:t>leo.videt@dauphine.eu</w:t>
-        </w:r>
-      </w:hyperlink>
+      </w:pPr>
     </w:p>
     <w:p>
       <w:pPr>
@@ -828,6 +756,30 @@
       <w:pPr>
         <w:jc w:val="both"/>
         <w:rPr>
+          <w:rFonts w:ascii="Times New Roman" w:eastAsia="Times New Roman" w:hAnsi="Times New Roman" w:cs="Times New Roman"/>
+          <w:bCs/>
+          <w:sz w:val="36"/>
+          <w:szCs w:val="36"/>
+          <w:lang w:val="fr-FR"/>
+        </w:rPr>
+      </w:pPr>
+    </w:p>
+    <w:p>
+      <w:pPr>
+        <w:jc w:val="both"/>
+        <w:rPr>
+          <w:rFonts w:ascii="Times New Roman" w:eastAsia="Times New Roman" w:hAnsi="Times New Roman" w:cs="Times New Roman"/>
+          <w:bCs/>
+          <w:sz w:val="36"/>
+          <w:szCs w:val="36"/>
+          <w:lang w:val="fr-FR"/>
+        </w:rPr>
+      </w:pPr>
+    </w:p>
+    <w:p>
+      <w:pPr>
+        <w:jc w:val="both"/>
+        <w:rPr>
           <w:rFonts w:ascii="Times New Roman" w:hAnsi="Times New Roman" w:cs="Times New Roman"/>
         </w:rPr>
       </w:pPr>
@@ -847,6 +799,67 @@
         <w:lastRenderedPageBreak/>
         <w:t>Introduction</w:t>
       </w:r>
+      <w:r>
+        <w:rPr>
+          <w:rFonts w:ascii="Times New Roman" w:hAnsi="Times New Roman" w:cs="Times New Roman"/>
+        </w:rPr>
+        <w:tab/>
+      </w:r>
+      <w:r>
+        <w:rPr>
+          <w:rFonts w:ascii="Times New Roman" w:hAnsi="Times New Roman" w:cs="Times New Roman"/>
+        </w:rPr>
+        <w:tab/>
+      </w:r>
+      <w:r>
+        <w:rPr>
+          <w:rFonts w:ascii="Times New Roman" w:hAnsi="Times New Roman" w:cs="Times New Roman"/>
+        </w:rPr>
+        <w:tab/>
+      </w:r>
+      <w:r>
+        <w:rPr>
+          <w:rFonts w:ascii="Times New Roman" w:hAnsi="Times New Roman" w:cs="Times New Roman"/>
+        </w:rPr>
+        <w:tab/>
+      </w:r>
+      <w:r>
+        <w:rPr>
+          <w:rFonts w:ascii="Times New Roman" w:hAnsi="Times New Roman" w:cs="Times New Roman"/>
+        </w:rPr>
+        <w:tab/>
+      </w:r>
+      <w:r>
+        <w:rPr>
+          <w:rFonts w:ascii="Times New Roman" w:hAnsi="Times New Roman" w:cs="Times New Roman"/>
+        </w:rPr>
+        <w:tab/>
+      </w:r>
+      <w:r>
+        <w:rPr>
+          <w:rFonts w:ascii="Times New Roman" w:hAnsi="Times New Roman" w:cs="Times New Roman"/>
+        </w:rPr>
+        <w:tab/>
+      </w:r>
+      <w:r>
+        <w:rPr>
+          <w:rFonts w:ascii="Times New Roman" w:hAnsi="Times New Roman" w:cs="Times New Roman"/>
+        </w:rPr>
+        <w:tab/>
+      </w:r>
+      <w:r>
+        <w:rPr>
+          <w:rFonts w:ascii="Times New Roman" w:hAnsi="Times New Roman" w:cs="Times New Roman"/>
+        </w:rPr>
+        <w:tab/>
+      </w:r>
+      <w:r>
+        <w:rPr>
+          <w:rFonts w:ascii="Times New Roman" w:hAnsi="Times New Roman" w:cs="Times New Roman"/>
+        </w:rPr>
+        <w:tab/>
+        <w:t>4</w:t>
+      </w:r>
     </w:p>
     <w:p>
       <w:pPr>
@@ -884,6 +897,55 @@
         <w:tab/>
         <w:t>Etat de l’art et problématisation</w:t>
       </w:r>
+      <w:r>
+        <w:rPr>
+          <w:rFonts w:ascii="Times New Roman" w:hAnsi="Times New Roman" w:cs="Times New Roman"/>
+          <w:b/>
+          <w:bCs/>
+        </w:rPr>
+        <w:tab/>
+      </w:r>
+      <w:r>
+        <w:rPr>
+          <w:rFonts w:ascii="Times New Roman" w:hAnsi="Times New Roman" w:cs="Times New Roman"/>
+          <w:b/>
+          <w:bCs/>
+        </w:rPr>
+        <w:tab/>
+      </w:r>
+      <w:r>
+        <w:rPr>
+          <w:rFonts w:ascii="Times New Roman" w:hAnsi="Times New Roman" w:cs="Times New Roman"/>
+          <w:b/>
+          <w:bCs/>
+        </w:rPr>
+        <w:tab/>
+      </w:r>
+      <w:r>
+        <w:rPr>
+          <w:rFonts w:ascii="Times New Roman" w:hAnsi="Times New Roman" w:cs="Times New Roman"/>
+          <w:b/>
+          <w:bCs/>
+        </w:rPr>
+        <w:tab/>
+      </w:r>
+      <w:r>
+        <w:rPr>
+          <w:rFonts w:ascii="Times New Roman" w:hAnsi="Times New Roman" w:cs="Times New Roman"/>
+          <w:b/>
+          <w:bCs/>
+        </w:rPr>
+        <w:tab/>
+      </w:r>
+      <w:r>
+        <w:rPr>
+          <w:rFonts w:ascii="Times New Roman" w:hAnsi="Times New Roman" w:cs="Times New Roman"/>
+          <w:b/>
+          <w:bCs/>
+        </w:rPr>
+        <w:tab/>
+        <w:t>6</w:t>
+      </w:r>
     </w:p>
     <w:p>
       <w:pPr>
@@ -909,6 +971,43 @@
         </w:rPr>
         <w:t>1.1 L'Étude comportemental des agents IA</w:t>
       </w:r>
+      <w:r>
+        <w:rPr>
+          <w:rFonts w:ascii="Times New Roman" w:hAnsi="Times New Roman" w:cs="Times New Roman"/>
+        </w:rPr>
+        <w:tab/>
+      </w:r>
+      <w:r>
+        <w:rPr>
+          <w:rFonts w:ascii="Times New Roman" w:hAnsi="Times New Roman" w:cs="Times New Roman"/>
+        </w:rPr>
+        <w:tab/>
+      </w:r>
+      <w:r>
+        <w:rPr>
+          <w:rFonts w:ascii="Times New Roman" w:hAnsi="Times New Roman" w:cs="Times New Roman"/>
+        </w:rPr>
+        <w:tab/>
+      </w:r>
+      <w:r>
+        <w:rPr>
+          <w:rFonts w:ascii="Times New Roman" w:hAnsi="Times New Roman" w:cs="Times New Roman"/>
+        </w:rPr>
+        <w:tab/>
+      </w:r>
+      <w:r>
+        <w:rPr>
+          <w:rFonts w:ascii="Times New Roman" w:hAnsi="Times New Roman" w:cs="Times New Roman"/>
+        </w:rPr>
+        <w:tab/>
+      </w:r>
+      <w:r>
+        <w:rPr>
+          <w:rFonts w:ascii="Times New Roman" w:hAnsi="Times New Roman" w:cs="Times New Roman"/>
+        </w:rPr>
+        <w:tab/>
+        <w:t>6</w:t>
+      </w:r>
     </w:p>
     <w:p>
       <w:pPr>
@@ -935,6 +1034,37 @@
         <w:tab/>
         <w:t>1.1.1 L’économie comportemental / expérimental</w:t>
       </w:r>
+      <w:r>
+        <w:rPr>
+          <w:rFonts w:ascii="Times New Roman" w:hAnsi="Times New Roman" w:cs="Times New Roman"/>
+        </w:rPr>
+        <w:t xml:space="preserve"> </w:t>
+      </w:r>
+      <w:r>
+        <w:rPr>
+          <w:rFonts w:ascii="Times New Roman" w:hAnsi="Times New Roman" w:cs="Times New Roman"/>
+        </w:rPr>
+        <w:tab/>
+      </w:r>
+      <w:r>
+        <w:rPr>
+          <w:rFonts w:ascii="Times New Roman" w:hAnsi="Times New Roman" w:cs="Times New Roman"/>
+        </w:rPr>
+        <w:tab/>
+      </w:r>
+      <w:r>
+        <w:rPr>
+          <w:rFonts w:ascii="Times New Roman" w:hAnsi="Times New Roman" w:cs="Times New Roman"/>
+        </w:rPr>
+        <w:tab/>
+      </w:r>
+      <w:r>
+        <w:rPr>
+          <w:rFonts w:ascii="Times New Roman" w:hAnsi="Times New Roman" w:cs="Times New Roman"/>
+        </w:rPr>
+        <w:tab/>
+        <w:t>6</w:t>
+      </w:r>
     </w:p>
     <w:p>
       <w:pPr>
@@ -951,6 +1081,43 @@
         <w:tab/>
         <w:t>1.1.2 Machine behavior et homo sillicus</w:t>
       </w:r>
+      <w:r>
+        <w:rPr>
+          <w:rFonts w:ascii="Times New Roman" w:hAnsi="Times New Roman" w:cs="Times New Roman"/>
+        </w:rPr>
+        <w:tab/>
+      </w:r>
+      <w:r>
+        <w:rPr>
+          <w:rFonts w:ascii="Times New Roman" w:hAnsi="Times New Roman" w:cs="Times New Roman"/>
+        </w:rPr>
+        <w:tab/>
+      </w:r>
+      <w:r>
+        <w:rPr>
+          <w:rFonts w:ascii="Times New Roman" w:hAnsi="Times New Roman" w:cs="Times New Roman"/>
+        </w:rPr>
+        <w:tab/>
+      </w:r>
+      <w:r>
+        <w:rPr>
+          <w:rFonts w:ascii="Times New Roman" w:hAnsi="Times New Roman" w:cs="Times New Roman"/>
+        </w:rPr>
+        <w:tab/>
+      </w:r>
+      <w:r>
+        <w:rPr>
+          <w:rFonts w:ascii="Times New Roman" w:hAnsi="Times New Roman" w:cs="Times New Roman"/>
+        </w:rPr>
+        <w:tab/>
+      </w:r>
+      <w:r>
+        <w:rPr>
+          <w:rFonts w:ascii="Times New Roman" w:hAnsi="Times New Roman" w:cs="Times New Roman"/>
+        </w:rPr>
+        <w:tab/>
+        <w:t>7</w:t>
+      </w:r>
     </w:p>
     <w:p>
       <w:pPr>
@@ -973,6 +1140,25 @@
         <w:tab/>
         <w:t>1.1.2.1 Du laboratoire humain au laboratoire artificiel</w:t>
       </w:r>
+      <w:r>
+        <w:rPr>
+          <w:rFonts w:ascii="Times New Roman" w:hAnsi="Times New Roman" w:cs="Times New Roman"/>
+        </w:rPr>
+        <w:tab/>
+      </w:r>
+      <w:r>
+        <w:rPr>
+          <w:rFonts w:ascii="Times New Roman" w:hAnsi="Times New Roman" w:cs="Times New Roman"/>
+        </w:rPr>
+        <w:tab/>
+      </w:r>
+      <w:r>
+        <w:rPr>
+          <w:rFonts w:ascii="Times New Roman" w:hAnsi="Times New Roman" w:cs="Times New Roman"/>
+        </w:rPr>
+        <w:tab/>
+        <w:t>7</w:t>
+      </w:r>
     </w:p>
     <w:p>
       <w:pPr>
@@ -995,7 +1181,36 @@
           <w:lang w:val="fr-FR"/>
         </w:rPr>
         <w:tab/>
-        <w:t xml:space="preserve">1.1.2.2 Le paradigme du Machine Behaviour </w:t>
+        <w:t>1.1.2.2 Le paradigme du Machine Behaviour</w:t>
+      </w:r>
+      <w:r>
+        <w:rPr>
+          <w:rFonts w:ascii="Times New Roman" w:hAnsi="Times New Roman" w:cs="Times New Roman"/>
+          <w:lang w:val="fr-FR"/>
+        </w:rPr>
+        <w:tab/>
+      </w:r>
+      <w:r>
+        <w:rPr>
+          <w:rFonts w:ascii="Times New Roman" w:hAnsi="Times New Roman" w:cs="Times New Roman"/>
+          <w:lang w:val="fr-FR"/>
+        </w:rPr>
+        <w:tab/>
+      </w:r>
+      <w:r>
+        <w:rPr>
+          <w:rFonts w:ascii="Times New Roman" w:hAnsi="Times New Roman" w:cs="Times New Roman"/>
+          <w:lang w:val="fr-FR"/>
+        </w:rPr>
+        <w:tab/>
+      </w:r>
+      <w:r>
+        <w:rPr>
+          <w:rFonts w:ascii="Times New Roman" w:hAnsi="Times New Roman" w:cs="Times New Roman"/>
+          <w:lang w:val="fr-FR"/>
+        </w:rPr>
+        <w:tab/>
+        <w:t>7</w:t>
       </w:r>
     </w:p>
     <w:p>
@@ -1017,7 +1232,50 @@
           <w:rFonts w:ascii="Times New Roman" w:hAnsi="Times New Roman" w:cs="Times New Roman"/>
         </w:rPr>
         <w:tab/>
-        <w:t xml:space="preserve">1.1.2.3 L'Homo Silicus </w:t>
+        <w:t>1.1.2.3 L'Homo Silicus</w:t>
+      </w:r>
+      <w:r>
+        <w:rPr>
+          <w:rFonts w:ascii="Times New Roman" w:hAnsi="Times New Roman" w:cs="Times New Roman"/>
+        </w:rPr>
+        <w:tab/>
+      </w:r>
+      <w:r>
+        <w:rPr>
+          <w:rFonts w:ascii="Times New Roman" w:hAnsi="Times New Roman" w:cs="Times New Roman"/>
+        </w:rPr>
+        <w:tab/>
+      </w:r>
+      <w:r>
+        <w:rPr>
+          <w:rFonts w:ascii="Times New Roman" w:hAnsi="Times New Roman" w:cs="Times New Roman"/>
+        </w:rPr>
+        <w:tab/>
+      </w:r>
+      <w:r>
+        <w:rPr>
+          <w:rFonts w:ascii="Times New Roman" w:hAnsi="Times New Roman" w:cs="Times New Roman"/>
+        </w:rPr>
+        <w:tab/>
+      </w:r>
+      <w:r>
+        <w:rPr>
+          <w:rFonts w:ascii="Times New Roman" w:hAnsi="Times New Roman" w:cs="Times New Roman"/>
+        </w:rPr>
+        <w:tab/>
+      </w:r>
+      <w:r>
+        <w:rPr>
+          <w:rFonts w:ascii="Times New Roman" w:hAnsi="Times New Roman" w:cs="Times New Roman"/>
+        </w:rPr>
+        <w:tab/>
+      </w:r>
+      <w:r>
+        <w:rPr>
+          <w:rFonts w:ascii="Times New Roman" w:hAnsi="Times New Roman" w:cs="Times New Roman"/>
+        </w:rPr>
+        <w:tab/>
+        <w:t>8</w:t>
       </w:r>
     </w:p>
     <w:p>
@@ -1041,6 +1299,19 @@
         <w:tab/>
         <w:t>1.1.2.4 Simuler l'humain ou observer une entité artificielle ?</w:t>
       </w:r>
+      <w:r>
+        <w:rPr>
+          <w:rFonts w:ascii="Times New Roman" w:hAnsi="Times New Roman" w:cs="Times New Roman"/>
+        </w:rPr>
+        <w:tab/>
+      </w:r>
+      <w:r>
+        <w:rPr>
+          <w:rFonts w:ascii="Times New Roman" w:hAnsi="Times New Roman" w:cs="Times New Roman"/>
+        </w:rPr>
+        <w:tab/>
+        <w:t>8</w:t>
+      </w:r>
     </w:p>
     <w:p>
       <w:pPr>
@@ -1057,6 +1328,43 @@
         <w:tab/>
         <w:t>1.1.3 AI Agent Behavoir / Game theory</w:t>
       </w:r>
+      <w:r>
+        <w:rPr>
+          <w:rFonts w:ascii="Times New Roman" w:hAnsi="Times New Roman" w:cs="Times New Roman"/>
+        </w:rPr>
+        <w:tab/>
+      </w:r>
+      <w:r>
+        <w:rPr>
+          <w:rFonts w:ascii="Times New Roman" w:hAnsi="Times New Roman" w:cs="Times New Roman"/>
+        </w:rPr>
+        <w:tab/>
+      </w:r>
+      <w:r>
+        <w:rPr>
+          <w:rFonts w:ascii="Times New Roman" w:hAnsi="Times New Roman" w:cs="Times New Roman"/>
+        </w:rPr>
+        <w:tab/>
+      </w:r>
+      <w:r>
+        <w:rPr>
+          <w:rFonts w:ascii="Times New Roman" w:hAnsi="Times New Roman" w:cs="Times New Roman"/>
+        </w:rPr>
+        <w:tab/>
+      </w:r>
+      <w:r>
+        <w:rPr>
+          <w:rFonts w:ascii="Times New Roman" w:hAnsi="Times New Roman" w:cs="Times New Roman"/>
+        </w:rPr>
+        <w:tab/>
+      </w:r>
+      <w:r>
+        <w:rPr>
+          <w:rFonts w:ascii="Times New Roman" w:hAnsi="Times New Roman" w:cs="Times New Roman"/>
+        </w:rPr>
+        <w:tab/>
+        <w:t>9</w:t>
+      </w:r>
     </w:p>
     <w:p>
       <w:pPr>
@@ -1077,7 +1385,32 @@
           <w:rFonts w:ascii="Times New Roman" w:hAnsi="Times New Roman" w:cs="Times New Roman"/>
         </w:rPr>
         <w:tab/>
-        <w:t>1.1.3.1 La science comportementale des agents d'intelligence artificielle</w:t>
+        <w:t>1.1.3.1 La science comportementale des agents</w:t>
+      </w:r>
+      <w:r>
+        <w:rPr>
+          <w:rFonts w:ascii="Times New Roman" w:hAnsi="Times New Roman" w:cs="Times New Roman"/>
+        </w:rPr>
+        <w:t xml:space="preserve"> ia</w:t>
+      </w:r>
+      <w:r>
+        <w:rPr>
+          <w:rFonts w:ascii="Times New Roman" w:hAnsi="Times New Roman" w:cs="Times New Roman"/>
+        </w:rPr>
+        <w:tab/>
+      </w:r>
+      <w:r>
+        <w:rPr>
+          <w:rFonts w:ascii="Times New Roman" w:hAnsi="Times New Roman" w:cs="Times New Roman"/>
+        </w:rPr>
+        <w:tab/>
+      </w:r>
+      <w:r>
+        <w:rPr>
+          <w:rFonts w:ascii="Times New Roman" w:hAnsi="Times New Roman" w:cs="Times New Roman"/>
+        </w:rPr>
+        <w:tab/>
+        <w:t>10</w:t>
       </w:r>
     </w:p>
     <w:p>
@@ -1102,21 +1435,42 @@
           <w:lang w:val="fr-FR"/>
         </w:rPr>
         <w:tab/>
-        <w:t>1.1.3.2 L'intersection</w:t>
-      </w:r>
-      <w:r>
-        <w:rPr>
-          <w:rFonts w:ascii="Times New Roman" w:hAnsi="Times New Roman" w:cs="Times New Roman"/>
-          <w:lang w:val="fr-FR"/>
-        </w:rPr>
-        <w:t xml:space="preserve"> </w:t>
-      </w:r>
-      <w:r>
-        <w:rPr>
-          <w:rFonts w:ascii="Times New Roman" w:hAnsi="Times New Roman" w:cs="Times New Roman"/>
-          <w:lang w:val="fr-FR"/>
-        </w:rPr>
-        <w:t>entre théorie des jeux et grands modèles de langage</w:t>
+        <w:t xml:space="preserve">1.1.3.2 L'intersection entre théorie des jeux et </w:t>
+      </w:r>
+      <w:r>
+        <w:rPr>
+          <w:rFonts w:ascii="Times New Roman" w:hAnsi="Times New Roman" w:cs="Times New Roman"/>
+          <w:lang w:val="fr-FR"/>
+        </w:rPr>
+        <w:t>llm</w:t>
+      </w:r>
+      <w:r>
+        <w:rPr>
+          <w:rFonts w:ascii="Times New Roman" w:hAnsi="Times New Roman" w:cs="Times New Roman"/>
+          <w:lang w:val="fr-FR"/>
+        </w:rPr>
+        <w:tab/>
+      </w:r>
+      <w:r>
+        <w:rPr>
+          <w:rFonts w:ascii="Times New Roman" w:hAnsi="Times New Roman" w:cs="Times New Roman"/>
+          <w:lang w:val="fr-FR"/>
+        </w:rPr>
+        <w:tab/>
+      </w:r>
+      <w:r>
+        <w:rPr>
+          <w:rFonts w:ascii="Times New Roman" w:hAnsi="Times New Roman" w:cs="Times New Roman"/>
+          <w:lang w:val="fr-FR"/>
+        </w:rPr>
+        <w:tab/>
+      </w:r>
+      <w:r>
+        <w:rPr>
+          <w:rFonts w:ascii="Times New Roman" w:hAnsi="Times New Roman" w:cs="Times New Roman"/>
+          <w:lang w:val="fr-FR"/>
+        </w:rPr>
+        <w:t>11</w:t>
       </w:r>
     </w:p>
     <w:p>
@@ -1143,6 +1497,28 @@
         <w:tab/>
         <w:t>1.1.3.3 Caractéristiques comportementales des agents</w:t>
       </w:r>
+      <w:r>
+        <w:rPr>
+          <w:rFonts w:ascii="Times New Roman" w:hAnsi="Times New Roman" w:cs="Times New Roman"/>
+          <w:lang w:val="fr-FR"/>
+        </w:rPr>
+        <w:tab/>
+      </w:r>
+      <w:r>
+        <w:rPr>
+          <w:rFonts w:ascii="Times New Roman" w:hAnsi="Times New Roman" w:cs="Times New Roman"/>
+          <w:lang w:val="fr-FR"/>
+        </w:rPr>
+        <w:tab/>
+      </w:r>
+      <w:r>
+        <w:rPr>
+          <w:rFonts w:ascii="Times New Roman" w:hAnsi="Times New Roman" w:cs="Times New Roman"/>
+          <w:lang w:val="fr-FR"/>
+        </w:rPr>
+        <w:tab/>
+        <w:t>11</w:t>
+      </w:r>
     </w:p>
     <w:p>
       <w:pPr>
@@ -1167,6 +1543,14 @@
         </w:rPr>
         <w:tab/>
         <w:t>1.1.3.4 Stratégisation et amélioration du raisonnement stratégique</w:t>
+      </w:r>
+      <w:r>
+        <w:rPr>
+          <w:rFonts w:ascii="Times New Roman" w:hAnsi="Times New Roman" w:cs="Times New Roman"/>
+          <w:lang w:val="fr-FR"/>
+        </w:rPr>
+        <w:tab/>
+        <w:t>12</w:t>
       </w:r>
     </w:p>
     <w:p>
@@ -1192,7 +1576,38 @@
         <w:rPr>
           <w:rFonts w:ascii="Times New Roman" w:hAnsi="Times New Roman" w:cs="Times New Roman"/>
         </w:rPr>
-        <w:t>1.2 Poket de Khun / jeux a information imparfaite</w:t>
+        <w:t>1.2 Poker de Khun / jeux a information imparfaite</w:t>
+      </w:r>
+      <w:r>
+        <w:rPr>
+          <w:rFonts w:ascii="Times New Roman" w:hAnsi="Times New Roman" w:cs="Times New Roman"/>
+        </w:rPr>
+        <w:tab/>
+      </w:r>
+      <w:r>
+        <w:rPr>
+          <w:rFonts w:ascii="Times New Roman" w:hAnsi="Times New Roman" w:cs="Times New Roman"/>
+        </w:rPr>
+        <w:tab/>
+      </w:r>
+      <w:r>
+        <w:rPr>
+          <w:rFonts w:ascii="Times New Roman" w:hAnsi="Times New Roman" w:cs="Times New Roman"/>
+        </w:rPr>
+        <w:tab/>
+      </w:r>
+      <w:r>
+        <w:rPr>
+          <w:rFonts w:ascii="Times New Roman" w:hAnsi="Times New Roman" w:cs="Times New Roman"/>
+        </w:rPr>
+        <w:tab/>
+      </w:r>
+      <w:r>
+        <w:rPr>
+          <w:rFonts w:ascii="Times New Roman" w:hAnsi="Times New Roman" w:cs="Times New Roman"/>
+        </w:rPr>
+        <w:tab/>
+        <w:t>13</w:t>
       </w:r>
     </w:p>
     <w:p>
@@ -1220,58 +1635,123 @@
         <w:tab/>
         <w:t>1.2.1 Les jeux à information imparfaite et de signalling</w:t>
       </w:r>
-    </w:p>
-    <w:p>
-      <w:pPr>
-        <w:jc w:val="both"/>
-        <w:rPr>
-          <w:rFonts w:ascii="Times New Roman" w:hAnsi="Times New Roman" w:cs="Times New Roman"/>
-        </w:rPr>
-      </w:pPr>
-      <w:r>
-        <w:rPr>
-          <w:rFonts w:ascii="Times New Roman" w:hAnsi="Times New Roman" w:cs="Times New Roman"/>
-        </w:rPr>
-        <w:tab/>
-      </w:r>
-      <w:r>
-        <w:rPr>
-          <w:rFonts w:ascii="Times New Roman" w:hAnsi="Times New Roman" w:cs="Times New Roman"/>
-        </w:rPr>
-        <w:tab/>
-      </w:r>
-      <w:r>
-        <w:rPr>
-          <w:rFonts w:ascii="Times New Roman" w:hAnsi="Times New Roman" w:cs="Times New Roman"/>
-        </w:rPr>
+      <w:r>
+        <w:rPr>
+          <w:rFonts w:ascii="Times New Roman" w:hAnsi="Times New Roman" w:cs="Times New Roman"/>
+        </w:rPr>
+        <w:tab/>
+      </w:r>
+      <w:r>
+        <w:rPr>
+          <w:rFonts w:ascii="Times New Roman" w:hAnsi="Times New Roman" w:cs="Times New Roman"/>
+        </w:rPr>
+        <w:tab/>
+      </w:r>
+      <w:r>
+        <w:rPr>
+          <w:rFonts w:ascii="Times New Roman" w:hAnsi="Times New Roman" w:cs="Times New Roman"/>
+        </w:rPr>
+        <w:tab/>
+      </w:r>
+      <w:r>
+        <w:rPr>
+          <w:rFonts w:ascii="Times New Roman" w:hAnsi="Times New Roman" w:cs="Times New Roman"/>
+        </w:rPr>
+        <w:tab/>
+        <w:t>13</w:t>
+      </w:r>
+    </w:p>
+    <w:p>
+      <w:pPr>
+        <w:jc w:val="both"/>
+        <w:rPr>
+          <w:rFonts w:ascii="Times New Roman" w:hAnsi="Times New Roman" w:cs="Times New Roman"/>
+        </w:rPr>
+      </w:pPr>
+      <w:r>
+        <w:rPr>
+          <w:rFonts w:ascii="Times New Roman" w:hAnsi="Times New Roman" w:cs="Times New Roman"/>
+        </w:rPr>
+        <w:tab/>
+      </w:r>
+      <w:r>
+        <w:rPr>
+          <w:rFonts w:ascii="Times New Roman" w:hAnsi="Times New Roman" w:cs="Times New Roman"/>
+        </w:rPr>
+        <w:tab/>
         <w:t>1.2.2 Présentation conceptuelle et résolution du Poker de Kuhn</w:t>
       </w:r>
-    </w:p>
-    <w:p>
-      <w:pPr>
-        <w:jc w:val="both"/>
-        <w:rPr>
-          <w:rFonts w:ascii="Times New Roman" w:hAnsi="Times New Roman" w:cs="Times New Roman"/>
-        </w:rPr>
-      </w:pPr>
-      <w:r>
-        <w:rPr>
-          <w:rFonts w:ascii="Times New Roman" w:hAnsi="Times New Roman" w:cs="Times New Roman"/>
-        </w:rPr>
-        <w:tab/>
-      </w:r>
-      <w:r>
-        <w:rPr>
-          <w:rFonts w:ascii="Times New Roman" w:hAnsi="Times New Roman" w:cs="Times New Roman"/>
-        </w:rPr>
-        <w:tab/>
-      </w:r>
-      <w:r>
-        <w:rPr>
-          <w:rFonts w:ascii="Times New Roman" w:hAnsi="Times New Roman" w:cs="Times New Roman"/>
-        </w:rPr>
+      <w:r>
+        <w:rPr>
+          <w:rFonts w:ascii="Times New Roman" w:hAnsi="Times New Roman" w:cs="Times New Roman"/>
+        </w:rPr>
+        <w:tab/>
+      </w:r>
+      <w:r>
+        <w:rPr>
+          <w:rFonts w:ascii="Times New Roman" w:hAnsi="Times New Roman" w:cs="Times New Roman"/>
+        </w:rPr>
+        <w:tab/>
+      </w:r>
+      <w:r>
+        <w:rPr>
+          <w:rFonts w:ascii="Times New Roman" w:hAnsi="Times New Roman" w:cs="Times New Roman"/>
+        </w:rPr>
+        <w:tab/>
+        <w:t>14</w:t>
+      </w:r>
+    </w:p>
+    <w:p>
+      <w:pPr>
+        <w:jc w:val="both"/>
+        <w:rPr>
+          <w:rFonts w:ascii="Times New Roman" w:hAnsi="Times New Roman" w:cs="Times New Roman"/>
+        </w:rPr>
+      </w:pPr>
+      <w:r>
+        <w:rPr>
+          <w:rFonts w:ascii="Times New Roman" w:hAnsi="Times New Roman" w:cs="Times New Roman"/>
+        </w:rPr>
+        <w:tab/>
+      </w:r>
+      <w:r>
+        <w:rPr>
+          <w:rFonts w:ascii="Times New Roman" w:hAnsi="Times New Roman" w:cs="Times New Roman"/>
+        </w:rPr>
+        <w:tab/>
         <w:t>1.2.3 Évaluation des IA sur le Poker de Kuhn</w:t>
       </w:r>
+      <w:r>
+        <w:rPr>
+          <w:rFonts w:ascii="Times New Roman" w:hAnsi="Times New Roman" w:cs="Times New Roman"/>
+        </w:rPr>
+        <w:tab/>
+      </w:r>
+      <w:r>
+        <w:rPr>
+          <w:rFonts w:ascii="Times New Roman" w:hAnsi="Times New Roman" w:cs="Times New Roman"/>
+        </w:rPr>
+        <w:tab/>
+      </w:r>
+      <w:r>
+        <w:rPr>
+          <w:rFonts w:ascii="Times New Roman" w:hAnsi="Times New Roman" w:cs="Times New Roman"/>
+        </w:rPr>
+        <w:tab/>
+      </w:r>
+      <w:r>
+        <w:rPr>
+          <w:rFonts w:ascii="Times New Roman" w:hAnsi="Times New Roman" w:cs="Times New Roman"/>
+        </w:rPr>
+        <w:tab/>
+      </w:r>
+      <w:r>
+        <w:rPr>
+          <w:rFonts w:ascii="Times New Roman" w:hAnsi="Times New Roman" w:cs="Times New Roman"/>
+        </w:rPr>
+        <w:tab/>
+        <w:t>14</w:t>
+      </w:r>
     </w:p>
     <w:p>
       <w:pPr>
@@ -1288,15 +1768,79 @@
         <w:jc w:val="both"/>
         <w:rPr>
           <w:rFonts w:ascii="Times New Roman" w:hAnsi="Times New Roman" w:cs="Times New Roman"/>
-          <w:lang w:val="fr-FR"/>
-        </w:rPr>
-      </w:pPr>
-      <w:r>
-        <w:rPr>
-          <w:rFonts w:ascii="Times New Roman" w:hAnsi="Times New Roman" w:cs="Times New Roman"/>
+          <w:lang w:val="en-GB"/>
+        </w:rPr>
+      </w:pPr>
+      <w:r>
+        <w:rPr>
+          <w:rFonts w:ascii="Times New Roman" w:hAnsi="Times New Roman" w:cs="Times New Roman"/>
+          <w:lang w:val="en-GB"/>
         </w:rPr>
         <w:t>1.3 In context Learning et adaptation</w:t>
       </w:r>
+      <w:r>
+        <w:rPr>
+          <w:rFonts w:ascii="Times New Roman" w:hAnsi="Times New Roman" w:cs="Times New Roman"/>
+          <w:lang w:val="en-GB"/>
+        </w:rPr>
+        <w:tab/>
+      </w:r>
+      <w:r>
+        <w:rPr>
+          <w:rFonts w:ascii="Times New Roman" w:hAnsi="Times New Roman" w:cs="Times New Roman"/>
+          <w:lang w:val="en-GB"/>
+        </w:rPr>
+        <w:tab/>
+      </w:r>
+      <w:r>
+        <w:rPr>
+          <w:rFonts w:ascii="Times New Roman" w:hAnsi="Times New Roman" w:cs="Times New Roman"/>
+          <w:lang w:val="en-GB"/>
+        </w:rPr>
+        <w:tab/>
+      </w:r>
+      <w:r>
+        <w:rPr>
+          <w:rFonts w:ascii="Times New Roman" w:hAnsi="Times New Roman" w:cs="Times New Roman"/>
+          <w:lang w:val="en-GB"/>
+        </w:rPr>
+        <w:tab/>
+      </w:r>
+      <w:r>
+        <w:rPr>
+          <w:rFonts w:ascii="Times New Roman" w:hAnsi="Times New Roman" w:cs="Times New Roman"/>
+          <w:lang w:val="en-GB"/>
+        </w:rPr>
+        <w:tab/>
+      </w:r>
+      <w:r>
+        <w:rPr>
+          <w:rFonts w:ascii="Times New Roman" w:hAnsi="Times New Roman" w:cs="Times New Roman"/>
+          <w:lang w:val="en-GB"/>
+        </w:rPr>
+        <w:tab/>
+      </w:r>
+      <w:r>
+        <w:rPr>
+          <w:rFonts w:ascii="Times New Roman" w:hAnsi="Times New Roman" w:cs="Times New Roman"/>
+          <w:lang w:val="en-GB"/>
+        </w:rPr>
+        <w:tab/>
+      </w:r>
+      <w:r>
+        <w:rPr>
+          <w:rFonts w:ascii="Times New Roman" w:hAnsi="Times New Roman" w:cs="Times New Roman"/>
+          <w:lang w:val="en-GB"/>
+        </w:rPr>
+        <w:t>1</w:t>
+      </w:r>
+      <w:r>
+        <w:rPr>
+          <w:rFonts w:ascii="Times New Roman" w:hAnsi="Times New Roman" w:cs="Times New Roman"/>
+          <w:lang w:val="en-GB"/>
+        </w:rPr>
+        <w:t>6</w:t>
+      </w:r>
     </w:p>
     <w:p>
       <w:pPr>
@@ -1304,7 +1848,7 @@
         <w:jc w:val="both"/>
         <w:rPr>
           <w:rFonts w:ascii="Times New Roman" w:hAnsi="Times New Roman" w:cs="Times New Roman"/>
-          <w:lang w:val="fr-FR"/>
+          <w:lang w:val="en-GB"/>
         </w:rPr>
       </w:pPr>
     </w:p>
@@ -1318,125 +1862,276 @@
       <w:r>
         <w:rPr>
           <w:rFonts w:ascii="Times New Roman" w:hAnsi="Times New Roman" w:cs="Times New Roman"/>
-        </w:rPr>
-        <w:tab/>
-        <w:t xml:space="preserve">1.3.1 Adaptation de l'agent individuel </w:t>
-      </w:r>
-    </w:p>
-    <w:p>
-      <w:pPr>
-        <w:jc w:val="both"/>
-        <w:rPr>
-          <w:rFonts w:ascii="Times New Roman" w:hAnsi="Times New Roman" w:cs="Times New Roman"/>
-        </w:rPr>
-      </w:pPr>
-      <w:r>
-        <w:rPr>
-          <w:rFonts w:ascii="Times New Roman" w:hAnsi="Times New Roman" w:cs="Times New Roman"/>
-        </w:rPr>
-        <w:tab/>
-      </w:r>
-      <w:r>
-        <w:rPr>
-          <w:rFonts w:ascii="Times New Roman" w:hAnsi="Times New Roman" w:cs="Times New Roman"/>
-        </w:rPr>
-        <w:tab/>
-      </w:r>
-      <w:r>
-        <w:rPr>
-          <w:rFonts w:ascii="Times New Roman" w:hAnsi="Times New Roman" w:cs="Times New Roman"/>
-        </w:rPr>
-        <w:t xml:space="preserve">1.3.2 Les mécanismes d'adaptation </w:t>
-      </w:r>
-    </w:p>
-    <w:p>
-      <w:pPr>
-        <w:jc w:val="both"/>
-        <w:rPr>
-          <w:rFonts w:ascii="Times New Roman" w:hAnsi="Times New Roman" w:cs="Times New Roman"/>
-          <w:lang w:val="fr-FR"/>
-        </w:rPr>
-      </w:pPr>
-      <w:r>
-        <w:rPr>
-          <w:rFonts w:ascii="Times New Roman" w:hAnsi="Times New Roman" w:cs="Times New Roman"/>
-          <w:lang w:val="fr-FR"/>
-        </w:rPr>
-        <w:tab/>
-      </w:r>
-      <w:r>
-        <w:rPr>
-          <w:rFonts w:ascii="Times New Roman" w:hAnsi="Times New Roman" w:cs="Times New Roman"/>
-          <w:lang w:val="fr-FR"/>
-        </w:rPr>
-        <w:tab/>
-      </w:r>
-      <w:r>
-        <w:rPr>
-          <w:rFonts w:ascii="Times New Roman" w:hAnsi="Times New Roman" w:cs="Times New Roman"/>
-          <w:lang w:val="fr-FR"/>
-        </w:rPr>
-        <w:t xml:space="preserve">1.3.3 Les architectures de mémoire persistante auto-générée </w:t>
-      </w:r>
-    </w:p>
-    <w:p>
-      <w:pPr>
-        <w:jc w:val="both"/>
-        <w:rPr>
-          <w:rFonts w:ascii="Times New Roman" w:hAnsi="Times New Roman" w:cs="Times New Roman"/>
-          <w:lang w:val="fr-FR"/>
-        </w:rPr>
-      </w:pPr>
-      <w:r>
-        <w:rPr>
-          <w:rFonts w:ascii="Times New Roman" w:hAnsi="Times New Roman" w:cs="Times New Roman"/>
-          <w:lang w:val="fr-FR"/>
-        </w:rPr>
-        <w:tab/>
-      </w:r>
-      <w:r>
-        <w:rPr>
-          <w:rFonts w:ascii="Times New Roman" w:hAnsi="Times New Roman" w:cs="Times New Roman"/>
-          <w:lang w:val="fr-FR"/>
-        </w:rPr>
-        <w:tab/>
-      </w:r>
-      <w:r>
-        <w:rPr>
-          <w:rFonts w:ascii="Times New Roman" w:hAnsi="Times New Roman" w:cs="Times New Roman"/>
-          <w:lang w:val="fr-FR"/>
-        </w:rPr>
-        <w:t xml:space="preserve">1.3.4 Le paradigme en terrain stratégique et adversarial </w:t>
-      </w:r>
-    </w:p>
-    <w:p>
-      <w:pPr>
-        <w:jc w:val="both"/>
-        <w:rPr>
-          <w:rFonts w:ascii="Times New Roman" w:hAnsi="Times New Roman" w:cs="Times New Roman"/>
-          <w:lang w:val="fr-FR"/>
-        </w:rPr>
-      </w:pPr>
-      <w:r>
-        <w:rPr>
-          <w:rFonts w:ascii="Times New Roman" w:hAnsi="Times New Roman" w:cs="Times New Roman"/>
-          <w:lang w:val="fr-FR"/>
-        </w:rPr>
-        <w:tab/>
-      </w:r>
-      <w:r>
-        <w:rPr>
-          <w:rFonts w:ascii="Times New Roman" w:hAnsi="Times New Roman" w:cs="Times New Roman"/>
-          <w:lang w:val="fr-FR"/>
-        </w:rPr>
-        <w:tab/>
-      </w:r>
-      <w:r>
-        <w:rPr>
-          <w:rFonts w:ascii="Times New Roman" w:hAnsi="Times New Roman" w:cs="Times New Roman"/>
-          <w:lang w:val="fr-FR"/>
-        </w:rPr>
+          <w:lang w:val="en-GB"/>
+        </w:rPr>
+        <w:tab/>
+      </w:r>
+      <w:r>
+        <w:rPr>
+          <w:rFonts w:ascii="Times New Roman" w:hAnsi="Times New Roman" w:cs="Times New Roman"/>
+        </w:rPr>
+        <w:t>1.3.1 Adaptation de l'agent individuel</w:t>
+      </w:r>
+      <w:r>
+        <w:rPr>
+          <w:rFonts w:ascii="Times New Roman" w:hAnsi="Times New Roman" w:cs="Times New Roman"/>
+        </w:rPr>
+        <w:tab/>
+      </w:r>
+      <w:r>
+        <w:rPr>
+          <w:rFonts w:ascii="Times New Roman" w:hAnsi="Times New Roman" w:cs="Times New Roman"/>
+        </w:rPr>
+        <w:tab/>
+      </w:r>
+      <w:r>
+        <w:rPr>
+          <w:rFonts w:ascii="Times New Roman" w:hAnsi="Times New Roman" w:cs="Times New Roman"/>
+        </w:rPr>
+        <w:tab/>
+      </w:r>
+      <w:r>
+        <w:rPr>
+          <w:rFonts w:ascii="Times New Roman" w:hAnsi="Times New Roman" w:cs="Times New Roman"/>
+        </w:rPr>
+        <w:tab/>
+      </w:r>
+      <w:r>
+        <w:rPr>
+          <w:rFonts w:ascii="Times New Roman" w:hAnsi="Times New Roman" w:cs="Times New Roman"/>
+        </w:rPr>
+        <w:tab/>
+      </w:r>
+      <w:r>
+        <w:rPr>
+          <w:rFonts w:ascii="Times New Roman" w:hAnsi="Times New Roman" w:cs="Times New Roman"/>
+        </w:rPr>
+        <w:tab/>
+        <w:t>16</w:t>
+      </w:r>
+    </w:p>
+    <w:p>
+      <w:pPr>
+        <w:jc w:val="both"/>
+        <w:rPr>
+          <w:rFonts w:ascii="Times New Roman" w:hAnsi="Times New Roman" w:cs="Times New Roman"/>
+        </w:rPr>
+      </w:pPr>
+      <w:r>
+        <w:rPr>
+          <w:rFonts w:ascii="Times New Roman" w:hAnsi="Times New Roman" w:cs="Times New Roman"/>
+        </w:rPr>
+        <w:tab/>
+      </w:r>
+      <w:r>
+        <w:rPr>
+          <w:rFonts w:ascii="Times New Roman" w:hAnsi="Times New Roman" w:cs="Times New Roman"/>
+        </w:rPr>
+        <w:tab/>
+        <w:t>1.3.2 Les mécanismes d'adaptation</w:t>
+      </w:r>
+      <w:r>
+        <w:rPr>
+          <w:rFonts w:ascii="Times New Roman" w:hAnsi="Times New Roman" w:cs="Times New Roman"/>
+        </w:rPr>
+        <w:tab/>
+      </w:r>
+      <w:r>
+        <w:rPr>
+          <w:rFonts w:ascii="Times New Roman" w:hAnsi="Times New Roman" w:cs="Times New Roman"/>
+        </w:rPr>
+        <w:tab/>
+      </w:r>
+      <w:r>
+        <w:rPr>
+          <w:rFonts w:ascii="Times New Roman" w:hAnsi="Times New Roman" w:cs="Times New Roman"/>
+        </w:rPr>
+        <w:tab/>
+      </w:r>
+      <w:r>
+        <w:rPr>
+          <w:rFonts w:ascii="Times New Roman" w:hAnsi="Times New Roman" w:cs="Times New Roman"/>
+        </w:rPr>
+        <w:tab/>
+      </w:r>
+      <w:r>
+        <w:rPr>
+          <w:rFonts w:ascii="Times New Roman" w:hAnsi="Times New Roman" w:cs="Times New Roman"/>
+        </w:rPr>
+        <w:tab/>
+      </w:r>
+      <w:r>
+        <w:rPr>
+          <w:rFonts w:ascii="Times New Roman" w:hAnsi="Times New Roman" w:cs="Times New Roman"/>
+        </w:rPr>
+        <w:tab/>
+        <w:t>16</w:t>
+      </w:r>
+    </w:p>
+    <w:p>
+      <w:pPr>
+        <w:jc w:val="both"/>
+        <w:rPr>
+          <w:rFonts w:ascii="Times New Roman" w:hAnsi="Times New Roman" w:cs="Times New Roman"/>
+          <w:lang w:val="fr-FR"/>
+        </w:rPr>
+      </w:pPr>
+      <w:r>
+        <w:rPr>
+          <w:rFonts w:ascii="Times New Roman" w:hAnsi="Times New Roman" w:cs="Times New Roman"/>
+          <w:lang w:val="fr-FR"/>
+        </w:rPr>
+        <w:tab/>
+      </w:r>
+      <w:r>
+        <w:rPr>
+          <w:rFonts w:ascii="Times New Roman" w:hAnsi="Times New Roman" w:cs="Times New Roman"/>
+          <w:lang w:val="fr-FR"/>
+        </w:rPr>
+        <w:tab/>
+        <w:t>1.3.3 Les architectures de mémoire persistante auto-générée</w:t>
+      </w:r>
+      <w:r>
+        <w:rPr>
+          <w:rFonts w:ascii="Times New Roman" w:hAnsi="Times New Roman" w:cs="Times New Roman"/>
+          <w:lang w:val="fr-FR"/>
+        </w:rPr>
+        <w:tab/>
+      </w:r>
+      <w:r>
+        <w:rPr>
+          <w:rFonts w:ascii="Times New Roman" w:hAnsi="Times New Roman" w:cs="Times New Roman"/>
+          <w:lang w:val="fr-FR"/>
+        </w:rPr>
+        <w:tab/>
+      </w:r>
+      <w:r>
+        <w:rPr>
+          <w:rFonts w:ascii="Times New Roman" w:hAnsi="Times New Roman" w:cs="Times New Roman"/>
+          <w:lang w:val="fr-FR"/>
+        </w:rPr>
+        <w:tab/>
+        <w:t>18</w:t>
+      </w:r>
+    </w:p>
+    <w:p>
+      <w:pPr>
+        <w:jc w:val="both"/>
+        <w:rPr>
+          <w:rFonts w:ascii="Times New Roman" w:hAnsi="Times New Roman" w:cs="Times New Roman"/>
+          <w:lang w:val="fr-FR"/>
+        </w:rPr>
+      </w:pPr>
+      <w:r>
+        <w:rPr>
+          <w:rFonts w:ascii="Times New Roman" w:hAnsi="Times New Roman" w:cs="Times New Roman"/>
+          <w:lang w:val="fr-FR"/>
+        </w:rPr>
+        <w:tab/>
+      </w:r>
+      <w:r>
+        <w:rPr>
+          <w:rFonts w:ascii="Times New Roman" w:hAnsi="Times New Roman" w:cs="Times New Roman"/>
+          <w:lang w:val="fr-FR"/>
+        </w:rPr>
+        <w:tab/>
+        <w:t>1.3.4 Le paradigme en terrain stratégique et adversarial</w:t>
+      </w:r>
+      <w:r>
+        <w:rPr>
+          <w:rFonts w:ascii="Times New Roman" w:hAnsi="Times New Roman" w:cs="Times New Roman"/>
+          <w:lang w:val="fr-FR"/>
+        </w:rPr>
+        <w:tab/>
+      </w:r>
+      <w:r>
+        <w:rPr>
+          <w:rFonts w:ascii="Times New Roman" w:hAnsi="Times New Roman" w:cs="Times New Roman"/>
+          <w:lang w:val="fr-FR"/>
+        </w:rPr>
+        <w:tab/>
+      </w:r>
+      <w:r>
+        <w:rPr>
+          <w:rFonts w:ascii="Times New Roman" w:hAnsi="Times New Roman" w:cs="Times New Roman"/>
+          <w:lang w:val="fr-FR"/>
+        </w:rPr>
+        <w:tab/>
+      </w:r>
+      <w:r>
+        <w:rPr>
+          <w:rFonts w:ascii="Times New Roman" w:hAnsi="Times New Roman" w:cs="Times New Roman"/>
+          <w:lang w:val="fr-FR"/>
+        </w:rPr>
+        <w:tab/>
+        <w:t>18</w:t>
+      </w:r>
+    </w:p>
+    <w:p>
+      <w:pPr>
+        <w:jc w:val="both"/>
+        <w:rPr>
+          <w:rFonts w:ascii="Times New Roman" w:hAnsi="Times New Roman" w:cs="Times New Roman"/>
+          <w:lang w:val="fr-FR"/>
+        </w:rPr>
+      </w:pPr>
+      <w:r>
+        <w:rPr>
+          <w:rFonts w:ascii="Times New Roman" w:hAnsi="Times New Roman" w:cs="Times New Roman"/>
+          <w:lang w:val="fr-FR"/>
+        </w:rPr>
+        <w:tab/>
+      </w:r>
+      <w:r>
+        <w:rPr>
+          <w:rFonts w:ascii="Times New Roman" w:hAnsi="Times New Roman" w:cs="Times New Roman"/>
+          <w:lang w:val="fr-FR"/>
+        </w:rPr>
+        <w:tab/>
         <w:t>1.3.5 Le positionnement de la recherche</w:t>
+      </w:r>
+      <w:r>
+        <w:rPr>
+          <w:rFonts w:ascii="Times New Roman" w:hAnsi="Times New Roman" w:cs="Times New Roman"/>
+          <w:lang w:val="fr-FR"/>
+        </w:rPr>
+        <w:tab/>
+      </w:r>
+      <w:r>
+        <w:rPr>
+          <w:rFonts w:ascii="Times New Roman" w:hAnsi="Times New Roman" w:cs="Times New Roman"/>
+          <w:lang w:val="fr-FR"/>
+        </w:rPr>
+        <w:tab/>
+      </w:r>
+      <w:r>
+        <w:rPr>
+          <w:rFonts w:ascii="Times New Roman" w:hAnsi="Times New Roman" w:cs="Times New Roman"/>
+          <w:lang w:val="fr-FR"/>
+        </w:rPr>
+        <w:tab/>
+      </w:r>
+      <w:r>
+        <w:rPr>
+          <w:rFonts w:ascii="Times New Roman" w:hAnsi="Times New Roman" w:cs="Times New Roman"/>
+          <w:lang w:val="fr-FR"/>
+        </w:rPr>
+        <w:tab/>
+      </w:r>
+      <w:r>
+        <w:rPr>
+          <w:rFonts w:ascii="Times New Roman" w:hAnsi="Times New Roman" w:cs="Times New Roman"/>
+          <w:lang w:val="fr-FR"/>
+        </w:rPr>
+        <w:tab/>
+      </w:r>
+      <w:r>
+        <w:rPr>
+          <w:rFonts w:ascii="Times New Roman" w:hAnsi="Times New Roman" w:cs="Times New Roman"/>
+          <w:lang w:val="fr-FR"/>
+        </w:rPr>
+        <w:tab/>
+        <w:t>20</w:t>
       </w:r>
     </w:p>
     <w:p>
@@ -1475,6 +2170,79 @@
         <w:tab/>
         <w:t>Méthodologie</w:t>
       </w:r>
+      <w:r>
+        <w:rPr>
+          <w:rFonts w:ascii="Times New Roman" w:hAnsi="Times New Roman" w:cs="Times New Roman"/>
+          <w:b/>
+          <w:bCs/>
+        </w:rPr>
+        <w:tab/>
+      </w:r>
+      <w:r>
+        <w:rPr>
+          <w:rFonts w:ascii="Times New Roman" w:hAnsi="Times New Roman" w:cs="Times New Roman"/>
+          <w:b/>
+          <w:bCs/>
+        </w:rPr>
+        <w:tab/>
+      </w:r>
+      <w:r>
+        <w:rPr>
+          <w:rFonts w:ascii="Times New Roman" w:hAnsi="Times New Roman" w:cs="Times New Roman"/>
+          <w:b/>
+          <w:bCs/>
+        </w:rPr>
+        <w:tab/>
+      </w:r>
+      <w:r>
+        <w:rPr>
+          <w:rFonts w:ascii="Times New Roman" w:hAnsi="Times New Roman" w:cs="Times New Roman"/>
+          <w:b/>
+          <w:bCs/>
+        </w:rPr>
+        <w:tab/>
+      </w:r>
+      <w:r>
+        <w:rPr>
+          <w:rFonts w:ascii="Times New Roman" w:hAnsi="Times New Roman" w:cs="Times New Roman"/>
+          <w:b/>
+          <w:bCs/>
+        </w:rPr>
+        <w:tab/>
+      </w:r>
+      <w:r>
+        <w:rPr>
+          <w:rFonts w:ascii="Times New Roman" w:hAnsi="Times New Roman" w:cs="Times New Roman"/>
+          <w:b/>
+          <w:bCs/>
+        </w:rPr>
+        <w:tab/>
+      </w:r>
+      <w:r>
+        <w:rPr>
+          <w:rFonts w:ascii="Times New Roman" w:hAnsi="Times New Roman" w:cs="Times New Roman"/>
+          <w:b/>
+          <w:bCs/>
+        </w:rPr>
+        <w:tab/>
+      </w:r>
+      <w:r>
+        <w:rPr>
+          <w:rFonts w:ascii="Times New Roman" w:hAnsi="Times New Roman" w:cs="Times New Roman"/>
+          <w:b/>
+          <w:bCs/>
+        </w:rPr>
+        <w:tab/>
+      </w:r>
+      <w:r>
+        <w:rPr>
+          <w:rFonts w:ascii="Times New Roman" w:hAnsi="Times New Roman" w:cs="Times New Roman"/>
+          <w:b/>
+          <w:bCs/>
+        </w:rPr>
+        <w:tab/>
+        <w:t>21</w:t>
+      </w:r>
     </w:p>
     <w:p>
       <w:pPr>
@@ -1500,6 +2268,49 @@
         </w:rPr>
         <w:t>2.1 Des questions aux hypothèses</w:t>
       </w:r>
+      <w:r>
+        <w:rPr>
+          <w:rFonts w:ascii="Times New Roman" w:hAnsi="Times New Roman" w:cs="Times New Roman"/>
+        </w:rPr>
+        <w:tab/>
+      </w:r>
+      <w:r>
+        <w:rPr>
+          <w:rFonts w:ascii="Times New Roman" w:hAnsi="Times New Roman" w:cs="Times New Roman"/>
+        </w:rPr>
+        <w:tab/>
+      </w:r>
+      <w:r>
+        <w:rPr>
+          <w:rFonts w:ascii="Times New Roman" w:hAnsi="Times New Roman" w:cs="Times New Roman"/>
+        </w:rPr>
+        <w:tab/>
+      </w:r>
+      <w:r>
+        <w:rPr>
+          <w:rFonts w:ascii="Times New Roman" w:hAnsi="Times New Roman" w:cs="Times New Roman"/>
+        </w:rPr>
+        <w:tab/>
+      </w:r>
+      <w:r>
+        <w:rPr>
+          <w:rFonts w:ascii="Times New Roman" w:hAnsi="Times New Roman" w:cs="Times New Roman"/>
+        </w:rPr>
+        <w:tab/>
+      </w:r>
+      <w:r>
+        <w:rPr>
+          <w:rFonts w:ascii="Times New Roman" w:hAnsi="Times New Roman" w:cs="Times New Roman"/>
+        </w:rPr>
+        <w:tab/>
+      </w:r>
+      <w:r>
+        <w:rPr>
+          <w:rFonts w:ascii="Times New Roman" w:hAnsi="Times New Roman" w:cs="Times New Roman"/>
+        </w:rPr>
+        <w:tab/>
+        <w:t>21</w:t>
+      </w:r>
     </w:p>
     <w:p>
       <w:pPr>
@@ -1516,6 +2327,49 @@
         <w:tab/>
         <w:t>2.1.1 Ce qu'il faut mesurer</w:t>
       </w:r>
+      <w:r>
+        <w:rPr>
+          <w:rFonts w:ascii="Times New Roman" w:hAnsi="Times New Roman" w:cs="Times New Roman"/>
+        </w:rPr>
+        <w:tab/>
+      </w:r>
+      <w:r>
+        <w:rPr>
+          <w:rFonts w:ascii="Times New Roman" w:hAnsi="Times New Roman" w:cs="Times New Roman"/>
+        </w:rPr>
+        <w:tab/>
+      </w:r>
+      <w:r>
+        <w:rPr>
+          <w:rFonts w:ascii="Times New Roman" w:hAnsi="Times New Roman" w:cs="Times New Roman"/>
+        </w:rPr>
+        <w:tab/>
+      </w:r>
+      <w:r>
+        <w:rPr>
+          <w:rFonts w:ascii="Times New Roman" w:hAnsi="Times New Roman" w:cs="Times New Roman"/>
+        </w:rPr>
+        <w:tab/>
+      </w:r>
+      <w:r>
+        <w:rPr>
+          <w:rFonts w:ascii="Times New Roman" w:hAnsi="Times New Roman" w:cs="Times New Roman"/>
+        </w:rPr>
+        <w:tab/>
+      </w:r>
+      <w:r>
+        <w:rPr>
+          <w:rFonts w:ascii="Times New Roman" w:hAnsi="Times New Roman" w:cs="Times New Roman"/>
+        </w:rPr>
+        <w:tab/>
+      </w:r>
+      <w:r>
+        <w:rPr>
+          <w:rFonts w:ascii="Times New Roman" w:hAnsi="Times New Roman" w:cs="Times New Roman"/>
+        </w:rPr>
+        <w:tab/>
+        <w:t>21</w:t>
+      </w:r>
     </w:p>
     <w:p>
       <w:pPr>
@@ -1531,6 +2385,49 @@
         </w:rPr>
         <w:t>2.1.2 Les quatre hypothèses</w:t>
       </w:r>
+      <w:r>
+        <w:rPr>
+          <w:rFonts w:ascii="Times New Roman" w:hAnsi="Times New Roman" w:cs="Times New Roman"/>
+        </w:rPr>
+        <w:tab/>
+      </w:r>
+      <w:r>
+        <w:rPr>
+          <w:rFonts w:ascii="Times New Roman" w:hAnsi="Times New Roman" w:cs="Times New Roman"/>
+        </w:rPr>
+        <w:tab/>
+      </w:r>
+      <w:r>
+        <w:rPr>
+          <w:rFonts w:ascii="Times New Roman" w:hAnsi="Times New Roman" w:cs="Times New Roman"/>
+        </w:rPr>
+        <w:tab/>
+      </w:r>
+      <w:r>
+        <w:rPr>
+          <w:rFonts w:ascii="Times New Roman" w:hAnsi="Times New Roman" w:cs="Times New Roman"/>
+        </w:rPr>
+        <w:tab/>
+      </w:r>
+      <w:r>
+        <w:rPr>
+          <w:rFonts w:ascii="Times New Roman" w:hAnsi="Times New Roman" w:cs="Times New Roman"/>
+        </w:rPr>
+        <w:tab/>
+      </w:r>
+      <w:r>
+        <w:rPr>
+          <w:rFonts w:ascii="Times New Roman" w:hAnsi="Times New Roman" w:cs="Times New Roman"/>
+        </w:rPr>
+        <w:tab/>
+      </w:r>
+      <w:r>
+        <w:rPr>
+          <w:rFonts w:ascii="Times New Roman" w:hAnsi="Times New Roman" w:cs="Times New Roman"/>
+        </w:rPr>
+        <w:tab/>
+        <w:t>21</w:t>
+      </w:r>
     </w:p>
     <w:p>
       <w:pPr>
@@ -1547,6 +2444,43 @@
         <w:tab/>
         <w:t>2.1.3 Les trois instruments de mesure</w:t>
       </w:r>
+      <w:r>
+        <w:rPr>
+          <w:rFonts w:ascii="Times New Roman" w:hAnsi="Times New Roman" w:cs="Times New Roman"/>
+        </w:rPr>
+        <w:tab/>
+      </w:r>
+      <w:r>
+        <w:rPr>
+          <w:rFonts w:ascii="Times New Roman" w:hAnsi="Times New Roman" w:cs="Times New Roman"/>
+        </w:rPr>
+        <w:tab/>
+      </w:r>
+      <w:r>
+        <w:rPr>
+          <w:rFonts w:ascii="Times New Roman" w:hAnsi="Times New Roman" w:cs="Times New Roman"/>
+        </w:rPr>
+        <w:tab/>
+      </w:r>
+      <w:r>
+        <w:rPr>
+          <w:rFonts w:ascii="Times New Roman" w:hAnsi="Times New Roman" w:cs="Times New Roman"/>
+        </w:rPr>
+        <w:tab/>
+      </w:r>
+      <w:r>
+        <w:rPr>
+          <w:rFonts w:ascii="Times New Roman" w:hAnsi="Times New Roman" w:cs="Times New Roman"/>
+        </w:rPr>
+        <w:tab/>
+      </w:r>
+      <w:r>
+        <w:rPr>
+          <w:rFonts w:ascii="Times New Roman" w:hAnsi="Times New Roman" w:cs="Times New Roman"/>
+        </w:rPr>
+        <w:tab/>
+        <w:t>22</w:t>
+      </w:r>
     </w:p>
     <w:p>
       <w:pPr>
@@ -1567,13 +2501,45 @@
           <w:rFonts w:ascii="Times New Roman" w:hAnsi="Times New Roman" w:cs="Times New Roman"/>
         </w:rPr>
         <w:tab/>
-      </w:r>
-      <w:r>
-        <w:rPr>
-          <w:rFonts w:ascii="Times New Roman" w:hAnsi="Times New Roman" w:cs="Times New Roman"/>
-        </w:rPr>
         <w:t>2.1.3.1 L'écart d'exploitation</w:t>
       </w:r>
+      <w:r>
+        <w:rPr>
+          <w:rFonts w:ascii="Times New Roman" w:hAnsi="Times New Roman" w:cs="Times New Roman"/>
+        </w:rPr>
+        <w:tab/>
+      </w:r>
+      <w:r>
+        <w:rPr>
+          <w:rFonts w:ascii="Times New Roman" w:hAnsi="Times New Roman" w:cs="Times New Roman"/>
+        </w:rPr>
+        <w:tab/>
+      </w:r>
+      <w:r>
+        <w:rPr>
+          <w:rFonts w:ascii="Times New Roman" w:hAnsi="Times New Roman" w:cs="Times New Roman"/>
+        </w:rPr>
+        <w:tab/>
+      </w:r>
+      <w:r>
+        <w:rPr>
+          <w:rFonts w:ascii="Times New Roman" w:hAnsi="Times New Roman" w:cs="Times New Roman"/>
+        </w:rPr>
+        <w:tab/>
+      </w:r>
+      <w:r>
+        <w:rPr>
+          <w:rFonts w:ascii="Times New Roman" w:hAnsi="Times New Roman" w:cs="Times New Roman"/>
+        </w:rPr>
+        <w:tab/>
+      </w:r>
+      <w:r>
+        <w:rPr>
+          <w:rFonts w:ascii="Times New Roman" w:hAnsi="Times New Roman" w:cs="Times New Roman"/>
+        </w:rPr>
+        <w:tab/>
+        <w:t>22</w:t>
+      </w:r>
     </w:p>
     <w:p>
       <w:pPr>
@@ -1596,6 +2562,43 @@
         <w:tab/>
         <w:t>2.1.3.2 La stratégie GTO</w:t>
       </w:r>
+      <w:r>
+        <w:rPr>
+          <w:rFonts w:ascii="Times New Roman" w:hAnsi="Times New Roman" w:cs="Times New Roman"/>
+        </w:rPr>
+        <w:tab/>
+      </w:r>
+      <w:r>
+        <w:rPr>
+          <w:rFonts w:ascii="Times New Roman" w:hAnsi="Times New Roman" w:cs="Times New Roman"/>
+        </w:rPr>
+        <w:tab/>
+      </w:r>
+      <w:r>
+        <w:rPr>
+          <w:rFonts w:ascii="Times New Roman" w:hAnsi="Times New Roman" w:cs="Times New Roman"/>
+        </w:rPr>
+        <w:tab/>
+      </w:r>
+      <w:r>
+        <w:rPr>
+          <w:rFonts w:ascii="Times New Roman" w:hAnsi="Times New Roman" w:cs="Times New Roman"/>
+        </w:rPr>
+        <w:tab/>
+      </w:r>
+      <w:r>
+        <w:rPr>
+          <w:rFonts w:ascii="Times New Roman" w:hAnsi="Times New Roman" w:cs="Times New Roman"/>
+        </w:rPr>
+        <w:tab/>
+      </w:r>
+      <w:r>
+        <w:rPr>
+          <w:rFonts w:ascii="Times New Roman" w:hAnsi="Times New Roman" w:cs="Times New Roman"/>
+        </w:rPr>
+        <w:tab/>
+        <w:t>23</w:t>
+      </w:r>
     </w:p>
     <w:p>
       <w:pPr>
@@ -1611,49 +2614,43 @@
           <w:rFonts w:ascii="Times New Roman" w:hAnsi="Times New Roman" w:cs="Times New Roman"/>
           <w:lang w:val="fr-FR"/>
         </w:rPr>
-        <w:t>2.</w:t>
-      </w:r>
-      <w:r>
-        <w:rPr>
-          <w:rFonts w:ascii="Times New Roman" w:hAnsi="Times New Roman" w:cs="Times New Roman"/>
-          <w:lang w:val="fr-FR"/>
-        </w:rPr>
-        <w:t>1</w:t>
-      </w:r>
-      <w:r>
-        <w:rPr>
-          <w:rFonts w:ascii="Times New Roman" w:hAnsi="Times New Roman" w:cs="Times New Roman"/>
-          <w:lang w:val="fr-FR"/>
-        </w:rPr>
-        <w:t>.</w:t>
-      </w:r>
-      <w:r>
-        <w:rPr>
-          <w:rFonts w:ascii="Times New Roman" w:hAnsi="Times New Roman" w:cs="Times New Roman"/>
-          <w:lang w:val="fr-FR"/>
-        </w:rPr>
-        <w:t>3</w:t>
-      </w:r>
-      <w:r>
-        <w:rPr>
-          <w:rFonts w:ascii="Times New Roman" w:hAnsi="Times New Roman" w:cs="Times New Roman"/>
-          <w:lang w:val="fr-FR"/>
-        </w:rPr>
-        <w:t>.3</w:t>
-      </w:r>
-      <w:r>
-        <w:rPr>
-          <w:rFonts w:ascii="Times New Roman" w:hAnsi="Times New Roman" w:cs="Times New Roman"/>
-          <w:lang w:val="fr-FR"/>
-        </w:rPr>
-        <w:t xml:space="preserve"> </w:t>
-      </w:r>
-      <w:r>
-        <w:rPr>
-          <w:rFonts w:ascii="Times New Roman" w:hAnsi="Times New Roman" w:cs="Times New Roman"/>
-          <w:lang w:val="fr-FR"/>
-        </w:rPr>
-        <w:t>Incohérence et dégénérescence</w:t>
+        <w:t>2.1.3.3 Incohérence et dégénérescence</w:t>
+      </w:r>
+      <w:r>
+        <w:rPr>
+          <w:rFonts w:ascii="Times New Roman" w:hAnsi="Times New Roman" w:cs="Times New Roman"/>
+          <w:lang w:val="fr-FR"/>
+        </w:rPr>
+        <w:tab/>
+      </w:r>
+      <w:r>
+        <w:rPr>
+          <w:rFonts w:ascii="Times New Roman" w:hAnsi="Times New Roman" w:cs="Times New Roman"/>
+          <w:lang w:val="fr-FR"/>
+        </w:rPr>
+        <w:tab/>
+      </w:r>
+      <w:r>
+        <w:rPr>
+          <w:rFonts w:ascii="Times New Roman" w:hAnsi="Times New Roman" w:cs="Times New Roman"/>
+          <w:lang w:val="fr-FR"/>
+        </w:rPr>
+        <w:tab/>
+      </w:r>
+      <w:r>
+        <w:rPr>
+          <w:rFonts w:ascii="Times New Roman" w:hAnsi="Times New Roman" w:cs="Times New Roman"/>
+          <w:lang w:val="fr-FR"/>
+        </w:rPr>
+        <w:tab/>
+      </w:r>
+      <w:r>
+        <w:rPr>
+          <w:rFonts w:ascii="Times New Roman" w:hAnsi="Times New Roman" w:cs="Times New Roman"/>
+          <w:lang w:val="fr-FR"/>
+        </w:rPr>
+        <w:tab/>
+        <w:t>23</w:t>
       </w:r>
     </w:p>
     <w:p>
@@ -1678,6 +2675,49 @@
         </w:rPr>
         <w:t>2.2 Présentation d'Hermès Agent</w:t>
       </w:r>
+      <w:r>
+        <w:rPr>
+          <w:rFonts w:ascii="Times New Roman" w:hAnsi="Times New Roman" w:cs="Times New Roman"/>
+        </w:rPr>
+        <w:tab/>
+      </w:r>
+      <w:r>
+        <w:rPr>
+          <w:rFonts w:ascii="Times New Roman" w:hAnsi="Times New Roman" w:cs="Times New Roman"/>
+        </w:rPr>
+        <w:tab/>
+      </w:r>
+      <w:r>
+        <w:rPr>
+          <w:rFonts w:ascii="Times New Roman" w:hAnsi="Times New Roman" w:cs="Times New Roman"/>
+        </w:rPr>
+        <w:tab/>
+      </w:r>
+      <w:r>
+        <w:rPr>
+          <w:rFonts w:ascii="Times New Roman" w:hAnsi="Times New Roman" w:cs="Times New Roman"/>
+        </w:rPr>
+        <w:tab/>
+      </w:r>
+      <w:r>
+        <w:rPr>
+          <w:rFonts w:ascii="Times New Roman" w:hAnsi="Times New Roman" w:cs="Times New Roman"/>
+        </w:rPr>
+        <w:tab/>
+      </w:r>
+      <w:r>
+        <w:rPr>
+          <w:rFonts w:ascii="Times New Roman" w:hAnsi="Times New Roman" w:cs="Times New Roman"/>
+        </w:rPr>
+        <w:tab/>
+      </w:r>
+      <w:r>
+        <w:rPr>
+          <w:rFonts w:ascii="Times New Roman" w:hAnsi="Times New Roman" w:cs="Times New Roman"/>
+        </w:rPr>
+        <w:tab/>
+        <w:t>24</w:t>
+      </w:r>
     </w:p>
     <w:p>
       <w:pPr>
@@ -1692,13 +2732,56 @@
           <w:rFonts w:ascii="Times New Roman" w:hAnsi="Times New Roman" w:cs="Times New Roman"/>
         </w:rPr>
         <w:tab/>
-        <w:t xml:space="preserve">2.2.1 </w:t>
-      </w:r>
-      <w:r>
-        <w:rPr>
-          <w:rFonts w:ascii="Times New Roman" w:hAnsi="Times New Roman" w:cs="Times New Roman"/>
-        </w:rPr>
-        <w:t xml:space="preserve">L’architecture </w:t>
+        <w:t>2.2.1 L’architecture</w:t>
+      </w:r>
+      <w:r>
+        <w:rPr>
+          <w:rFonts w:ascii="Times New Roman" w:hAnsi="Times New Roman" w:cs="Times New Roman"/>
+        </w:rPr>
+        <w:tab/>
+      </w:r>
+      <w:r>
+        <w:rPr>
+          <w:rFonts w:ascii="Times New Roman" w:hAnsi="Times New Roman" w:cs="Times New Roman"/>
+        </w:rPr>
+        <w:tab/>
+      </w:r>
+      <w:r>
+        <w:rPr>
+          <w:rFonts w:ascii="Times New Roman" w:hAnsi="Times New Roman" w:cs="Times New Roman"/>
+        </w:rPr>
+        <w:tab/>
+      </w:r>
+      <w:r>
+        <w:rPr>
+          <w:rFonts w:ascii="Times New Roman" w:hAnsi="Times New Roman" w:cs="Times New Roman"/>
+        </w:rPr>
+        <w:tab/>
+      </w:r>
+      <w:r>
+        <w:rPr>
+          <w:rFonts w:ascii="Times New Roman" w:hAnsi="Times New Roman" w:cs="Times New Roman"/>
+        </w:rPr>
+        <w:tab/>
+      </w:r>
+      <w:r>
+        <w:rPr>
+          <w:rFonts w:ascii="Times New Roman" w:hAnsi="Times New Roman" w:cs="Times New Roman"/>
+        </w:rPr>
+        <w:tab/>
+      </w:r>
+      <w:r>
+        <w:rPr>
+          <w:rFonts w:ascii="Times New Roman" w:hAnsi="Times New Roman" w:cs="Times New Roman"/>
+        </w:rPr>
+        <w:tab/>
+      </w:r>
+      <w:r>
+        <w:rPr>
+          <w:rFonts w:ascii="Times New Roman" w:hAnsi="Times New Roman" w:cs="Times New Roman"/>
+        </w:rPr>
+        <w:tab/>
+        <w:t>24</w:t>
       </w:r>
     </w:p>
     <w:p>
@@ -1716,6 +2799,37 @@
         <w:tab/>
         <w:t>2.2.2 La mémoire persistante auto-écrite</w:t>
       </w:r>
+      <w:r>
+        <w:rPr>
+          <w:rFonts w:ascii="Times New Roman" w:hAnsi="Times New Roman" w:cs="Times New Roman"/>
+        </w:rPr>
+        <w:tab/>
+      </w:r>
+      <w:r>
+        <w:rPr>
+          <w:rFonts w:ascii="Times New Roman" w:hAnsi="Times New Roman" w:cs="Times New Roman"/>
+        </w:rPr>
+        <w:tab/>
+      </w:r>
+      <w:r>
+        <w:rPr>
+          <w:rFonts w:ascii="Times New Roman" w:hAnsi="Times New Roman" w:cs="Times New Roman"/>
+        </w:rPr>
+        <w:tab/>
+      </w:r>
+      <w:r>
+        <w:rPr>
+          <w:rFonts w:ascii="Times New Roman" w:hAnsi="Times New Roman" w:cs="Times New Roman"/>
+        </w:rPr>
+        <w:tab/>
+      </w:r>
+      <w:r>
+        <w:rPr>
+          <w:rFonts w:ascii="Times New Roman" w:hAnsi="Times New Roman" w:cs="Times New Roman"/>
+        </w:rPr>
+        <w:tab/>
+        <w:t>24</w:t>
+      </w:r>
     </w:p>
     <w:p>
       <w:pPr>
@@ -1731,6 +2845,61 @@
         </w:rPr>
         <w:t>2.2.3 Les skills</w:t>
       </w:r>
+      <w:r>
+        <w:rPr>
+          <w:rFonts w:ascii="Times New Roman" w:hAnsi="Times New Roman" w:cs="Times New Roman"/>
+        </w:rPr>
+        <w:tab/>
+      </w:r>
+      <w:r>
+        <w:rPr>
+          <w:rFonts w:ascii="Times New Roman" w:hAnsi="Times New Roman" w:cs="Times New Roman"/>
+        </w:rPr>
+        <w:tab/>
+      </w:r>
+      <w:r>
+        <w:rPr>
+          <w:rFonts w:ascii="Times New Roman" w:hAnsi="Times New Roman" w:cs="Times New Roman"/>
+        </w:rPr>
+        <w:tab/>
+      </w:r>
+      <w:r>
+        <w:rPr>
+          <w:rFonts w:ascii="Times New Roman" w:hAnsi="Times New Roman" w:cs="Times New Roman"/>
+        </w:rPr>
+        <w:tab/>
+      </w:r>
+      <w:r>
+        <w:rPr>
+          <w:rFonts w:ascii="Times New Roman" w:hAnsi="Times New Roman" w:cs="Times New Roman"/>
+        </w:rPr>
+        <w:tab/>
+      </w:r>
+      <w:r>
+        <w:rPr>
+          <w:rFonts w:ascii="Times New Roman" w:hAnsi="Times New Roman" w:cs="Times New Roman"/>
+        </w:rPr>
+        <w:tab/>
+      </w:r>
+      <w:r>
+        <w:rPr>
+          <w:rFonts w:ascii="Times New Roman" w:hAnsi="Times New Roman" w:cs="Times New Roman"/>
+        </w:rPr>
+        <w:tab/>
+      </w:r>
+      <w:r>
+        <w:rPr>
+          <w:rFonts w:ascii="Times New Roman" w:hAnsi="Times New Roman" w:cs="Times New Roman"/>
+        </w:rPr>
+        <w:tab/>
+      </w:r>
+      <w:r>
+        <w:rPr>
+          <w:rFonts w:ascii="Times New Roman" w:hAnsi="Times New Roman" w:cs="Times New Roman"/>
+        </w:rPr>
+        <w:tab/>
+        <w:t>25</w:t>
+      </w:r>
     </w:p>
     <w:p>
       <w:pPr>
@@ -1754,6 +2923,49 @@
         </w:rPr>
         <w:t>2.3 Le dispositif expérimental</w:t>
       </w:r>
+      <w:r>
+        <w:rPr>
+          <w:rFonts w:ascii="Times New Roman" w:hAnsi="Times New Roman" w:cs="Times New Roman"/>
+        </w:rPr>
+        <w:tab/>
+      </w:r>
+      <w:r>
+        <w:rPr>
+          <w:rFonts w:ascii="Times New Roman" w:hAnsi="Times New Roman" w:cs="Times New Roman"/>
+        </w:rPr>
+        <w:tab/>
+      </w:r>
+      <w:r>
+        <w:rPr>
+          <w:rFonts w:ascii="Times New Roman" w:hAnsi="Times New Roman" w:cs="Times New Roman"/>
+        </w:rPr>
+        <w:tab/>
+      </w:r>
+      <w:r>
+        <w:rPr>
+          <w:rFonts w:ascii="Times New Roman" w:hAnsi="Times New Roman" w:cs="Times New Roman"/>
+        </w:rPr>
+        <w:tab/>
+      </w:r>
+      <w:r>
+        <w:rPr>
+          <w:rFonts w:ascii="Times New Roman" w:hAnsi="Times New Roman" w:cs="Times New Roman"/>
+        </w:rPr>
+        <w:tab/>
+      </w:r>
+      <w:r>
+        <w:rPr>
+          <w:rFonts w:ascii="Times New Roman" w:hAnsi="Times New Roman" w:cs="Times New Roman"/>
+        </w:rPr>
+        <w:tab/>
+      </w:r>
+      <w:r>
+        <w:rPr>
+          <w:rFonts w:ascii="Times New Roman" w:hAnsi="Times New Roman" w:cs="Times New Roman"/>
+        </w:rPr>
+        <w:tab/>
+        <w:t>26</w:t>
+      </w:r>
     </w:p>
     <w:p>
       <w:pPr>
@@ -1769,7 +2981,62 @@
         </w:rPr>
         <w:lastRenderedPageBreak/>
         <w:tab/>
-        <w:t xml:space="preserve">2.3.1 La tâche </w:t>
+        <w:t>2.3.1 La tâche</w:t>
+      </w:r>
+      <w:r>
+        <w:rPr>
+          <w:rFonts w:ascii="Times New Roman" w:hAnsi="Times New Roman" w:cs="Times New Roman"/>
+        </w:rPr>
+        <w:tab/>
+      </w:r>
+      <w:r>
+        <w:rPr>
+          <w:rFonts w:ascii="Times New Roman" w:hAnsi="Times New Roman" w:cs="Times New Roman"/>
+        </w:rPr>
+        <w:tab/>
+      </w:r>
+      <w:r>
+        <w:rPr>
+          <w:rFonts w:ascii="Times New Roman" w:hAnsi="Times New Roman" w:cs="Times New Roman"/>
+        </w:rPr>
+        <w:tab/>
+      </w:r>
+      <w:r>
+        <w:rPr>
+          <w:rFonts w:ascii="Times New Roman" w:hAnsi="Times New Roman" w:cs="Times New Roman"/>
+        </w:rPr>
+        <w:tab/>
+      </w:r>
+      <w:r>
+        <w:rPr>
+          <w:rFonts w:ascii="Times New Roman" w:hAnsi="Times New Roman" w:cs="Times New Roman"/>
+        </w:rPr>
+        <w:tab/>
+      </w:r>
+      <w:r>
+        <w:rPr>
+          <w:rFonts w:ascii="Times New Roman" w:hAnsi="Times New Roman" w:cs="Times New Roman"/>
+        </w:rPr>
+        <w:tab/>
+      </w:r>
+      <w:r>
+        <w:rPr>
+          <w:rFonts w:ascii="Times New Roman" w:hAnsi="Times New Roman" w:cs="Times New Roman"/>
+        </w:rPr>
+        <w:tab/>
+      </w:r>
+      <w:r>
+        <w:rPr>
+          <w:rFonts w:ascii="Times New Roman" w:hAnsi="Times New Roman" w:cs="Times New Roman"/>
+        </w:rPr>
+        <w:tab/>
+      </w:r>
+      <w:r>
+        <w:rPr>
+          <w:rFonts w:ascii="Times New Roman" w:hAnsi="Times New Roman" w:cs="Times New Roman"/>
+        </w:rPr>
+        <w:tab/>
+        <w:t>26</w:t>
       </w:r>
     </w:p>
     <w:p>
@@ -1785,7 +3052,56 @@
           <w:rFonts w:ascii="Times New Roman" w:hAnsi="Times New Roman" w:cs="Times New Roman"/>
         </w:rPr>
         <w:tab/>
-        <w:t xml:space="preserve">2.3.2 Les adversaires </w:t>
+        <w:t>2.3.2 Les adversaires</w:t>
+      </w:r>
+      <w:r>
+        <w:rPr>
+          <w:rFonts w:ascii="Times New Roman" w:hAnsi="Times New Roman" w:cs="Times New Roman"/>
+        </w:rPr>
+        <w:tab/>
+      </w:r>
+      <w:r>
+        <w:rPr>
+          <w:rFonts w:ascii="Times New Roman" w:hAnsi="Times New Roman" w:cs="Times New Roman"/>
+        </w:rPr>
+        <w:tab/>
+      </w:r>
+      <w:r>
+        <w:rPr>
+          <w:rFonts w:ascii="Times New Roman" w:hAnsi="Times New Roman" w:cs="Times New Roman"/>
+        </w:rPr>
+        <w:tab/>
+      </w:r>
+      <w:r>
+        <w:rPr>
+          <w:rFonts w:ascii="Times New Roman" w:hAnsi="Times New Roman" w:cs="Times New Roman"/>
+        </w:rPr>
+        <w:tab/>
+      </w:r>
+      <w:r>
+        <w:rPr>
+          <w:rFonts w:ascii="Times New Roman" w:hAnsi="Times New Roman" w:cs="Times New Roman"/>
+        </w:rPr>
+        <w:tab/>
+      </w:r>
+      <w:r>
+        <w:rPr>
+          <w:rFonts w:ascii="Times New Roman" w:hAnsi="Times New Roman" w:cs="Times New Roman"/>
+        </w:rPr>
+        <w:tab/>
+      </w:r>
+      <w:r>
+        <w:rPr>
+          <w:rFonts w:ascii="Times New Roman" w:hAnsi="Times New Roman" w:cs="Times New Roman"/>
+        </w:rPr>
+        <w:tab/>
+      </w:r>
+      <w:r>
+        <w:rPr>
+          <w:rFonts w:ascii="Times New Roman" w:hAnsi="Times New Roman" w:cs="Times New Roman"/>
+        </w:rPr>
+        <w:tab/>
+        <w:t>26</w:t>
       </w:r>
     </w:p>
     <w:p>
@@ -1801,7 +3117,55 @@
           <w:rFonts w:ascii="Times New Roman" w:hAnsi="Times New Roman" w:cs="Times New Roman"/>
         </w:rPr>
         <w:tab/>
-        <w:t xml:space="preserve">2.3.3 Les trois traitements </w:t>
+        <w:t>2.3.3 Les trois traitements</w:t>
+      </w:r>
+      <w:r>
+        <w:rPr>
+          <w:rFonts w:ascii="Times New Roman" w:hAnsi="Times New Roman" w:cs="Times New Roman"/>
+        </w:rPr>
+        <w:tab/>
+      </w:r>
+      <w:r>
+        <w:rPr>
+          <w:rFonts w:ascii="Times New Roman" w:hAnsi="Times New Roman" w:cs="Times New Roman"/>
+        </w:rPr>
+        <w:tab/>
+      </w:r>
+      <w:r>
+        <w:rPr>
+          <w:rFonts w:ascii="Times New Roman" w:hAnsi="Times New Roman" w:cs="Times New Roman"/>
+        </w:rPr>
+        <w:tab/>
+      </w:r>
+      <w:r>
+        <w:rPr>
+          <w:rFonts w:ascii="Times New Roman" w:hAnsi="Times New Roman" w:cs="Times New Roman"/>
+        </w:rPr>
+        <w:tab/>
+      </w:r>
+      <w:r>
+        <w:rPr>
+          <w:rFonts w:ascii="Times New Roman" w:hAnsi="Times New Roman" w:cs="Times New Roman"/>
+        </w:rPr>
+        <w:tab/>
+      </w:r>
+      <w:r>
+        <w:rPr>
+          <w:rFonts w:ascii="Times New Roman" w:hAnsi="Times New Roman" w:cs="Times New Roman"/>
+        </w:rPr>
+        <w:tab/>
+      </w:r>
+      <w:r>
+        <w:rPr>
+          <w:rFonts w:ascii="Times New Roman" w:hAnsi="Times New Roman" w:cs="Times New Roman"/>
+        </w:rPr>
+        <w:tab/>
+      </w:r>
+      <w:r>
+        <w:rPr>
+          <w:rFonts w:ascii="Times New Roman" w:hAnsi="Times New Roman" w:cs="Times New Roman"/>
+        </w:rPr>
+        <w:t>27</w:t>
       </w:r>
     </w:p>
     <w:p>
@@ -1817,7 +3181,67 @@
           <w:rFonts w:ascii="Times New Roman" w:hAnsi="Times New Roman" w:cs="Times New Roman"/>
         </w:rPr>
         <w:tab/>
-        <w:t xml:space="preserve">2.3.4 La série </w:t>
+        <w:t>2.3.4 La série</w:t>
+      </w:r>
+      <w:r>
+        <w:rPr>
+          <w:rFonts w:ascii="Times New Roman" w:hAnsi="Times New Roman" w:cs="Times New Roman"/>
+        </w:rPr>
+        <w:tab/>
+      </w:r>
+      <w:r>
+        <w:rPr>
+          <w:rFonts w:ascii="Times New Roman" w:hAnsi="Times New Roman" w:cs="Times New Roman"/>
+        </w:rPr>
+        <w:tab/>
+      </w:r>
+      <w:r>
+        <w:rPr>
+          <w:rFonts w:ascii="Times New Roman" w:hAnsi="Times New Roman" w:cs="Times New Roman"/>
+        </w:rPr>
+        <w:tab/>
+      </w:r>
+      <w:r>
+        <w:rPr>
+          <w:rFonts w:ascii="Times New Roman" w:hAnsi="Times New Roman" w:cs="Times New Roman"/>
+        </w:rPr>
+        <w:tab/>
+      </w:r>
+      <w:r>
+        <w:rPr>
+          <w:rFonts w:ascii="Times New Roman" w:hAnsi="Times New Roman" w:cs="Times New Roman"/>
+        </w:rPr>
+        <w:tab/>
+      </w:r>
+      <w:r>
+        <w:rPr>
+          <w:rFonts w:ascii="Times New Roman" w:hAnsi="Times New Roman" w:cs="Times New Roman"/>
+        </w:rPr>
+        <w:tab/>
+      </w:r>
+      <w:r>
+        <w:rPr>
+          <w:rFonts w:ascii="Times New Roman" w:hAnsi="Times New Roman" w:cs="Times New Roman"/>
+        </w:rPr>
+        <w:tab/>
+      </w:r>
+      <w:r>
+        <w:rPr>
+          <w:rFonts w:ascii="Times New Roman" w:hAnsi="Times New Roman" w:cs="Times New Roman"/>
+        </w:rPr>
+        <w:tab/>
+      </w:r>
+      <w:r>
+        <w:rPr>
+          <w:rFonts w:ascii="Times New Roman" w:hAnsi="Times New Roman" w:cs="Times New Roman"/>
+        </w:rPr>
+        <w:tab/>
+      </w:r>
+      <w:r>
+        <w:rPr>
+          <w:rFonts w:ascii="Times New Roman" w:hAnsi="Times New Roman" w:cs="Times New Roman"/>
+        </w:rPr>
+        <w:t>27</w:t>
       </w:r>
     </w:p>
     <w:p>
@@ -1835,6 +3259,42 @@
         <w:tab/>
         <w:t>2.3.5 Plan de campagne et contrôle de l'aléa</w:t>
       </w:r>
+      <w:r>
+        <w:rPr>
+          <w:rFonts w:ascii="Times New Roman" w:hAnsi="Times New Roman" w:cs="Times New Roman"/>
+        </w:rPr>
+        <w:tab/>
+      </w:r>
+      <w:r>
+        <w:rPr>
+          <w:rFonts w:ascii="Times New Roman" w:hAnsi="Times New Roman" w:cs="Times New Roman"/>
+        </w:rPr>
+        <w:tab/>
+      </w:r>
+      <w:r>
+        <w:rPr>
+          <w:rFonts w:ascii="Times New Roman" w:hAnsi="Times New Roman" w:cs="Times New Roman"/>
+        </w:rPr>
+        <w:tab/>
+      </w:r>
+      <w:r>
+        <w:rPr>
+          <w:rFonts w:ascii="Times New Roman" w:hAnsi="Times New Roman" w:cs="Times New Roman"/>
+        </w:rPr>
+        <w:tab/>
+      </w:r>
+      <w:r>
+        <w:rPr>
+          <w:rFonts w:ascii="Times New Roman" w:hAnsi="Times New Roman" w:cs="Times New Roman"/>
+        </w:rPr>
+        <w:tab/>
+      </w:r>
+      <w:r>
+        <w:rPr>
+          <w:rFonts w:ascii="Times New Roman" w:hAnsi="Times New Roman" w:cs="Times New Roman"/>
+        </w:rPr>
+        <w:t>28</w:t>
+      </w:r>
     </w:p>
     <w:p>
       <w:pPr>
@@ -1849,6 +3309,42 @@
           <w:rFonts w:ascii="Times New Roman" w:hAnsi="Times New Roman" w:cs="Times New Roman"/>
         </w:rPr>
         <w:t>2.3.6 Dimensionnement de la tranche ICL</w:t>
+      </w:r>
+      <w:r>
+        <w:rPr>
+          <w:rFonts w:ascii="Times New Roman" w:hAnsi="Times New Roman" w:cs="Times New Roman"/>
+        </w:rPr>
+        <w:tab/>
+      </w:r>
+      <w:r>
+        <w:rPr>
+          <w:rFonts w:ascii="Times New Roman" w:hAnsi="Times New Roman" w:cs="Times New Roman"/>
+        </w:rPr>
+        <w:tab/>
+      </w:r>
+      <w:r>
+        <w:rPr>
+          <w:rFonts w:ascii="Times New Roman" w:hAnsi="Times New Roman" w:cs="Times New Roman"/>
+        </w:rPr>
+        <w:tab/>
+      </w:r>
+      <w:r>
+        <w:rPr>
+          <w:rFonts w:ascii="Times New Roman" w:hAnsi="Times New Roman" w:cs="Times New Roman"/>
+        </w:rPr>
+        <w:tab/>
+      </w:r>
+      <w:r>
+        <w:rPr>
+          <w:rFonts w:ascii="Times New Roman" w:hAnsi="Times New Roman" w:cs="Times New Roman"/>
+        </w:rPr>
+        <w:tab/>
+      </w:r>
+      <w:r>
+        <w:rPr>
+          <w:rFonts w:ascii="Times New Roman" w:hAnsi="Times New Roman" w:cs="Times New Roman"/>
+        </w:rPr>
+        <w:t>30</w:t>
       </w:r>
     </w:p>
     <w:p>
@@ -1867,6 +3363,54 @@
         <w:tab/>
         <w:t>2.3.7 La campagne exécutée</w:t>
       </w:r>
+      <w:r>
+        <w:rPr>
+          <w:rFonts w:ascii="Times New Roman" w:hAnsi="Times New Roman" w:cs="Times New Roman"/>
+        </w:rPr>
+        <w:tab/>
+      </w:r>
+      <w:r>
+        <w:rPr>
+          <w:rFonts w:ascii="Times New Roman" w:hAnsi="Times New Roman" w:cs="Times New Roman"/>
+        </w:rPr>
+        <w:tab/>
+      </w:r>
+      <w:r>
+        <w:rPr>
+          <w:rFonts w:ascii="Times New Roman" w:hAnsi="Times New Roman" w:cs="Times New Roman"/>
+        </w:rPr>
+        <w:tab/>
+      </w:r>
+      <w:r>
+        <w:rPr>
+          <w:rFonts w:ascii="Times New Roman" w:hAnsi="Times New Roman" w:cs="Times New Roman"/>
+        </w:rPr>
+        <w:tab/>
+      </w:r>
+      <w:r>
+        <w:rPr>
+          <w:rFonts w:ascii="Times New Roman" w:hAnsi="Times New Roman" w:cs="Times New Roman"/>
+        </w:rPr>
+        <w:tab/>
+      </w:r>
+      <w:r>
+        <w:rPr>
+          <w:rFonts w:ascii="Times New Roman" w:hAnsi="Times New Roman" w:cs="Times New Roman"/>
+        </w:rPr>
+        <w:tab/>
+      </w:r>
+      <w:r>
+        <w:rPr>
+          <w:rFonts w:ascii="Times New Roman" w:hAnsi="Times New Roman" w:cs="Times New Roman"/>
+        </w:rPr>
+        <w:tab/>
+      </w:r>
+      <w:r>
+        <w:rPr>
+          <w:rFonts w:ascii="Times New Roman" w:hAnsi="Times New Roman" w:cs="Times New Roman"/>
+        </w:rPr>
+        <w:t>30</w:t>
+      </w:r>
     </w:p>
     <w:p>
       <w:pPr>
@@ -1884,6 +3428,54 @@
         <w:tab/>
         <w:t>2.3.8 Architecture du dispositif</w:t>
       </w:r>
+      <w:r>
+        <w:rPr>
+          <w:rFonts w:ascii="Times New Roman" w:hAnsi="Times New Roman" w:cs="Times New Roman"/>
+        </w:rPr>
+        <w:tab/>
+      </w:r>
+      <w:r>
+        <w:rPr>
+          <w:rFonts w:ascii="Times New Roman" w:hAnsi="Times New Roman" w:cs="Times New Roman"/>
+        </w:rPr>
+        <w:tab/>
+      </w:r>
+      <w:r>
+        <w:rPr>
+          <w:rFonts w:ascii="Times New Roman" w:hAnsi="Times New Roman" w:cs="Times New Roman"/>
+        </w:rPr>
+        <w:tab/>
+      </w:r>
+      <w:r>
+        <w:rPr>
+          <w:rFonts w:ascii="Times New Roman" w:hAnsi="Times New Roman" w:cs="Times New Roman"/>
+        </w:rPr>
+        <w:tab/>
+      </w:r>
+      <w:r>
+        <w:rPr>
+          <w:rFonts w:ascii="Times New Roman" w:hAnsi="Times New Roman" w:cs="Times New Roman"/>
+        </w:rPr>
+        <w:tab/>
+      </w:r>
+      <w:r>
+        <w:rPr>
+          <w:rFonts w:ascii="Times New Roman" w:hAnsi="Times New Roman" w:cs="Times New Roman"/>
+        </w:rPr>
+        <w:tab/>
+      </w:r>
+      <w:r>
+        <w:rPr>
+          <w:rFonts w:ascii="Times New Roman" w:hAnsi="Times New Roman" w:cs="Times New Roman"/>
+        </w:rPr>
+        <w:tab/>
+      </w:r>
+      <w:r>
+        <w:rPr>
+          <w:rFonts w:ascii="Times New Roman" w:hAnsi="Times New Roman" w:cs="Times New Roman"/>
+        </w:rPr>
+        <w:t>30</w:t>
+      </w:r>
     </w:p>
     <w:p>
       <w:pPr>
@@ -1923,6 +3515,78 @@
         <w:tab/>
         <w:t>Résultats et analyses</w:t>
       </w:r>
+      <w:r>
+        <w:rPr>
+          <w:rFonts w:ascii="Times New Roman" w:hAnsi="Times New Roman" w:cs="Times New Roman"/>
+          <w:b/>
+          <w:bCs/>
+        </w:rPr>
+        <w:tab/>
+      </w:r>
+      <w:r>
+        <w:rPr>
+          <w:rFonts w:ascii="Times New Roman" w:hAnsi="Times New Roman" w:cs="Times New Roman"/>
+          <w:b/>
+          <w:bCs/>
+        </w:rPr>
+        <w:tab/>
+      </w:r>
+      <w:r>
+        <w:rPr>
+          <w:rFonts w:ascii="Times New Roman" w:hAnsi="Times New Roman" w:cs="Times New Roman"/>
+          <w:b/>
+          <w:bCs/>
+        </w:rPr>
+        <w:tab/>
+      </w:r>
+      <w:r>
+        <w:rPr>
+          <w:rFonts w:ascii="Times New Roman" w:hAnsi="Times New Roman" w:cs="Times New Roman"/>
+          <w:b/>
+          <w:bCs/>
+        </w:rPr>
+        <w:tab/>
+      </w:r>
+      <w:r>
+        <w:rPr>
+          <w:rFonts w:ascii="Times New Roman" w:hAnsi="Times New Roman" w:cs="Times New Roman"/>
+          <w:b/>
+          <w:bCs/>
+        </w:rPr>
+        <w:tab/>
+      </w:r>
+      <w:r>
+        <w:rPr>
+          <w:rFonts w:ascii="Times New Roman" w:hAnsi="Times New Roman" w:cs="Times New Roman"/>
+          <w:b/>
+          <w:bCs/>
+        </w:rPr>
+        <w:tab/>
+      </w:r>
+      <w:r>
+        <w:rPr>
+          <w:rFonts w:ascii="Times New Roman" w:hAnsi="Times New Roman" w:cs="Times New Roman"/>
+          <w:b/>
+          <w:bCs/>
+        </w:rPr>
+        <w:tab/>
+      </w:r>
+      <w:r>
+        <w:rPr>
+          <w:rFonts w:ascii="Times New Roman" w:hAnsi="Times New Roman" w:cs="Times New Roman"/>
+          <w:b/>
+          <w:bCs/>
+        </w:rPr>
+        <w:tab/>
+      </w:r>
+      <w:r>
+        <w:rPr>
+          <w:rFonts w:ascii="Times New Roman" w:hAnsi="Times New Roman" w:cs="Times New Roman"/>
+          <w:b/>
+          <w:bCs/>
+        </w:rPr>
+        <w:t>32</w:t>
+      </w:r>
     </w:p>
     <w:p>
       <w:pPr>
@@ -1949,6 +3613,48 @@
         </w:rPr>
         <w:t>3.1 Comment se lit un chiffre de ce chapitre</w:t>
       </w:r>
+      <w:r>
+        <w:rPr>
+          <w:rFonts w:ascii="Times New Roman" w:hAnsi="Times New Roman" w:cs="Times New Roman"/>
+        </w:rPr>
+        <w:tab/>
+      </w:r>
+      <w:r>
+        <w:rPr>
+          <w:rFonts w:ascii="Times New Roman" w:hAnsi="Times New Roman" w:cs="Times New Roman"/>
+        </w:rPr>
+        <w:tab/>
+      </w:r>
+      <w:r>
+        <w:rPr>
+          <w:rFonts w:ascii="Times New Roman" w:hAnsi="Times New Roman" w:cs="Times New Roman"/>
+        </w:rPr>
+        <w:tab/>
+      </w:r>
+      <w:r>
+        <w:rPr>
+          <w:rFonts w:ascii="Times New Roman" w:hAnsi="Times New Roman" w:cs="Times New Roman"/>
+        </w:rPr>
+        <w:tab/>
+      </w:r>
+      <w:r>
+        <w:rPr>
+          <w:rFonts w:ascii="Times New Roman" w:hAnsi="Times New Roman" w:cs="Times New Roman"/>
+        </w:rPr>
+        <w:tab/>
+      </w:r>
+      <w:r>
+        <w:rPr>
+          <w:rFonts w:ascii="Times New Roman" w:hAnsi="Times New Roman" w:cs="Times New Roman"/>
+        </w:rPr>
+        <w:tab/>
+      </w:r>
+      <w:r>
+        <w:rPr>
+          <w:rFonts w:ascii="Times New Roman" w:hAnsi="Times New Roman" w:cs="Times New Roman"/>
+        </w:rPr>
+        <w:t>32</w:t>
+      </w:r>
     </w:p>
     <w:p>
       <w:pPr>
@@ -1966,6 +3672,66 @@
         <w:tab/>
         <w:t>3.1.1 L'unité</w:t>
       </w:r>
+      <w:r>
+        <w:rPr>
+          <w:rFonts w:ascii="Times New Roman" w:hAnsi="Times New Roman" w:cs="Times New Roman"/>
+        </w:rPr>
+        <w:tab/>
+      </w:r>
+      <w:r>
+        <w:rPr>
+          <w:rFonts w:ascii="Times New Roman" w:hAnsi="Times New Roman" w:cs="Times New Roman"/>
+        </w:rPr>
+        <w:tab/>
+      </w:r>
+      <w:r>
+        <w:rPr>
+          <w:rFonts w:ascii="Times New Roman" w:hAnsi="Times New Roman" w:cs="Times New Roman"/>
+        </w:rPr>
+        <w:tab/>
+      </w:r>
+      <w:r>
+        <w:rPr>
+          <w:rFonts w:ascii="Times New Roman" w:hAnsi="Times New Roman" w:cs="Times New Roman"/>
+        </w:rPr>
+        <w:tab/>
+      </w:r>
+      <w:r>
+        <w:rPr>
+          <w:rFonts w:ascii="Times New Roman" w:hAnsi="Times New Roman" w:cs="Times New Roman"/>
+        </w:rPr>
+        <w:tab/>
+      </w:r>
+      <w:r>
+        <w:rPr>
+          <w:rFonts w:ascii="Times New Roman" w:hAnsi="Times New Roman" w:cs="Times New Roman"/>
+        </w:rPr>
+        <w:tab/>
+      </w:r>
+      <w:r>
+        <w:rPr>
+          <w:rFonts w:ascii="Times New Roman" w:hAnsi="Times New Roman" w:cs="Times New Roman"/>
+        </w:rPr>
+        <w:tab/>
+      </w:r>
+      <w:r>
+        <w:rPr>
+          <w:rFonts w:ascii="Times New Roman" w:hAnsi="Times New Roman" w:cs="Times New Roman"/>
+        </w:rPr>
+        <w:tab/>
+      </w:r>
+      <w:r>
+        <w:rPr>
+          <w:rFonts w:ascii="Times New Roman" w:hAnsi="Times New Roman" w:cs="Times New Roman"/>
+        </w:rPr>
+        <w:tab/>
+      </w:r>
+      <w:r>
+        <w:rPr>
+          <w:rFonts w:ascii="Times New Roman" w:hAnsi="Times New Roman" w:cs="Times New Roman"/>
+        </w:rPr>
+        <w:t>32</w:t>
+      </w:r>
     </w:p>
     <w:p>
       <w:pPr>
@@ -1983,6 +3749,42 @@
         <w:tab/>
         <w:t>3.1.2 De cent cinquante manches à six nombres</w:t>
       </w:r>
+      <w:r>
+        <w:rPr>
+          <w:rFonts w:ascii="Times New Roman" w:hAnsi="Times New Roman" w:cs="Times New Roman"/>
+        </w:rPr>
+        <w:tab/>
+      </w:r>
+      <w:r>
+        <w:rPr>
+          <w:rFonts w:ascii="Times New Roman" w:hAnsi="Times New Roman" w:cs="Times New Roman"/>
+        </w:rPr>
+        <w:tab/>
+      </w:r>
+      <w:r>
+        <w:rPr>
+          <w:rFonts w:ascii="Times New Roman" w:hAnsi="Times New Roman" w:cs="Times New Roman"/>
+        </w:rPr>
+        <w:tab/>
+      </w:r>
+      <w:r>
+        <w:rPr>
+          <w:rFonts w:ascii="Times New Roman" w:hAnsi="Times New Roman" w:cs="Times New Roman"/>
+        </w:rPr>
+        <w:tab/>
+      </w:r>
+      <w:r>
+        <w:rPr>
+          <w:rFonts w:ascii="Times New Roman" w:hAnsi="Times New Roman" w:cs="Times New Roman"/>
+        </w:rPr>
+        <w:tab/>
+      </w:r>
+      <w:r>
+        <w:rPr>
+          <w:rFonts w:ascii="Times New Roman" w:hAnsi="Times New Roman" w:cs="Times New Roman"/>
+        </w:rPr>
+        <w:t>32</w:t>
+      </w:r>
     </w:p>
     <w:p>
       <w:pPr>
@@ -2000,6 +3802,48 @@
         <w:tab/>
         <w:t>3.1.3 De six nombres à une espérance</w:t>
       </w:r>
+      <w:r>
+        <w:rPr>
+          <w:rFonts w:ascii="Times New Roman" w:hAnsi="Times New Roman" w:cs="Times New Roman"/>
+        </w:rPr>
+        <w:tab/>
+      </w:r>
+      <w:r>
+        <w:rPr>
+          <w:rFonts w:ascii="Times New Roman" w:hAnsi="Times New Roman" w:cs="Times New Roman"/>
+        </w:rPr>
+        <w:tab/>
+      </w:r>
+      <w:r>
+        <w:rPr>
+          <w:rFonts w:ascii="Times New Roman" w:hAnsi="Times New Roman" w:cs="Times New Roman"/>
+        </w:rPr>
+        <w:tab/>
+      </w:r>
+      <w:r>
+        <w:rPr>
+          <w:rFonts w:ascii="Times New Roman" w:hAnsi="Times New Roman" w:cs="Times New Roman"/>
+        </w:rPr>
+        <w:tab/>
+      </w:r>
+      <w:r>
+        <w:rPr>
+          <w:rFonts w:ascii="Times New Roman" w:hAnsi="Times New Roman" w:cs="Times New Roman"/>
+        </w:rPr>
+        <w:tab/>
+      </w:r>
+      <w:r>
+        <w:rPr>
+          <w:rFonts w:ascii="Times New Roman" w:hAnsi="Times New Roman" w:cs="Times New Roman"/>
+        </w:rPr>
+        <w:tab/>
+      </w:r>
+      <w:r>
+        <w:rPr>
+          <w:rFonts w:ascii="Times New Roman" w:hAnsi="Times New Roman" w:cs="Times New Roman"/>
+        </w:rPr>
+        <w:t>32</w:t>
+      </w:r>
     </w:p>
     <w:p>
       <w:pPr>
@@ -2016,6 +3860,54 @@
         </w:rPr>
         <w:t>3.1.4 De l'espérance à l'écart</w:t>
       </w:r>
+      <w:r>
+        <w:rPr>
+          <w:rFonts w:ascii="Times New Roman" w:hAnsi="Times New Roman" w:cs="Times New Roman"/>
+        </w:rPr>
+        <w:tab/>
+      </w:r>
+      <w:r>
+        <w:rPr>
+          <w:rFonts w:ascii="Times New Roman" w:hAnsi="Times New Roman" w:cs="Times New Roman"/>
+        </w:rPr>
+        <w:tab/>
+      </w:r>
+      <w:r>
+        <w:rPr>
+          <w:rFonts w:ascii="Times New Roman" w:hAnsi="Times New Roman" w:cs="Times New Roman"/>
+        </w:rPr>
+        <w:tab/>
+      </w:r>
+      <w:r>
+        <w:rPr>
+          <w:rFonts w:ascii="Times New Roman" w:hAnsi="Times New Roman" w:cs="Times New Roman"/>
+        </w:rPr>
+        <w:tab/>
+      </w:r>
+      <w:r>
+        <w:rPr>
+          <w:rFonts w:ascii="Times New Roman" w:hAnsi="Times New Roman" w:cs="Times New Roman"/>
+        </w:rPr>
+        <w:tab/>
+      </w:r>
+      <w:r>
+        <w:rPr>
+          <w:rFonts w:ascii="Times New Roman" w:hAnsi="Times New Roman" w:cs="Times New Roman"/>
+        </w:rPr>
+        <w:tab/>
+      </w:r>
+      <w:r>
+        <w:rPr>
+          <w:rFonts w:ascii="Times New Roman" w:hAnsi="Times New Roman" w:cs="Times New Roman"/>
+        </w:rPr>
+        <w:tab/>
+      </w:r>
+      <w:r>
+        <w:rPr>
+          <w:rFonts w:ascii="Times New Roman" w:hAnsi="Times New Roman" w:cs="Times New Roman"/>
+        </w:rPr>
+        <w:t>33</w:t>
+      </w:r>
     </w:p>
     <w:p>
       <w:pPr>
@@ -2032,6 +3924,54 @@
         </w:rPr>
         <w:t>3.1.5 L'échelle de lecture</w:t>
       </w:r>
+      <w:r>
+        <w:rPr>
+          <w:rFonts w:ascii="Times New Roman" w:hAnsi="Times New Roman" w:cs="Times New Roman"/>
+        </w:rPr>
+        <w:tab/>
+      </w:r>
+      <w:r>
+        <w:rPr>
+          <w:rFonts w:ascii="Times New Roman" w:hAnsi="Times New Roman" w:cs="Times New Roman"/>
+        </w:rPr>
+        <w:tab/>
+      </w:r>
+      <w:r>
+        <w:rPr>
+          <w:rFonts w:ascii="Times New Roman" w:hAnsi="Times New Roman" w:cs="Times New Roman"/>
+        </w:rPr>
+        <w:tab/>
+      </w:r>
+      <w:r>
+        <w:rPr>
+          <w:rFonts w:ascii="Times New Roman" w:hAnsi="Times New Roman" w:cs="Times New Roman"/>
+        </w:rPr>
+        <w:tab/>
+      </w:r>
+      <w:r>
+        <w:rPr>
+          <w:rFonts w:ascii="Times New Roman" w:hAnsi="Times New Roman" w:cs="Times New Roman"/>
+        </w:rPr>
+        <w:tab/>
+      </w:r>
+      <w:r>
+        <w:rPr>
+          <w:rFonts w:ascii="Times New Roman" w:hAnsi="Times New Roman" w:cs="Times New Roman"/>
+        </w:rPr>
+        <w:tab/>
+      </w:r>
+      <w:r>
+        <w:rPr>
+          <w:rFonts w:ascii="Times New Roman" w:hAnsi="Times New Roman" w:cs="Times New Roman"/>
+        </w:rPr>
+        <w:tab/>
+      </w:r>
+      <w:r>
+        <w:rPr>
+          <w:rFonts w:ascii="Times New Roman" w:hAnsi="Times New Roman" w:cs="Times New Roman"/>
+        </w:rPr>
+        <w:t>33</w:t>
+      </w:r>
     </w:p>
     <w:p>
       <w:pPr>
@@ -2049,6 +3989,30 @@
         <w:tab/>
         <w:t>3.1.6 Les deux instruments n'en font qu'un, à adversaire fixé</w:t>
       </w:r>
+      <w:r>
+        <w:rPr>
+          <w:rFonts w:ascii="Times New Roman" w:hAnsi="Times New Roman" w:cs="Times New Roman"/>
+        </w:rPr>
+        <w:tab/>
+      </w:r>
+      <w:r>
+        <w:rPr>
+          <w:rFonts w:ascii="Times New Roman" w:hAnsi="Times New Roman" w:cs="Times New Roman"/>
+        </w:rPr>
+        <w:tab/>
+      </w:r>
+      <w:r>
+        <w:rPr>
+          <w:rFonts w:ascii="Times New Roman" w:hAnsi="Times New Roman" w:cs="Times New Roman"/>
+        </w:rPr>
+        <w:tab/>
+      </w:r>
+      <w:r>
+        <w:rPr>
+          <w:rFonts w:ascii="Times New Roman" w:hAnsi="Times New Roman" w:cs="Times New Roman"/>
+        </w:rPr>
+        <w:t>33</w:t>
+      </w:r>
     </w:p>
     <w:p>
       <w:pPr>
@@ -2075,6 +4039,42 @@
         </w:rPr>
         <w:t>3.2 L'adaptation : existence, nature, mécanisme</w:t>
       </w:r>
+      <w:r>
+        <w:rPr>
+          <w:rFonts w:ascii="Times New Roman" w:hAnsi="Times New Roman" w:cs="Times New Roman"/>
+        </w:rPr>
+        <w:tab/>
+      </w:r>
+      <w:r>
+        <w:rPr>
+          <w:rFonts w:ascii="Times New Roman" w:hAnsi="Times New Roman" w:cs="Times New Roman"/>
+        </w:rPr>
+        <w:tab/>
+      </w:r>
+      <w:r>
+        <w:rPr>
+          <w:rFonts w:ascii="Times New Roman" w:hAnsi="Times New Roman" w:cs="Times New Roman"/>
+        </w:rPr>
+        <w:tab/>
+      </w:r>
+      <w:r>
+        <w:rPr>
+          <w:rFonts w:ascii="Times New Roman" w:hAnsi="Times New Roman" w:cs="Times New Roman"/>
+        </w:rPr>
+        <w:tab/>
+      </w:r>
+      <w:r>
+        <w:rPr>
+          <w:rFonts w:ascii="Times New Roman" w:hAnsi="Times New Roman" w:cs="Times New Roman"/>
+        </w:rPr>
+        <w:tab/>
+      </w:r>
+      <w:r>
+        <w:rPr>
+          <w:rFonts w:ascii="Times New Roman" w:hAnsi="Times New Roman" w:cs="Times New Roman"/>
+        </w:rPr>
+        <w:t>34</w:t>
+      </w:r>
     </w:p>
     <w:p>
       <w:pPr>
@@ -2092,6 +4092,36 @@
         <w:tab/>
         <w:t>3.2.1 L'adaptation existe, et elle vient de la mémoire</w:t>
       </w:r>
+      <w:r>
+        <w:rPr>
+          <w:rFonts w:ascii="Times New Roman" w:hAnsi="Times New Roman" w:cs="Times New Roman"/>
+        </w:rPr>
+        <w:tab/>
+      </w:r>
+      <w:r>
+        <w:rPr>
+          <w:rFonts w:ascii="Times New Roman" w:hAnsi="Times New Roman" w:cs="Times New Roman"/>
+        </w:rPr>
+        <w:tab/>
+      </w:r>
+      <w:r>
+        <w:rPr>
+          <w:rFonts w:ascii="Times New Roman" w:hAnsi="Times New Roman" w:cs="Times New Roman"/>
+        </w:rPr>
+        <w:tab/>
+      </w:r>
+      <w:r>
+        <w:rPr>
+          <w:rFonts w:ascii="Times New Roman" w:hAnsi="Times New Roman" w:cs="Times New Roman"/>
+        </w:rPr>
+        <w:tab/>
+      </w:r>
+      <w:r>
+        <w:rPr>
+          <w:rFonts w:ascii="Times New Roman" w:hAnsi="Times New Roman" w:cs="Times New Roman"/>
+        </w:rPr>
+        <w:t>34</w:t>
+      </w:r>
     </w:p>
     <w:p>
       <w:pPr>
@@ -2109,6 +4139,42 @@
         <w:tab/>
         <w:t>3.2.2 Elle exploite, elle ne récite pas</w:t>
       </w:r>
+      <w:r>
+        <w:rPr>
+          <w:rFonts w:ascii="Times New Roman" w:hAnsi="Times New Roman" w:cs="Times New Roman"/>
+        </w:rPr>
+        <w:tab/>
+      </w:r>
+      <w:r>
+        <w:rPr>
+          <w:rFonts w:ascii="Times New Roman" w:hAnsi="Times New Roman" w:cs="Times New Roman"/>
+        </w:rPr>
+        <w:tab/>
+      </w:r>
+      <w:r>
+        <w:rPr>
+          <w:rFonts w:ascii="Times New Roman" w:hAnsi="Times New Roman" w:cs="Times New Roman"/>
+        </w:rPr>
+        <w:tab/>
+      </w:r>
+      <w:r>
+        <w:rPr>
+          <w:rFonts w:ascii="Times New Roman" w:hAnsi="Times New Roman" w:cs="Times New Roman"/>
+        </w:rPr>
+        <w:tab/>
+      </w:r>
+      <w:r>
+        <w:rPr>
+          <w:rFonts w:ascii="Times New Roman" w:hAnsi="Times New Roman" w:cs="Times New Roman"/>
+        </w:rPr>
+        <w:tab/>
+      </w:r>
+      <w:r>
+        <w:rPr>
+          <w:rFonts w:ascii="Times New Roman" w:hAnsi="Times New Roman" w:cs="Times New Roman"/>
+        </w:rPr>
+        <w:t>35</w:t>
+      </w:r>
     </w:p>
     <w:p>
       <w:pPr>
@@ -2132,6 +4198,36 @@
         <w:tab/>
         <w:t>3.2.2.1 L'asymétrie, qui est le test décisif</w:t>
       </w:r>
+      <w:r>
+        <w:rPr>
+          <w:rFonts w:ascii="Times New Roman" w:hAnsi="Times New Roman" w:cs="Times New Roman"/>
+        </w:rPr>
+        <w:tab/>
+      </w:r>
+      <w:r>
+        <w:rPr>
+          <w:rFonts w:ascii="Times New Roman" w:hAnsi="Times New Roman" w:cs="Times New Roman"/>
+        </w:rPr>
+        <w:tab/>
+      </w:r>
+      <w:r>
+        <w:rPr>
+          <w:rFonts w:ascii="Times New Roman" w:hAnsi="Times New Roman" w:cs="Times New Roman"/>
+        </w:rPr>
+        <w:tab/>
+      </w:r>
+      <w:r>
+        <w:rPr>
+          <w:rFonts w:ascii="Times New Roman" w:hAnsi="Times New Roman" w:cs="Times New Roman"/>
+        </w:rPr>
+        <w:tab/>
+      </w:r>
+      <w:r>
+        <w:rPr>
+          <w:rFonts w:ascii="Times New Roman" w:hAnsi="Times New Roman" w:cs="Times New Roman"/>
+        </w:rPr>
+        <w:t>35</w:t>
+      </w:r>
     </w:p>
     <w:p>
       <w:pPr>
@@ -2155,6 +4251,24 @@
         <w:tab/>
         <w:t>3.2.2.2 L'amplitude, rapportée à son maximum théorique</w:t>
       </w:r>
+      <w:r>
+        <w:rPr>
+          <w:rFonts w:ascii="Times New Roman" w:hAnsi="Times New Roman" w:cs="Times New Roman"/>
+        </w:rPr>
+        <w:tab/>
+      </w:r>
+      <w:r>
+        <w:rPr>
+          <w:rFonts w:ascii="Times New Roman" w:hAnsi="Times New Roman" w:cs="Times New Roman"/>
+        </w:rPr>
+        <w:tab/>
+      </w:r>
+      <w:r>
+        <w:rPr>
+          <w:rFonts w:ascii="Times New Roman" w:hAnsi="Times New Roman" w:cs="Times New Roman"/>
+        </w:rPr>
+        <w:t>36</w:t>
+      </w:r>
     </w:p>
     <w:p>
       <w:pPr>
@@ -2178,6 +4292,48 @@
         <w:tab/>
         <w:t>3.2.2.3 Le contrôle négatif</w:t>
       </w:r>
+      <w:r>
+        <w:rPr>
+          <w:rFonts w:ascii="Times New Roman" w:hAnsi="Times New Roman" w:cs="Times New Roman"/>
+        </w:rPr>
+        <w:tab/>
+      </w:r>
+      <w:r>
+        <w:rPr>
+          <w:rFonts w:ascii="Times New Roman" w:hAnsi="Times New Roman" w:cs="Times New Roman"/>
+        </w:rPr>
+        <w:tab/>
+      </w:r>
+      <w:r>
+        <w:rPr>
+          <w:rFonts w:ascii="Times New Roman" w:hAnsi="Times New Roman" w:cs="Times New Roman"/>
+        </w:rPr>
+        <w:tab/>
+      </w:r>
+      <w:r>
+        <w:rPr>
+          <w:rFonts w:ascii="Times New Roman" w:hAnsi="Times New Roman" w:cs="Times New Roman"/>
+        </w:rPr>
+        <w:tab/>
+      </w:r>
+      <w:r>
+        <w:rPr>
+          <w:rFonts w:ascii="Times New Roman" w:hAnsi="Times New Roman" w:cs="Times New Roman"/>
+        </w:rPr>
+        <w:tab/>
+      </w:r>
+      <w:r>
+        <w:rPr>
+          <w:rFonts w:ascii="Times New Roman" w:hAnsi="Times New Roman" w:cs="Times New Roman"/>
+        </w:rPr>
+        <w:tab/>
+      </w:r>
+      <w:r>
+        <w:rPr>
+          <w:rFonts w:ascii="Times New Roman" w:hAnsi="Times New Roman" w:cs="Times New Roman"/>
+        </w:rPr>
+        <w:t>36</w:t>
+      </w:r>
     </w:p>
     <w:p>
       <w:pPr>
@@ -2195,6 +4351,48 @@
         <w:tab/>
         <w:t>3.2.3 Le mécanisme de rétention</w:t>
       </w:r>
+      <w:r>
+        <w:rPr>
+          <w:rFonts w:ascii="Times New Roman" w:hAnsi="Times New Roman" w:cs="Times New Roman"/>
+        </w:rPr>
+        <w:tab/>
+      </w:r>
+      <w:r>
+        <w:rPr>
+          <w:rFonts w:ascii="Times New Roman" w:hAnsi="Times New Roman" w:cs="Times New Roman"/>
+        </w:rPr>
+        <w:tab/>
+      </w:r>
+      <w:r>
+        <w:rPr>
+          <w:rFonts w:ascii="Times New Roman" w:hAnsi="Times New Roman" w:cs="Times New Roman"/>
+        </w:rPr>
+        <w:tab/>
+      </w:r>
+      <w:r>
+        <w:rPr>
+          <w:rFonts w:ascii="Times New Roman" w:hAnsi="Times New Roman" w:cs="Times New Roman"/>
+        </w:rPr>
+        <w:tab/>
+      </w:r>
+      <w:r>
+        <w:rPr>
+          <w:rFonts w:ascii="Times New Roman" w:hAnsi="Times New Roman" w:cs="Times New Roman"/>
+        </w:rPr>
+        <w:tab/>
+      </w:r>
+      <w:r>
+        <w:rPr>
+          <w:rFonts w:ascii="Times New Roman" w:hAnsi="Times New Roman" w:cs="Times New Roman"/>
+        </w:rPr>
+        <w:tab/>
+      </w:r>
+      <w:r>
+        <w:rPr>
+          <w:rFonts w:ascii="Times New Roman" w:hAnsi="Times New Roman" w:cs="Times New Roman"/>
+        </w:rPr>
+        <w:t>37</w:t>
+      </w:r>
     </w:p>
     <w:p>
       <w:pPr>
@@ -2212,6 +4410,54 @@
         <w:tab/>
         <w:t>3.2.3.1 L'effet mesuré</w:t>
       </w:r>
+      <w:r>
+        <w:rPr>
+          <w:rFonts w:ascii="Times New Roman" w:hAnsi="Times New Roman" w:cs="Times New Roman"/>
+        </w:rPr>
+        <w:tab/>
+      </w:r>
+      <w:r>
+        <w:rPr>
+          <w:rFonts w:ascii="Times New Roman" w:hAnsi="Times New Roman" w:cs="Times New Roman"/>
+        </w:rPr>
+        <w:tab/>
+      </w:r>
+      <w:r>
+        <w:rPr>
+          <w:rFonts w:ascii="Times New Roman" w:hAnsi="Times New Roman" w:cs="Times New Roman"/>
+        </w:rPr>
+        <w:tab/>
+      </w:r>
+      <w:r>
+        <w:rPr>
+          <w:rFonts w:ascii="Times New Roman" w:hAnsi="Times New Roman" w:cs="Times New Roman"/>
+        </w:rPr>
+        <w:tab/>
+      </w:r>
+      <w:r>
+        <w:rPr>
+          <w:rFonts w:ascii="Times New Roman" w:hAnsi="Times New Roman" w:cs="Times New Roman"/>
+        </w:rPr>
+        <w:tab/>
+      </w:r>
+      <w:r>
+        <w:rPr>
+          <w:rFonts w:ascii="Times New Roman" w:hAnsi="Times New Roman" w:cs="Times New Roman"/>
+        </w:rPr>
+        <w:tab/>
+      </w:r>
+      <w:r>
+        <w:rPr>
+          <w:rFonts w:ascii="Times New Roman" w:hAnsi="Times New Roman" w:cs="Times New Roman"/>
+        </w:rPr>
+        <w:tab/>
+      </w:r>
+      <w:r>
+        <w:rPr>
+          <w:rFonts w:ascii="Times New Roman" w:hAnsi="Times New Roman" w:cs="Times New Roman"/>
+        </w:rPr>
+        <w:t>37</w:t>
+      </w:r>
     </w:p>
     <w:p>
       <w:pPr>
@@ -2235,6 +4481,31 @@
         <w:tab/>
         <w:t>3.2.3.2 Ni la vitesse, ni l'oubli : la complétude</w:t>
       </w:r>
+      <w:r>
+        <w:rPr>
+          <w:rFonts w:ascii="Times New Roman" w:hAnsi="Times New Roman" w:cs="Times New Roman"/>
+        </w:rPr>
+        <w:tab/>
+      </w:r>
+      <w:r>
+        <w:rPr>
+          <w:rFonts w:ascii="Times New Roman" w:hAnsi="Times New Roman" w:cs="Times New Roman"/>
+        </w:rPr>
+        <w:tab/>
+      </w:r>
+      <w:r>
+        <w:rPr>
+          <w:rFonts w:ascii="Times New Roman" w:hAnsi="Times New Roman" w:cs="Times New Roman"/>
+        </w:rPr>
+        <w:tab/>
+      </w:r>
+      <w:r>
+        <w:rPr>
+          <w:rFonts w:ascii="Times New Roman" w:hAnsi="Times New Roman" w:cs="Times New Roman"/>
+        </w:rPr>
+        <w:tab/>
+        <w:t>37</w:t>
+      </w:r>
     </w:p>
     <w:p>
       <w:pPr>
@@ -2258,6 +4529,43 @@
         <w:tab/>
         <w:t>3.2.3.3 Une règle, ou deux</w:t>
       </w:r>
+      <w:r>
+        <w:rPr>
+          <w:rFonts w:ascii="Times New Roman" w:hAnsi="Times New Roman" w:cs="Times New Roman"/>
+        </w:rPr>
+        <w:tab/>
+      </w:r>
+      <w:r>
+        <w:rPr>
+          <w:rFonts w:ascii="Times New Roman" w:hAnsi="Times New Roman" w:cs="Times New Roman"/>
+        </w:rPr>
+        <w:tab/>
+      </w:r>
+      <w:r>
+        <w:rPr>
+          <w:rFonts w:ascii="Times New Roman" w:hAnsi="Times New Roman" w:cs="Times New Roman"/>
+        </w:rPr>
+        <w:tab/>
+      </w:r>
+      <w:r>
+        <w:rPr>
+          <w:rFonts w:ascii="Times New Roman" w:hAnsi="Times New Roman" w:cs="Times New Roman"/>
+        </w:rPr>
+        <w:tab/>
+      </w:r>
+      <w:r>
+        <w:rPr>
+          <w:rFonts w:ascii="Times New Roman" w:hAnsi="Times New Roman" w:cs="Times New Roman"/>
+        </w:rPr>
+        <w:tab/>
+      </w:r>
+      <w:r>
+        <w:rPr>
+          <w:rFonts w:ascii="Times New Roman" w:hAnsi="Times New Roman" w:cs="Times New Roman"/>
+        </w:rPr>
+        <w:tab/>
+        <w:t>38</w:t>
+      </w:r>
     </w:p>
     <w:p>
       <w:pPr>
@@ -2281,6 +4589,25 @@
         <w:tab/>
         <w:t>3.2.3.4 Ce que cette section ne permet pas de conclure</w:t>
       </w:r>
+      <w:r>
+        <w:rPr>
+          <w:rFonts w:ascii="Times New Roman" w:hAnsi="Times New Roman" w:cs="Times New Roman"/>
+        </w:rPr>
+        <w:tab/>
+      </w:r>
+      <w:r>
+        <w:rPr>
+          <w:rFonts w:ascii="Times New Roman" w:hAnsi="Times New Roman" w:cs="Times New Roman"/>
+        </w:rPr>
+        <w:tab/>
+      </w:r>
+      <w:r>
+        <w:rPr>
+          <w:rFonts w:ascii="Times New Roman" w:hAnsi="Times New Roman" w:cs="Times New Roman"/>
+        </w:rPr>
+        <w:tab/>
+        <w:t>39</w:t>
+      </w:r>
     </w:p>
     <w:p>
       <w:pPr>
@@ -2304,6 +4631,37 @@
           <w:rFonts w:ascii="Times New Roman" w:hAnsi="Times New Roman" w:cs="Times New Roman"/>
         </w:rPr>
         <w:t>3.3 Ce que l'adaptation produit et ce qu'elle coûte</w:t>
+      </w:r>
+      <w:r>
+        <w:rPr>
+          <w:rFonts w:ascii="Times New Roman" w:hAnsi="Times New Roman" w:cs="Times New Roman"/>
+        </w:rPr>
+        <w:tab/>
+      </w:r>
+      <w:r>
+        <w:rPr>
+          <w:rFonts w:ascii="Times New Roman" w:hAnsi="Times New Roman" w:cs="Times New Roman"/>
+        </w:rPr>
+        <w:tab/>
+      </w:r>
+      <w:r>
+        <w:rPr>
+          <w:rFonts w:ascii="Times New Roman" w:hAnsi="Times New Roman" w:cs="Times New Roman"/>
+        </w:rPr>
+        <w:tab/>
+      </w:r>
+      <w:r>
+        <w:rPr>
+          <w:rFonts w:ascii="Times New Roman" w:hAnsi="Times New Roman" w:cs="Times New Roman"/>
+        </w:rPr>
+        <w:tab/>
+      </w:r>
+      <w:r>
+        <w:rPr>
+          <w:rFonts w:ascii="Times New Roman" w:hAnsi="Times New Roman" w:cs="Times New Roman"/>
+        </w:rPr>
+        <w:tab/>
+        <w:t>40</w:t>
       </w:r>
     </w:p>
     <w:p>
@@ -2322,6 +4680,49 @@
         <w:tab/>
         <w:t>3.3.1 Ce que l'agent écrit</w:t>
       </w:r>
+      <w:r>
+        <w:rPr>
+          <w:rFonts w:ascii="Times New Roman" w:hAnsi="Times New Roman" w:cs="Times New Roman"/>
+        </w:rPr>
+        <w:tab/>
+      </w:r>
+      <w:r>
+        <w:rPr>
+          <w:rFonts w:ascii="Times New Roman" w:hAnsi="Times New Roman" w:cs="Times New Roman"/>
+        </w:rPr>
+        <w:tab/>
+      </w:r>
+      <w:r>
+        <w:rPr>
+          <w:rFonts w:ascii="Times New Roman" w:hAnsi="Times New Roman" w:cs="Times New Roman"/>
+        </w:rPr>
+        <w:tab/>
+      </w:r>
+      <w:r>
+        <w:rPr>
+          <w:rFonts w:ascii="Times New Roman" w:hAnsi="Times New Roman" w:cs="Times New Roman"/>
+        </w:rPr>
+        <w:tab/>
+      </w:r>
+      <w:r>
+        <w:rPr>
+          <w:rFonts w:ascii="Times New Roman" w:hAnsi="Times New Roman" w:cs="Times New Roman"/>
+        </w:rPr>
+        <w:tab/>
+      </w:r>
+      <w:r>
+        <w:rPr>
+          <w:rFonts w:ascii="Times New Roman" w:hAnsi="Times New Roman" w:cs="Times New Roman"/>
+        </w:rPr>
+        <w:tab/>
+      </w:r>
+      <w:r>
+        <w:rPr>
+          <w:rFonts w:ascii="Times New Roman" w:hAnsi="Times New Roman" w:cs="Times New Roman"/>
+        </w:rPr>
+        <w:tab/>
+        <w:t>40</w:t>
+      </w:r>
     </w:p>
     <w:p>
       <w:pPr>
@@ -2345,6 +4746,37 @@
         <w:tab/>
         <w:t>3.3.1.1 Ce que la mémoire contient</w:t>
       </w:r>
+      <w:r>
+        <w:rPr>
+          <w:rFonts w:ascii="Times New Roman" w:hAnsi="Times New Roman" w:cs="Times New Roman"/>
+        </w:rPr>
+        <w:tab/>
+      </w:r>
+      <w:r>
+        <w:rPr>
+          <w:rFonts w:ascii="Times New Roman" w:hAnsi="Times New Roman" w:cs="Times New Roman"/>
+        </w:rPr>
+        <w:tab/>
+      </w:r>
+      <w:r>
+        <w:rPr>
+          <w:rFonts w:ascii="Times New Roman" w:hAnsi="Times New Roman" w:cs="Times New Roman"/>
+        </w:rPr>
+        <w:tab/>
+      </w:r>
+      <w:r>
+        <w:rPr>
+          <w:rFonts w:ascii="Times New Roman" w:hAnsi="Times New Roman" w:cs="Times New Roman"/>
+        </w:rPr>
+        <w:tab/>
+      </w:r>
+      <w:r>
+        <w:rPr>
+          <w:rFonts w:ascii="Times New Roman" w:hAnsi="Times New Roman" w:cs="Times New Roman"/>
+        </w:rPr>
+        <w:tab/>
+        <w:t>40</w:t>
+      </w:r>
     </w:p>
     <w:p>
       <w:pPr>
@@ -2362,6 +4794,31 @@
         <w:tab/>
         <w:t>3.3.1.2 Une mémoire réécrite, non cumulée</w:t>
       </w:r>
+      <w:r>
+        <w:rPr>
+          <w:rFonts w:ascii="Times New Roman" w:hAnsi="Times New Roman" w:cs="Times New Roman"/>
+        </w:rPr>
+        <w:tab/>
+      </w:r>
+      <w:r>
+        <w:rPr>
+          <w:rFonts w:ascii="Times New Roman" w:hAnsi="Times New Roman" w:cs="Times New Roman"/>
+        </w:rPr>
+        <w:tab/>
+      </w:r>
+      <w:r>
+        <w:rPr>
+          <w:rFonts w:ascii="Times New Roman" w:hAnsi="Times New Roman" w:cs="Times New Roman"/>
+        </w:rPr>
+        <w:tab/>
+      </w:r>
+      <w:r>
+        <w:rPr>
+          <w:rFonts w:ascii="Times New Roman" w:hAnsi="Times New Roman" w:cs="Times New Roman"/>
+        </w:rPr>
+        <w:tab/>
+        <w:t>40</w:t>
+      </w:r>
     </w:p>
     <w:p>
       <w:pPr>
@@ -2384,6 +4841,19 @@
         <w:tab/>
         <w:t>3.3.1.3 Ce que la mémoire ne contient jamais : une fréquence</w:t>
       </w:r>
+      <w:r>
+        <w:rPr>
+          <w:rFonts w:ascii="Times New Roman" w:hAnsi="Times New Roman" w:cs="Times New Roman"/>
+        </w:rPr>
+        <w:tab/>
+      </w:r>
+      <w:r>
+        <w:rPr>
+          <w:rFonts w:ascii="Times New Roman" w:hAnsi="Times New Roman" w:cs="Times New Roman"/>
+        </w:rPr>
+        <w:tab/>
+        <w:t>40</w:t>
+      </w:r>
     </w:p>
     <w:p>
       <w:pPr>
@@ -2412,13 +4882,39 @@
           <w:rFonts w:ascii="Times New Roman" w:hAnsi="Times New Roman" w:cs="Times New Roman"/>
         </w:rPr>
         <w:tab/>
-      </w:r>
-      <w:r>
-        <w:rPr>
-          <w:rFonts w:ascii="Times New Roman" w:hAnsi="Times New Roman" w:cs="Times New Roman"/>
-        </w:rPr>
         <w:t>3.3.2 L'agent adapté ne sait plus jouer au hasard</w:t>
       </w:r>
+      <w:r>
+        <w:rPr>
+          <w:rFonts w:ascii="Times New Roman" w:hAnsi="Times New Roman" w:cs="Times New Roman"/>
+        </w:rPr>
+        <w:tab/>
+      </w:r>
+      <w:r>
+        <w:rPr>
+          <w:rFonts w:ascii="Times New Roman" w:hAnsi="Times New Roman" w:cs="Times New Roman"/>
+        </w:rPr>
+        <w:tab/>
+      </w:r>
+      <w:r>
+        <w:rPr>
+          <w:rFonts w:ascii="Times New Roman" w:hAnsi="Times New Roman" w:cs="Times New Roman"/>
+        </w:rPr>
+        <w:tab/>
+      </w:r>
+      <w:r>
+        <w:rPr>
+          <w:rFonts w:ascii="Times New Roman" w:hAnsi="Times New Roman" w:cs="Times New Roman"/>
+        </w:rPr>
+        <w:tab/>
+      </w:r>
+      <w:r>
+        <w:rPr>
+          <w:rFonts w:ascii="Times New Roman" w:hAnsi="Times New Roman" w:cs="Times New Roman"/>
+        </w:rPr>
+        <w:tab/>
+        <w:t>42</w:t>
+      </w:r>
     </w:p>
     <w:p>
       <w:pPr>
@@ -2433,6 +4929,98 @@
           <w:rFonts w:ascii="Times New Roman" w:hAnsi="Times New Roman" w:cs="Times New Roman"/>
         </w:rPr>
         <w:t>3.3.2.1 La dégénérescence des stratégies mixtes</w:t>
+      </w:r>
+      <w:r>
+        <w:rPr>
+          <w:rFonts w:ascii="Times New Roman" w:hAnsi="Times New Roman" w:cs="Times New Roman"/>
+        </w:rPr>
+        <w:tab/>
+      </w:r>
+      <w:r>
+        <w:rPr>
+          <w:rFonts w:ascii="Times New Roman" w:hAnsi="Times New Roman" w:cs="Times New Roman"/>
+        </w:rPr>
+        <w:tab/>
+      </w:r>
+      <w:r>
+        <w:rPr>
+          <w:rFonts w:ascii="Times New Roman" w:hAnsi="Times New Roman" w:cs="Times New Roman"/>
+        </w:rPr>
+        <w:tab/>
+      </w:r>
+      <w:r>
+        <w:rPr>
+          <w:rFonts w:ascii="Times New Roman" w:hAnsi="Times New Roman" w:cs="Times New Roman"/>
+        </w:rPr>
+        <w:tab/>
+        <w:t>42</w:t>
+      </w:r>
+    </w:p>
+    <w:p>
+      <w:pPr>
+        <w:ind w:left="720" w:hanging="360"/>
+        <w:jc w:val="both"/>
+        <w:rPr>
+          <w:rFonts w:ascii="Times New Roman" w:hAnsi="Times New Roman" w:cs="Times New Roman"/>
+          <w:sz w:val="14"/>
+          <w:szCs w:val="14"/>
+        </w:rPr>
+      </w:pPr>
+      <w:r>
+        <w:rPr>
+          <w:rFonts w:ascii="Times New Roman" w:hAnsi="Times New Roman" w:cs="Times New Roman"/>
+        </w:rPr>
+        <w:tab/>
+      </w:r>
+      <w:r>
+        <w:rPr>
+          <w:rFonts w:ascii="Times New Roman" w:hAnsi="Times New Roman" w:cs="Times New Roman"/>
+        </w:rPr>
+        <w:tab/>
+      </w:r>
+      <w:r>
+        <w:rPr>
+          <w:rFonts w:ascii="Times New Roman" w:hAnsi="Times New Roman" w:cs="Times New Roman"/>
+        </w:rPr>
+        <w:tab/>
+        <w:t>3.3.2.2 Ce que H4 établit</w:t>
+      </w:r>
+      <w:r>
+        <w:rPr>
+          <w:rFonts w:ascii="Times New Roman" w:hAnsi="Times New Roman" w:cs="Times New Roman"/>
+        </w:rPr>
+        <w:tab/>
+      </w:r>
+      <w:r>
+        <w:rPr>
+          <w:rFonts w:ascii="Times New Roman" w:hAnsi="Times New Roman" w:cs="Times New Roman"/>
+        </w:rPr>
+        <w:tab/>
+      </w:r>
+      <w:r>
+        <w:rPr>
+          <w:rFonts w:ascii="Times New Roman" w:hAnsi="Times New Roman" w:cs="Times New Roman"/>
+        </w:rPr>
+        <w:tab/>
+      </w:r>
+      <w:r>
+        <w:rPr>
+          <w:rFonts w:ascii="Times New Roman" w:hAnsi="Times New Roman" w:cs="Times New Roman"/>
+        </w:rPr>
+        <w:tab/>
+      </w:r>
+      <w:r>
+        <w:rPr>
+          <w:rFonts w:ascii="Times New Roman" w:hAnsi="Times New Roman" w:cs="Times New Roman"/>
+        </w:rPr>
+        <w:tab/>
+      </w:r>
+      <w:r>
+        <w:rPr>
+          <w:rFonts w:ascii="Times New Roman" w:hAnsi="Times New Roman" w:cs="Times New Roman"/>
+        </w:rPr>
+        <w:tab/>
+        <w:t>42</w:t>
       </w:r>
     </w:p>
     <w:p>
@@ -2448,33 +5036,80 @@
       <w:r>
         <w:rPr>
           <w:rFonts w:ascii="Times New Roman" w:hAnsi="Times New Roman" w:cs="Times New Roman"/>
-          <w:sz w:val="28"/>
-          <w:szCs w:val="28"/>
-        </w:rPr>
-        <w:tab/>
-      </w:r>
-      <w:r>
-        <w:rPr>
-          <w:rFonts w:ascii="Times New Roman" w:hAnsi="Times New Roman" w:cs="Times New Roman"/>
-          <w:sz w:val="28"/>
-          <w:szCs w:val="28"/>
-        </w:rPr>
-        <w:tab/>
-      </w:r>
-      <w:r>
-        <w:rPr>
-          <w:rFonts w:ascii="Times New Roman" w:hAnsi="Times New Roman" w:cs="Times New Roman"/>
-          <w:sz w:val="28"/>
-          <w:szCs w:val="28"/>
-        </w:rPr>
-        <w:tab/>
-      </w:r>
-      <w:r>
-        <w:rPr>
-          <w:rFonts w:ascii="Times New Roman" w:hAnsi="Times New Roman" w:cs="Times New Roman"/>
-        </w:rPr>
-        <w:t>3.3.2.2 Ce que H4 établit</w:t>
-      </w:r>
+        </w:rPr>
+        <w:tab/>
+      </w:r>
+      <w:r>
+        <w:rPr>
+          <w:rFonts w:ascii="Times New Roman" w:hAnsi="Times New Roman" w:cs="Times New Roman"/>
+        </w:rPr>
+        <w:tab/>
+        <w:t>3.3.3 Synthèse</w:t>
+      </w:r>
+      <w:r>
+        <w:rPr>
+          <w:rFonts w:ascii="Times New Roman" w:hAnsi="Times New Roman" w:cs="Times New Roman"/>
+        </w:rPr>
+        <w:tab/>
+      </w:r>
+      <w:r>
+        <w:rPr>
+          <w:rFonts w:ascii="Times New Roman" w:hAnsi="Times New Roman" w:cs="Times New Roman"/>
+        </w:rPr>
+        <w:tab/>
+      </w:r>
+      <w:r>
+        <w:rPr>
+          <w:rFonts w:ascii="Times New Roman" w:hAnsi="Times New Roman" w:cs="Times New Roman"/>
+        </w:rPr>
+        <w:tab/>
+      </w:r>
+      <w:r>
+        <w:rPr>
+          <w:rFonts w:ascii="Times New Roman" w:hAnsi="Times New Roman" w:cs="Times New Roman"/>
+        </w:rPr>
+        <w:tab/>
+      </w:r>
+      <w:r>
+        <w:rPr>
+          <w:rFonts w:ascii="Times New Roman" w:hAnsi="Times New Roman" w:cs="Times New Roman"/>
+        </w:rPr>
+        <w:tab/>
+      </w:r>
+      <w:r>
+        <w:rPr>
+          <w:rFonts w:ascii="Times New Roman" w:hAnsi="Times New Roman" w:cs="Times New Roman"/>
+        </w:rPr>
+        <w:tab/>
+      </w:r>
+      <w:r>
+        <w:rPr>
+          <w:rFonts w:ascii="Times New Roman" w:hAnsi="Times New Roman" w:cs="Times New Roman"/>
+        </w:rPr>
+        <w:tab/>
+      </w:r>
+      <w:r>
+        <w:rPr>
+          <w:rFonts w:ascii="Times New Roman" w:hAnsi="Times New Roman" w:cs="Times New Roman"/>
+        </w:rPr>
+        <w:tab/>
+      </w:r>
+      <w:r>
+        <w:rPr>
+          <w:rFonts w:ascii="Times New Roman" w:hAnsi="Times New Roman" w:cs="Times New Roman"/>
+        </w:rPr>
+        <w:tab/>
+        <w:t>43</w:t>
+      </w:r>
+    </w:p>
+    <w:p>
+      <w:pPr>
+        <w:ind w:left="720" w:hanging="360"/>
+        <w:jc w:val="both"/>
+        <w:rPr>
+          <w:rFonts w:ascii="Times New Roman" w:hAnsi="Times New Roman" w:cs="Times New Roman"/>
+        </w:rPr>
+      </w:pPr>
     </w:p>
     <w:p>
       <w:pPr>
@@ -2487,26 +5122,78 @@
         </w:rPr>
       </w:pPr>
       <w:r>
-        <w:tab/>
-      </w:r>
-      <w:r>
-        <w:tab/>
-      </w:r>
-      <w:r>
-        <w:rPr>
-          <w:rFonts w:ascii="Times New Roman" w:hAnsi="Times New Roman" w:cs="Times New Roman"/>
-        </w:rPr>
-        <w:t>3.3.3 Synthèse</w:t>
-      </w:r>
-    </w:p>
-    <w:p>
-      <w:pPr>
-        <w:ind w:left="720" w:hanging="360"/>
-        <w:jc w:val="both"/>
-        <w:rPr>
-          <w:rFonts w:ascii="Times New Roman" w:hAnsi="Times New Roman" w:cs="Times New Roman"/>
-        </w:rPr>
-      </w:pPr>
+        <w:rPr>
+          <w:rFonts w:ascii="Times New Roman" w:hAnsi="Times New Roman" w:cs="Times New Roman"/>
+        </w:rPr>
+        <w:t>Conclusion</w:t>
+      </w:r>
+      <w:r>
+        <w:rPr>
+          <w:rFonts w:ascii="Times New Roman" w:hAnsi="Times New Roman" w:cs="Times New Roman"/>
+        </w:rPr>
+        <w:tab/>
+      </w:r>
+      <w:r>
+        <w:rPr>
+          <w:rFonts w:ascii="Times New Roman" w:hAnsi="Times New Roman" w:cs="Times New Roman"/>
+        </w:rPr>
+        <w:tab/>
+      </w:r>
+      <w:r>
+        <w:rPr>
+          <w:rFonts w:ascii="Times New Roman" w:hAnsi="Times New Roman" w:cs="Times New Roman"/>
+        </w:rPr>
+        <w:tab/>
+      </w:r>
+      <w:r>
+        <w:rPr>
+          <w:rFonts w:ascii="Times New Roman" w:hAnsi="Times New Roman" w:cs="Times New Roman"/>
+        </w:rPr>
+        <w:tab/>
+      </w:r>
+      <w:r>
+        <w:rPr>
+          <w:rFonts w:ascii="Times New Roman" w:hAnsi="Times New Roman" w:cs="Times New Roman"/>
+        </w:rPr>
+        <w:tab/>
+      </w:r>
+      <w:r>
+        <w:rPr>
+          <w:rFonts w:ascii="Times New Roman" w:hAnsi="Times New Roman" w:cs="Times New Roman"/>
+        </w:rPr>
+        <w:tab/>
+      </w:r>
+      <w:r>
+        <w:rPr>
+          <w:rFonts w:ascii="Times New Roman" w:hAnsi="Times New Roman" w:cs="Times New Roman"/>
+        </w:rPr>
+        <w:tab/>
+      </w:r>
+      <w:r>
+        <w:rPr>
+          <w:rFonts w:ascii="Times New Roman" w:hAnsi="Times New Roman" w:cs="Times New Roman"/>
+        </w:rPr>
+        <w:tab/>
+      </w:r>
+      <w:r>
+        <w:rPr>
+          <w:rFonts w:ascii="Times New Roman" w:hAnsi="Times New Roman" w:cs="Times New Roman"/>
+        </w:rPr>
+        <w:tab/>
+      </w:r>
+      <w:r>
+        <w:rPr>
+          <w:rFonts w:ascii="Times New Roman" w:hAnsi="Times New Roman" w:cs="Times New Roman"/>
+        </w:rPr>
+        <w:tab/>
+      </w:r>
+      <w:r>
+        <w:rPr>
+          <w:rFonts w:ascii="Times New Roman" w:hAnsi="Times New Roman" w:cs="Times New Roman"/>
+        </w:rPr>
+        <w:tab/>
+        <w:t>45</w:t>
+      </w:r>
     </w:p>
     <w:p>
       <w:pPr>
@@ -2522,40 +5209,72 @@
         <w:rPr>
           <w:rFonts w:ascii="Times New Roman" w:hAnsi="Times New Roman" w:cs="Times New Roman"/>
         </w:rPr>
-        <w:t>Conclusion</w:t>
-      </w:r>
-    </w:p>
-    <w:p>
-      <w:pPr>
-        <w:ind w:left="720" w:hanging="360"/>
-        <w:jc w:val="both"/>
-        <w:rPr>
-          <w:rFonts w:ascii="Times New Roman" w:hAnsi="Times New Roman" w:cs="Times New Roman"/>
-          <w:sz w:val="18"/>
-          <w:szCs w:val="18"/>
-        </w:rPr>
-      </w:pPr>
-      <w:r>
-        <w:rPr>
-          <w:rFonts w:ascii="Times New Roman" w:hAnsi="Times New Roman" w:cs="Times New Roman"/>
-        </w:rPr>
         <w:t>Bibliographie</w:t>
       </w:r>
-    </w:p>
-    <w:p>
-      <w:pPr>
-        <w:ind w:left="360"/>
-        <w:jc w:val="both"/>
-        <w:rPr>
-          <w:rFonts w:ascii="Times New Roman" w:hAnsi="Times New Roman" w:cs="Times New Roman"/>
-          <w:sz w:val="24"/>
-          <w:szCs w:val="24"/>
-        </w:rPr>
-      </w:pPr>
-    </w:p>
-    <w:p>
-      <w:pPr>
-        <w:ind w:left="360"/>
+      <w:r>
+        <w:rPr>
+          <w:rFonts w:ascii="Times New Roman" w:hAnsi="Times New Roman" w:cs="Times New Roman"/>
+        </w:rPr>
+        <w:tab/>
+      </w:r>
+      <w:r>
+        <w:rPr>
+          <w:rFonts w:ascii="Times New Roman" w:hAnsi="Times New Roman" w:cs="Times New Roman"/>
+        </w:rPr>
+        <w:tab/>
+      </w:r>
+      <w:r>
+        <w:rPr>
+          <w:rFonts w:ascii="Times New Roman" w:hAnsi="Times New Roman" w:cs="Times New Roman"/>
+        </w:rPr>
+        <w:tab/>
+      </w:r>
+      <w:r>
+        <w:rPr>
+          <w:rFonts w:ascii="Times New Roman" w:hAnsi="Times New Roman" w:cs="Times New Roman"/>
+        </w:rPr>
+        <w:tab/>
+      </w:r>
+      <w:r>
+        <w:rPr>
+          <w:rFonts w:ascii="Times New Roman" w:hAnsi="Times New Roman" w:cs="Times New Roman"/>
+        </w:rPr>
+        <w:tab/>
+      </w:r>
+      <w:r>
+        <w:rPr>
+          <w:rFonts w:ascii="Times New Roman" w:hAnsi="Times New Roman" w:cs="Times New Roman"/>
+        </w:rPr>
+        <w:tab/>
+      </w:r>
+      <w:r>
+        <w:rPr>
+          <w:rFonts w:ascii="Times New Roman" w:hAnsi="Times New Roman" w:cs="Times New Roman"/>
+        </w:rPr>
+        <w:tab/>
+      </w:r>
+      <w:r>
+        <w:rPr>
+          <w:rFonts w:ascii="Times New Roman" w:hAnsi="Times New Roman" w:cs="Times New Roman"/>
+        </w:rPr>
+        <w:tab/>
+      </w:r>
+      <w:r>
+        <w:rPr>
+          <w:rFonts w:ascii="Times New Roman" w:hAnsi="Times New Roman" w:cs="Times New Roman"/>
+        </w:rPr>
+        <w:tab/>
+      </w:r>
+      <w:r>
+        <w:rPr>
+          <w:rFonts w:ascii="Times New Roman" w:hAnsi="Times New Roman" w:cs="Times New Roman"/>
+        </w:rPr>
+        <w:tab/>
+        <w:t>47</w:t>
+      </w:r>
+    </w:p>
+    <w:p>
+      <w:pPr>
         <w:jc w:val="both"/>
         <w:rPr>
           <w:rFonts w:ascii="Times New Roman" w:hAnsi="Times New Roman" w:cs="Times New Roman"/>
@@ -2597,232 +5316,366 @@
           <w:sz w:val="36"/>
           <w:szCs w:val="36"/>
         </w:rPr>
+        <w:lastRenderedPageBreak/>
         <w:t>Introduction</w:t>
       </w:r>
     </w:p>
     <w:p>
       <w:pPr>
-        <w:jc w:val="both"/>
-        <w:rPr>
-          <w:rFonts w:ascii="Times New Roman" w:hAnsi="Times New Roman" w:cs="Times New Roman"/>
-        </w:rPr>
-      </w:pPr>
-    </w:p>
-    <w:p>
-      <w:pPr>
-        <w:jc w:val="both"/>
-        <w:rPr>
-          <w:rFonts w:ascii="Times New Roman" w:hAnsi="Times New Roman" w:cs="Times New Roman"/>
-        </w:rPr>
-      </w:pPr>
-    </w:p>
-    <w:p>
-      <w:pPr>
-        <w:jc w:val="both"/>
-        <w:rPr>
-          <w:rFonts w:ascii="Times New Roman" w:hAnsi="Times New Roman" w:cs="Times New Roman"/>
-        </w:rPr>
-      </w:pPr>
-    </w:p>
-    <w:p>
-      <w:pPr>
-        <w:jc w:val="both"/>
-        <w:rPr>
-          <w:rFonts w:ascii="Times New Roman" w:hAnsi="Times New Roman" w:cs="Times New Roman"/>
-        </w:rPr>
-      </w:pPr>
-    </w:p>
-    <w:p>
-      <w:pPr>
-        <w:jc w:val="both"/>
-        <w:rPr>
-          <w:rFonts w:ascii="Times New Roman" w:hAnsi="Times New Roman" w:cs="Times New Roman"/>
-        </w:rPr>
-      </w:pPr>
-    </w:p>
-    <w:p>
-      <w:pPr>
-        <w:jc w:val="both"/>
-        <w:rPr>
-          <w:rFonts w:ascii="Times New Roman" w:hAnsi="Times New Roman" w:cs="Times New Roman"/>
-        </w:rPr>
-      </w:pPr>
-    </w:p>
-    <w:p>
-      <w:pPr>
-        <w:jc w:val="both"/>
-        <w:rPr>
-          <w:rFonts w:ascii="Times New Roman" w:hAnsi="Times New Roman" w:cs="Times New Roman"/>
-        </w:rPr>
-      </w:pPr>
-    </w:p>
-    <w:p>
-      <w:pPr>
-        <w:jc w:val="both"/>
-        <w:rPr>
-          <w:rFonts w:ascii="Times New Roman" w:hAnsi="Times New Roman" w:cs="Times New Roman"/>
-        </w:rPr>
-      </w:pPr>
-    </w:p>
-    <w:p>
-      <w:pPr>
-        <w:jc w:val="both"/>
-        <w:rPr>
-          <w:rFonts w:ascii="Times New Roman" w:hAnsi="Times New Roman" w:cs="Times New Roman"/>
-        </w:rPr>
-      </w:pPr>
-    </w:p>
-    <w:p>
-      <w:pPr>
-        <w:jc w:val="both"/>
-        <w:rPr>
-          <w:rFonts w:ascii="Times New Roman" w:hAnsi="Times New Roman" w:cs="Times New Roman"/>
-        </w:rPr>
-      </w:pPr>
-    </w:p>
-    <w:p>
-      <w:pPr>
-        <w:jc w:val="both"/>
-        <w:rPr>
-          <w:rFonts w:ascii="Times New Roman" w:hAnsi="Times New Roman" w:cs="Times New Roman"/>
-        </w:rPr>
-      </w:pPr>
-    </w:p>
-    <w:p>
-      <w:pPr>
-        <w:jc w:val="both"/>
-        <w:rPr>
-          <w:rFonts w:ascii="Times New Roman" w:hAnsi="Times New Roman" w:cs="Times New Roman"/>
-        </w:rPr>
-      </w:pPr>
-    </w:p>
-    <w:p>
-      <w:pPr>
-        <w:jc w:val="both"/>
-        <w:rPr>
-          <w:rFonts w:ascii="Times New Roman" w:hAnsi="Times New Roman" w:cs="Times New Roman"/>
-        </w:rPr>
-      </w:pPr>
-    </w:p>
-    <w:p>
-      <w:pPr>
-        <w:jc w:val="both"/>
-        <w:rPr>
-          <w:rFonts w:ascii="Times New Roman" w:hAnsi="Times New Roman" w:cs="Times New Roman"/>
-        </w:rPr>
-      </w:pPr>
-    </w:p>
-    <w:p>
-      <w:pPr>
-        <w:jc w:val="both"/>
-        <w:rPr>
-          <w:rFonts w:ascii="Times New Roman" w:hAnsi="Times New Roman" w:cs="Times New Roman"/>
-        </w:rPr>
-      </w:pPr>
-    </w:p>
-    <w:p>
-      <w:pPr>
-        <w:jc w:val="both"/>
-        <w:rPr>
-          <w:rFonts w:ascii="Times New Roman" w:hAnsi="Times New Roman" w:cs="Times New Roman"/>
-        </w:rPr>
-      </w:pPr>
-    </w:p>
-    <w:p>
-      <w:pPr>
-        <w:jc w:val="both"/>
-        <w:rPr>
-          <w:rFonts w:ascii="Times New Roman" w:hAnsi="Times New Roman" w:cs="Times New Roman"/>
-        </w:rPr>
-      </w:pPr>
-    </w:p>
-    <w:p>
-      <w:pPr>
-        <w:jc w:val="both"/>
-        <w:rPr>
-          <w:rFonts w:ascii="Times New Roman" w:hAnsi="Times New Roman" w:cs="Times New Roman"/>
-        </w:rPr>
-      </w:pPr>
-    </w:p>
-    <w:p>
-      <w:pPr>
-        <w:jc w:val="both"/>
-        <w:rPr>
-          <w:rFonts w:ascii="Times New Roman" w:hAnsi="Times New Roman" w:cs="Times New Roman"/>
-        </w:rPr>
-      </w:pPr>
-    </w:p>
-    <w:p>
-      <w:pPr>
-        <w:jc w:val="both"/>
-        <w:rPr>
-          <w:rFonts w:ascii="Times New Roman" w:hAnsi="Times New Roman" w:cs="Times New Roman"/>
-        </w:rPr>
-      </w:pPr>
-    </w:p>
-    <w:p>
-      <w:pPr>
-        <w:jc w:val="both"/>
-        <w:rPr>
-          <w:rFonts w:ascii="Times New Roman" w:hAnsi="Times New Roman" w:cs="Times New Roman"/>
-        </w:rPr>
-      </w:pPr>
-    </w:p>
-    <w:p>
-      <w:pPr>
-        <w:jc w:val="both"/>
-        <w:rPr>
-          <w:rFonts w:ascii="Times New Roman" w:hAnsi="Times New Roman" w:cs="Times New Roman"/>
-        </w:rPr>
-      </w:pPr>
-    </w:p>
-    <w:p>
-      <w:pPr>
-        <w:jc w:val="both"/>
-        <w:rPr>
-          <w:rFonts w:ascii="Times New Roman" w:hAnsi="Times New Roman" w:cs="Times New Roman"/>
-        </w:rPr>
-      </w:pPr>
-    </w:p>
-    <w:p>
-      <w:pPr>
-        <w:jc w:val="both"/>
-        <w:rPr>
-          <w:rFonts w:ascii="Times New Roman" w:hAnsi="Times New Roman" w:cs="Times New Roman"/>
-        </w:rPr>
-      </w:pPr>
-    </w:p>
-    <w:p>
-      <w:pPr>
-        <w:jc w:val="both"/>
-        <w:rPr>
-          <w:rFonts w:ascii="Times New Roman" w:hAnsi="Times New Roman" w:cs="Times New Roman"/>
-        </w:rPr>
-      </w:pPr>
-    </w:p>
-    <w:p>
-      <w:pPr>
-        <w:jc w:val="both"/>
-        <w:rPr>
-          <w:rFonts w:ascii="Times New Roman" w:hAnsi="Times New Roman" w:cs="Times New Roman"/>
-        </w:rPr>
-      </w:pPr>
-    </w:p>
-    <w:p>
-      <w:pPr>
-        <w:jc w:val="both"/>
-        <w:rPr>
-          <w:rFonts w:ascii="Times New Roman" w:hAnsi="Times New Roman" w:cs="Times New Roman"/>
-        </w:rPr>
-      </w:pPr>
-    </w:p>
-    <w:p>
-      <w:pPr>
-        <w:jc w:val="both"/>
-        <w:rPr>
-          <w:rFonts w:ascii="Times New Roman" w:hAnsi="Times New Roman" w:cs="Times New Roman"/>
-        </w:rPr>
-      </w:pPr>
+        <w:spacing w:after="240"/>
+        <w:ind w:firstLine="708"/>
+        <w:jc w:val="both"/>
+        <w:rPr>
+          <w:rFonts w:ascii="Times New Roman" w:hAnsi="Times New Roman" w:cs="Times New Roman"/>
+          <w:sz w:val="24"/>
+          <w:szCs w:val="24"/>
+          <w:lang w:val="fr-FR"/>
+        </w:rPr>
+      </w:pPr>
+      <w:r>
+        <w:rPr>
+          <w:rFonts w:ascii="Times New Roman" w:hAnsi="Times New Roman" w:cs="Times New Roman"/>
+          <w:sz w:val="24"/>
+          <w:szCs w:val="24"/>
+          <w:lang w:val="fr-FR"/>
+        </w:rPr>
+        <w:t>Les modèles de langage ne se contentent plus de produire du texte à la demande. Ils sont désormais déployés comme agents autonomes : ils négocient des contrats, enchérissent, fixent des prix, arbitrent des allocations, et le font de plus en plus souvent face à d'autres agents dont les intérêts divergent des leurs. Le comportement de ces systèmes en situation stratégique cesse donc d'être une curiosité technique pour devenir une question économique. Si des agents artificiels prennent une part croissante des décisions de marché, la nature de leur rationalité détermine les équilibres qui s'y forment.</w:t>
+      </w:r>
+    </w:p>
+    <w:p>
+      <w:pPr>
+        <w:spacing w:after="240"/>
+        <w:ind w:firstLine="708"/>
+        <w:jc w:val="both"/>
+        <w:rPr>
+          <w:rFonts w:ascii="Times New Roman" w:hAnsi="Times New Roman" w:cs="Times New Roman"/>
+          <w:sz w:val="24"/>
+          <w:szCs w:val="24"/>
+          <w:lang w:val="fr-FR"/>
+        </w:rPr>
+      </w:pPr>
+      <w:r>
+        <w:rPr>
+          <w:rFonts w:ascii="Times New Roman" w:hAnsi="Times New Roman" w:cs="Times New Roman"/>
+          <w:sz w:val="24"/>
+          <w:szCs w:val="24"/>
+          <w:lang w:val="fr-FR"/>
+        </w:rPr>
+        <w:t>L'économie expérimentale a construit, sur les sujets humains, l'instrument qui permet de poser cette question correctement : plutôt que de décrire un comportement, elle le confronte à une norme théorique et mesure l'écart. Un courant récent transpose ce protocole aux modèles de langage, soit pour les utiliser comme substituts d'agents humains, soit pour les observer comme des entités dont le comportement mérite une science propre. Les évaluations stratégiques disponibles établissent que ces modèles tiennent la comparaison dans les jeux à information imparfaite, mais elles ne permettent pas de dire pourquoi.</w:t>
+      </w:r>
+    </w:p>
+    <w:p>
+      <w:pPr>
+        <w:ind w:firstLine="708"/>
+        <w:jc w:val="both"/>
+        <w:rPr>
+          <w:rFonts w:ascii="Times New Roman" w:hAnsi="Times New Roman" w:cs="Times New Roman"/>
+          <w:sz w:val="24"/>
+          <w:szCs w:val="24"/>
+          <w:lang w:val="fr-FR"/>
+        </w:rPr>
+      </w:pPr>
+      <w:r>
+        <w:rPr>
+          <w:rFonts w:ascii="Times New Roman" w:hAnsi="Times New Roman" w:cs="Times New Roman"/>
+          <w:sz w:val="24"/>
+          <w:szCs w:val="24"/>
+          <w:lang w:val="fr-FR"/>
+        </w:rPr>
+        <w:t>Un développement parallèle rend cette distinction mesurable. Les architectures d'agents récentes accordent au modèle une mémoire persistante qu'il rédige lui-même : à intervalles réguliers, il synthétise son expérience en langue naturelle et relit cette synthèse par la suite. Ce mécanisme a été validé dans des environnements coopératifs ou solitaires, où il n'existe aucun adversaire dont la déviation doive être découverte puis punie. Or c'est précisément là qu'il devient économiquement intéressant : une mémoire persistante est le canal par lequel un agent pourrait construire, d'une interaction à l'autre, le modèle de son adversaire qui lui permet de s'écarter de l'équilibre pour gagner davantage.</w:t>
+      </w:r>
+    </w:p>
+    <w:p>
+      <w:pPr>
+        <w:jc w:val="both"/>
+        <w:rPr>
+          <w:rFonts w:ascii="Times New Roman" w:hAnsi="Times New Roman" w:cs="Times New Roman"/>
+          <w:sz w:val="24"/>
+          <w:szCs w:val="24"/>
+          <w:lang w:val="fr-FR"/>
+        </w:rPr>
+      </w:pPr>
+    </w:p>
+    <w:p>
+      <w:pPr>
+        <w:ind w:firstLine="708"/>
+        <w:jc w:val="both"/>
+        <w:rPr>
+          <w:rFonts w:ascii="Times New Roman" w:hAnsi="Times New Roman" w:cs="Times New Roman"/>
+          <w:sz w:val="24"/>
+          <w:szCs w:val="24"/>
+          <w:lang w:val="fr-FR"/>
+        </w:rPr>
+      </w:pPr>
+      <w:r>
+        <w:rPr>
+          <w:rFonts w:ascii="Times New Roman" w:hAnsi="Times New Roman" w:cs="Times New Roman"/>
+          <w:sz w:val="24"/>
+          <w:szCs w:val="24"/>
+          <w:lang w:val="fr-FR"/>
+        </w:rPr>
+        <w:t xml:space="preserve">Ce travail se place à cette intersection. Il pose la question suivante : dans un environnement stratégique à information imparfaite, un agent LLM autonome équipé d'une mémoire persistante développe-t-il une adaptation comportementale s'apparentant à une stratégie ? Et si oui, cette adaptation le rapproche-t-elle de l'optimalité de </w:t>
+      </w:r>
+      <w:r>
+        <w:rPr>
+          <w:rFonts w:ascii="Times New Roman" w:hAnsi="Times New Roman" w:cs="Times New Roman"/>
+          <w:sz w:val="24"/>
+          <w:szCs w:val="24"/>
+          <w:lang w:val="fr-FR"/>
+        </w:rPr>
+        <w:t>l</w:t>
+      </w:r>
+      <w:r>
+        <w:rPr>
+          <w:rFonts w:ascii="Times New Roman" w:hAnsi="Times New Roman" w:cs="Times New Roman"/>
+          <w:sz w:val="24"/>
+          <w:szCs w:val="24"/>
+          <w:lang w:val="fr-FR"/>
+        </w:rPr>
+        <w:t>’</w:t>
+      </w:r>
+      <w:r>
+        <w:rPr>
+          <w:rFonts w:ascii="Times New Roman" w:hAnsi="Times New Roman" w:cs="Times New Roman"/>
+          <w:sz w:val="24"/>
+          <w:szCs w:val="24"/>
+          <w:lang w:val="fr-FR"/>
+        </w:rPr>
+        <w:t>homo œconomicus</w:t>
+      </w:r>
+      <w:r>
+        <w:rPr>
+          <w:rFonts w:ascii="Times New Roman" w:hAnsi="Times New Roman" w:cs="Times New Roman"/>
+          <w:sz w:val="24"/>
+          <w:szCs w:val="24"/>
+          <w:lang w:val="fr-FR"/>
+        </w:rPr>
+        <w:t>, ou reproduit-elle les biais de décision que l'économie comportementale documente chez l'humain ?</w:t>
+      </w:r>
+    </w:p>
+    <w:p>
+      <w:pPr>
+        <w:jc w:val="both"/>
+        <w:rPr>
+          <w:rFonts w:ascii="Times New Roman" w:hAnsi="Times New Roman" w:cs="Times New Roman"/>
+          <w:sz w:val="24"/>
+          <w:szCs w:val="24"/>
+          <w:lang w:val="fr-FR"/>
+        </w:rPr>
+      </w:pPr>
+    </w:p>
+    <w:p>
+      <w:pPr>
+        <w:ind w:firstLine="708"/>
+        <w:jc w:val="both"/>
+        <w:rPr>
+          <w:rFonts w:ascii="Times New Roman" w:hAnsi="Times New Roman" w:cs="Times New Roman"/>
+          <w:sz w:val="24"/>
+          <w:szCs w:val="24"/>
+          <w:lang w:val="fr-FR"/>
+        </w:rPr>
+      </w:pPr>
+      <w:r>
+        <w:rPr>
+          <w:rFonts w:ascii="Times New Roman" w:hAnsi="Times New Roman" w:cs="Times New Roman"/>
+          <w:sz w:val="24"/>
+          <w:szCs w:val="24"/>
+          <w:lang w:val="fr-FR"/>
+        </w:rPr>
+        <w:t>Répondre suppose un dispositif qui isole la mémoire comme variable et qui mesure autre chose que la performance. Une arène expérimentale a donc été construite pour cette recherche. Un agent y joue un poker de Kuhn</w:t>
+      </w:r>
+      <w:r>
+        <w:rPr>
+          <w:rFonts w:ascii="Times New Roman" w:hAnsi="Times New Roman" w:cs="Times New Roman"/>
+          <w:sz w:val="24"/>
+          <w:szCs w:val="24"/>
+          <w:lang w:val="fr-FR"/>
+        </w:rPr>
+        <w:t xml:space="preserve">, </w:t>
+      </w:r>
+      <w:r>
+        <w:rPr>
+          <w:rFonts w:ascii="Times New Roman" w:hAnsi="Times New Roman" w:cs="Times New Roman"/>
+          <w:sz w:val="24"/>
+          <w:szCs w:val="24"/>
+          <w:lang w:val="fr-FR"/>
+        </w:rPr>
+        <w:t>un jeu à information imparfaite assez petit pour que son équilibre soit calculable exactement, et assez riche pour que le bluff y soit optimal  contre des adversaires dont la politique est fixe et connue. Deux de ces adversaires présentent des défauts opposés : l'un suit toujours, l'autre se couche toujours. Les exploiter demande des ajustements de sens contraire, si bien qu'aucune stratégie fixe, l'équilibre compris, ne peut faire baisser les deux mesures ensemble. C'est ce plan d'adversaires qui sépare l'exploitation de la récitation.</w:t>
+      </w:r>
+    </w:p>
+    <w:p>
+      <w:pPr>
+        <w:jc w:val="both"/>
+        <w:rPr>
+          <w:rFonts w:ascii="Times New Roman" w:hAnsi="Times New Roman" w:cs="Times New Roman"/>
+          <w:sz w:val="24"/>
+          <w:szCs w:val="24"/>
+          <w:lang w:val="fr-FR"/>
+        </w:rPr>
+      </w:pPr>
+    </w:p>
+    <w:p>
+      <w:pPr>
+        <w:ind w:firstLine="708"/>
+        <w:jc w:val="both"/>
+        <w:rPr>
+          <w:rFonts w:ascii="Times New Roman" w:hAnsi="Times New Roman" w:cs="Times New Roman"/>
+          <w:sz w:val="24"/>
+          <w:szCs w:val="24"/>
+          <w:lang w:val="fr-FR"/>
+        </w:rPr>
+      </w:pPr>
+      <w:r>
+        <w:rPr>
+          <w:rFonts w:ascii="Times New Roman" w:hAnsi="Times New Roman" w:cs="Times New Roman"/>
+          <w:sz w:val="24"/>
+          <w:szCs w:val="24"/>
+          <w:lang w:val="fr-FR"/>
+        </w:rPr>
+        <w:t>Le modèle est tenu constant et la mémoire seule est manipulée, selon trois traitements : aucune mémoire, réinjection de l'historique brut des parties antérieures, et mémoire auto-</w:t>
+      </w:r>
+      <w:r>
+        <w:rPr>
+          <w:rFonts w:ascii="Times New Roman" w:hAnsi="Times New Roman" w:cs="Times New Roman"/>
+          <w:sz w:val="24"/>
+          <w:szCs w:val="24"/>
+          <w:lang w:val="fr-FR"/>
+        </w:rPr>
+        <w:lastRenderedPageBreak/>
+        <w:t>rédigée par l'agent. Les trois reçoivent exactement les mêmes distributions de cartes, dans le même ordre, ce qui annule la chance dans les comparaisons. La variable dépendante n'est ni le gain ni le taux de victoire, mais l'écart d'exploitation : la différence, calculée exactement sur les douze ensembles d'information du jeu, entre l'espérance de la meilleure réponse à l'adversaire et celle de la politique effectivement jouée. Un second instrument, construit de la même manière mais mesuré depuis l'équilibre, indique si l'agent récite une solution ou s'en écarte délibérément.</w:t>
+      </w:r>
+    </w:p>
+    <w:p>
+      <w:pPr>
+        <w:jc w:val="both"/>
+        <w:rPr>
+          <w:rFonts w:ascii="Times New Roman" w:hAnsi="Times New Roman" w:cs="Times New Roman"/>
+          <w:sz w:val="24"/>
+          <w:szCs w:val="24"/>
+          <w:lang w:val="fr-FR"/>
+        </w:rPr>
+      </w:pPr>
+    </w:p>
+    <w:p>
+      <w:pPr>
+        <w:ind w:firstLine="708"/>
+        <w:jc w:val="both"/>
+        <w:rPr>
+          <w:rFonts w:ascii="Times New Roman" w:hAnsi="Times New Roman" w:cs="Times New Roman"/>
+          <w:sz w:val="24"/>
+          <w:szCs w:val="24"/>
+          <w:lang w:val="fr-FR"/>
+        </w:rPr>
+      </w:pPr>
+      <w:r>
+        <w:rPr>
+          <w:rFonts w:ascii="Times New Roman" w:hAnsi="Times New Roman" w:cs="Times New Roman"/>
+          <w:sz w:val="24"/>
+          <w:szCs w:val="24"/>
+          <w:lang w:val="fr-FR"/>
+        </w:rPr>
+        <w:t>La campagne a produit vingt-quatre exécutions, cent soixante-dix-sept séries et plus de vingt-sept mille décisions, entièrement journalisées, avec le texte intégral du raisonnement de l'agent. L'ensemble des mesures a été recalculé par un second chemin, écrit dans un autre langage et sans réutiliser le code du dispositif.</w:t>
+      </w:r>
+    </w:p>
+    <w:p>
+      <w:pPr>
+        <w:jc w:val="both"/>
+        <w:rPr>
+          <w:rFonts w:ascii="Times New Roman" w:hAnsi="Times New Roman" w:cs="Times New Roman"/>
+          <w:sz w:val="24"/>
+          <w:szCs w:val="24"/>
+          <w:lang w:val="fr-FR"/>
+        </w:rPr>
+      </w:pPr>
+    </w:p>
+    <w:p>
+      <w:pPr>
+        <w:ind w:firstLine="708"/>
+        <w:jc w:val="both"/>
+        <w:rPr>
+          <w:rFonts w:ascii="Times New Roman" w:hAnsi="Times New Roman" w:cs="Times New Roman"/>
+          <w:sz w:val="24"/>
+          <w:szCs w:val="24"/>
+          <w:lang w:val="fr-FR"/>
+        </w:rPr>
+      </w:pPr>
+      <w:r>
+        <w:rPr>
+          <w:rFonts w:ascii="Times New Roman" w:hAnsi="Times New Roman" w:cs="Times New Roman"/>
+          <w:sz w:val="24"/>
+          <w:szCs w:val="24"/>
+          <w:lang w:val="fr-FR"/>
+        </w:rPr>
+        <w:t>Les résultats vont dans deux directions à la fois. Doté d'une mémoire auto-rédigée, l'agent atteint exactement la meilleure réponse contre les deux adversaires exploitables, alors que privé de mémoire il joue en dessous du niveau de l'équilibre : l'adaptation existe, elle vient de la mémoire, et elle exploite au lieu de réciter. Mais le mécanisme qui la produit dégrade simultanément sa capacité à jouer une stratégie mixte. Face à l'adversaire qui joue l'équilibre, et où l'optimalité exige d'être imprévisible, l'agent sans mémoire mélange correctement ; dès qu'il a écrit une note, il joue des fréquences extrêmes plus d'une série sur deux. L'adaptation et le biais ne coexistent pas : le second est produit par le premier.</w:t>
+      </w:r>
+    </w:p>
+    <w:p>
+      <w:pPr>
+        <w:jc w:val="both"/>
+        <w:rPr>
+          <w:rFonts w:ascii="Times New Roman" w:hAnsi="Times New Roman" w:cs="Times New Roman"/>
+          <w:sz w:val="24"/>
+          <w:szCs w:val="24"/>
+          <w:lang w:val="fr-FR"/>
+        </w:rPr>
+      </w:pPr>
+    </w:p>
+    <w:p>
+      <w:pPr>
+        <w:ind w:firstLine="708"/>
+        <w:jc w:val="both"/>
+        <w:rPr>
+          <w:rFonts w:ascii="Times New Roman" w:hAnsi="Times New Roman" w:cs="Times New Roman"/>
+          <w:sz w:val="24"/>
+          <w:szCs w:val="24"/>
+          <w:lang w:val="fr-FR"/>
+        </w:rPr>
+      </w:pPr>
+      <w:r>
+        <w:rPr>
+          <w:rFonts w:ascii="Times New Roman" w:hAnsi="Times New Roman" w:cs="Times New Roman"/>
+          <w:sz w:val="24"/>
+          <w:szCs w:val="24"/>
+          <w:lang w:val="fr-FR"/>
+        </w:rPr>
+        <w:t>Le mémoire est organisé en trois chapitres. Le premier situe le travail dans les littératures dont il relève</w:t>
+      </w:r>
+      <w:r>
+        <w:rPr>
+          <w:rFonts w:ascii="Times New Roman" w:hAnsi="Times New Roman" w:cs="Times New Roman"/>
+          <w:sz w:val="24"/>
+          <w:szCs w:val="24"/>
+          <w:lang w:val="fr-FR"/>
+        </w:rPr>
+        <w:t>,</w:t>
+      </w:r>
+      <w:r>
+        <w:rPr>
+          <w:rFonts w:ascii="Times New Roman" w:hAnsi="Times New Roman" w:cs="Times New Roman"/>
+          <w:sz w:val="24"/>
+          <w:szCs w:val="24"/>
+          <w:lang w:val="fr-FR"/>
+        </w:rPr>
+        <w:t xml:space="preserve"> économie expérimentale, comportement des agents artificiels, jeux à information imparfaite, architectures de mémoire</w:t>
+      </w:r>
+      <w:r>
+        <w:rPr>
+          <w:rFonts w:ascii="Times New Roman" w:hAnsi="Times New Roman" w:cs="Times New Roman"/>
+          <w:sz w:val="24"/>
+          <w:szCs w:val="24"/>
+          <w:lang w:val="fr-FR"/>
+        </w:rPr>
+        <w:t>,</w:t>
+      </w:r>
+      <w:r>
+        <w:rPr>
+          <w:rFonts w:ascii="Times New Roman" w:hAnsi="Times New Roman" w:cs="Times New Roman"/>
+          <w:sz w:val="24"/>
+          <w:szCs w:val="24"/>
+          <w:lang w:val="fr-FR"/>
+        </w:rPr>
+        <w:t xml:space="preserve"> et énonce le manque auquel il répond. Le deuxième traduit la question en quatre hypothèses réfutables, décrit les instruments de mesure, l'agent utilisé et le protocole expérimental. Le troisième expose les résultats, en commençant par démonter la mesure sur une série réelle afin que chaque chiffre du chapitre puisse être refait.</w:t>
+      </w:r>
     </w:p>
     <w:p>
       <w:pPr>
@@ -2987,6 +5840,7 @@
           <w:sz w:val="36"/>
           <w:szCs w:val="36"/>
         </w:rPr>
+        <w:lastRenderedPageBreak/>
         <w:t>I.</w:t>
       </w:r>
       <w:r>
@@ -3007,17 +5861,37 @@
         <w:jc w:val="both"/>
         <w:rPr>
           <w:rFonts w:ascii="Times New Roman" w:hAnsi="Times New Roman" w:cs="Times New Roman"/>
-          <w:sz w:val="36"/>
-          <w:szCs w:val="36"/>
-        </w:rPr>
-      </w:pPr>
-      <w:r>
-        <w:rPr>
-          <w:rFonts w:ascii="Times New Roman" w:hAnsi="Times New Roman" w:cs="Times New Roman"/>
           <w:sz w:val="32"/>
           <w:szCs w:val="32"/>
         </w:rPr>
+      </w:pPr>
+      <w:r>
+        <w:rPr>
+          <w:rFonts w:ascii="Times New Roman" w:hAnsi="Times New Roman" w:cs="Times New Roman"/>
+          <w:sz w:val="32"/>
+          <w:szCs w:val="32"/>
+        </w:rPr>
         <w:t>1.1 L'Étude comportemental des agents IA</w:t>
+      </w:r>
+    </w:p>
+    <w:p>
+      <w:pPr>
+        <w:pStyle w:val="Paragraphedeliste"/>
+        <w:jc w:val="both"/>
+        <w:rPr>
+          <w:rFonts w:ascii="Times New Roman" w:hAnsi="Times New Roman" w:cs="Times New Roman"/>
+          <w:sz w:val="28"/>
+          <w:szCs w:val="28"/>
+        </w:rPr>
+      </w:pPr>
+      <w:r>
+        <w:rPr>
+          <w:rFonts w:ascii="Times New Roman" w:hAnsi="Times New Roman" w:cs="Times New Roman"/>
+          <w:sz w:val="28"/>
+          <w:szCs w:val="28"/>
+        </w:rPr>
+        <w:tab/>
+        <w:t>1.1.1 L’économie comportemental / expérimental</w:t>
       </w:r>
     </w:p>
     <w:p>
@@ -4286,6 +7160,117 @@
     </w:p>
     <w:p>
       <w:pPr>
+        <w:pStyle w:val="Paragraphedeliste"/>
+        <w:jc w:val="both"/>
+        <w:rPr>
+          <w:rFonts w:ascii="Times New Roman" w:hAnsi="Times New Roman" w:cs="Times New Roman"/>
+          <w:sz w:val="28"/>
+          <w:szCs w:val="28"/>
+          <w:lang w:val="fr-FR"/>
+        </w:rPr>
+      </w:pPr>
+      <w:r>
+        <w:rPr>
+          <w:rFonts w:ascii="Times New Roman" w:hAnsi="Times New Roman" w:cs="Times New Roman"/>
+          <w:sz w:val="28"/>
+          <w:szCs w:val="28"/>
+          <w:lang w:val="fr-FR"/>
+        </w:rPr>
+        <w:lastRenderedPageBreak/>
+        <w:t>1.1.3 AI Agent Behavoir / Game theory</w:t>
+      </w:r>
+    </w:p>
+    <w:p>
+      <w:pPr>
+        <w:jc w:val="both"/>
+        <w:rPr>
+          <w:rFonts w:ascii="Times New Roman" w:hAnsi="Times New Roman" w:cs="Times New Roman"/>
+          <w:sz w:val="24"/>
+          <w:szCs w:val="24"/>
+          <w:lang w:val="fr-FR"/>
+        </w:rPr>
+      </w:pPr>
+    </w:p>
+    <w:p>
+      <w:pPr>
+        <w:ind w:firstLine="708"/>
+        <w:jc w:val="both"/>
+        <w:rPr>
+          <w:rFonts w:ascii="Times New Roman" w:hAnsi="Times New Roman" w:cs="Times New Roman"/>
+          <w:sz w:val="24"/>
+          <w:szCs w:val="24"/>
+          <w:lang w:val="fr-FR"/>
+        </w:rPr>
+      </w:pPr>
+      <w:r>
+        <w:rPr>
+          <w:rFonts w:ascii="Times New Roman" w:hAnsi="Times New Roman" w:cs="Times New Roman"/>
+          <w:sz w:val="24"/>
+          <w:szCs w:val="24"/>
+          <w:lang w:val="fr-FR"/>
+        </w:rPr>
+        <w:t>Afin de dresser un état de l'art rigoureux sur l'intégration des systèmes multi-agents autonomes et des modèles de langage au sein d'environnements stratégiques, nous présentons deux articles fondateurs qui rassemblent l'état de la connaissance actuelle et structurent ce nouveau champ de recherche.</w:t>
+      </w:r>
+    </w:p>
+    <w:p>
+      <w:pPr>
+        <w:jc w:val="both"/>
+        <w:rPr>
+          <w:rFonts w:ascii="Times New Roman" w:hAnsi="Times New Roman" w:cs="Times New Roman"/>
+          <w:b/>
+          <w:bCs/>
+          <w:sz w:val="24"/>
+          <w:szCs w:val="24"/>
+          <w:lang w:val="fr-FR"/>
+        </w:rPr>
+      </w:pPr>
+    </w:p>
+    <w:p>
+      <w:pPr>
+        <w:pStyle w:val="Paragraphedeliste"/>
+        <w:ind w:firstLine="696"/>
+        <w:jc w:val="both"/>
+        <w:rPr>
+          <w:rFonts w:ascii="Times New Roman" w:hAnsi="Times New Roman" w:cs="Times New Roman"/>
+          <w:sz w:val="26"/>
+          <w:szCs w:val="26"/>
+          <w:lang w:val="fr-FR"/>
+        </w:rPr>
+      </w:pPr>
+      <w:r>
+        <w:rPr>
+          <w:rFonts w:ascii="Times New Roman" w:hAnsi="Times New Roman" w:cs="Times New Roman"/>
+          <w:sz w:val="26"/>
+          <w:szCs w:val="26"/>
+          <w:lang w:val="fr-FR"/>
+        </w:rPr>
+        <w:t xml:space="preserve">1.1.3.1 La science comportementale des agents </w:t>
+      </w:r>
+      <w:r>
+        <w:rPr>
+          <w:rFonts w:ascii="Times New Roman" w:hAnsi="Times New Roman" w:cs="Times New Roman"/>
+          <w:sz w:val="26"/>
+          <w:szCs w:val="26"/>
+          <w:lang w:val="fr-FR"/>
+        </w:rPr>
+        <w:t>IA</w:t>
+      </w:r>
+    </w:p>
+    <w:p>
+      <w:pPr>
+        <w:pStyle w:val="Paragraphedeliste"/>
+        <w:ind w:left="3240"/>
+        <w:jc w:val="both"/>
+        <w:rPr>
+          <w:rFonts w:ascii="Times New Roman" w:hAnsi="Times New Roman" w:cs="Times New Roman"/>
+          <w:sz w:val="26"/>
+          <w:szCs w:val="26"/>
+          <w:lang w:val="fr-FR"/>
+        </w:rPr>
+      </w:pPr>
+    </w:p>
+    <w:p>
+      <w:pPr>
         <w:spacing w:after="240"/>
         <w:ind w:firstLine="708"/>
         <w:jc w:val="both"/>
@@ -4293,71 +7278,582 @@
           <w:rFonts w:ascii="Times New Roman" w:hAnsi="Times New Roman" w:cs="Times New Roman"/>
           <w:sz w:val="24"/>
           <w:szCs w:val="24"/>
-          <w:highlight w:val="yellow"/>
-          <w:lang w:val="fr-FR"/>
-        </w:rPr>
-      </w:pPr>
-    </w:p>
-    <w:p>
-      <w:pPr>
-        <w:pStyle w:val="Paragraphedeliste"/>
-        <w:jc w:val="both"/>
-        <w:rPr>
-          <w:rFonts w:ascii="Times New Roman" w:hAnsi="Times New Roman" w:cs="Times New Roman"/>
-          <w:sz w:val="28"/>
-          <w:szCs w:val="28"/>
-          <w:lang w:val="fr-FR"/>
-        </w:rPr>
-      </w:pPr>
-      <w:r>
-        <w:rPr>
-          <w:rFonts w:ascii="Times New Roman" w:hAnsi="Times New Roman" w:cs="Times New Roman"/>
-          <w:sz w:val="28"/>
-          <w:szCs w:val="28"/>
-          <w:lang w:val="fr-FR"/>
-        </w:rPr>
-        <w:t>1.1.3 AI Agent Behavoir / Game theory</w:t>
-      </w:r>
-    </w:p>
-    <w:p>
-      <w:pPr>
-        <w:jc w:val="both"/>
-        <w:rPr>
-          <w:rFonts w:ascii="Times New Roman" w:hAnsi="Times New Roman" w:cs="Times New Roman"/>
-          <w:sz w:val="24"/>
-          <w:szCs w:val="24"/>
-          <w:lang w:val="fr-FR"/>
-        </w:rPr>
-      </w:pPr>
-    </w:p>
-    <w:p>
-      <w:pPr>
+          <w:lang w:val="fr-FR"/>
+        </w:rPr>
+      </w:pPr>
+      <w:r>
+        <w:rPr>
+          <w:rFonts w:ascii="Times New Roman" w:hAnsi="Times New Roman" w:cs="Times New Roman"/>
+          <w:sz w:val="24"/>
+          <w:szCs w:val="24"/>
+          <w:lang w:val="fr-FR"/>
+        </w:rPr>
+        <w:t>La science comportementale des agents s'intéresse</w:t>
+      </w:r>
+      <w:r>
+        <w:rPr>
+          <w:rFonts w:ascii="Times New Roman" w:hAnsi="Times New Roman" w:cs="Times New Roman"/>
+          <w:sz w:val="24"/>
+          <w:szCs w:val="24"/>
+          <w:lang w:val="fr-FR"/>
+        </w:rPr>
+        <w:t xml:space="preserve"> </w:t>
+      </w:r>
+      <w:r>
+        <w:rPr>
+          <w:rFonts w:ascii="Times New Roman" w:hAnsi="Times New Roman" w:cs="Times New Roman"/>
+          <w:sz w:val="24"/>
+          <w:szCs w:val="24"/>
+          <w:lang w:val="fr-FR"/>
+        </w:rPr>
+        <w:t>à la manière dont les comportements émergent, se stabilisent et évoluent sous l'effet conjugué des attributs intrinsèques de l'agent, des contraintes de son environnement et des rétroactions dynamiques issues de ses interactions (Chen et al., 2026).</w:t>
+      </w:r>
+    </w:p>
+    <w:p>
+      <w:pPr>
+        <w:spacing w:after="240"/>
         <w:ind w:firstLine="708"/>
         <w:jc w:val="both"/>
         <w:rPr>
           <w:rFonts w:ascii="Times New Roman" w:hAnsi="Times New Roman" w:cs="Times New Roman"/>
           <w:sz w:val="24"/>
           <w:szCs w:val="24"/>
-          <w:lang w:val="fr-FR"/>
-        </w:rPr>
-      </w:pPr>
-      <w:r>
-        <w:rPr>
-          <w:rFonts w:ascii="Times New Roman" w:hAnsi="Times New Roman" w:cs="Times New Roman"/>
-          <w:sz w:val="24"/>
-          <w:szCs w:val="24"/>
-          <w:lang w:val="fr-FR"/>
-        </w:rPr>
-        <w:t>Afin de dresser un état de l'art rigoureux sur l'intégration des systèmes multi-agents autonomes et des modèles de langage au sein d'environnements stratégiques, nous présentons deux articles fondateurs qui rassemblent l'état de la connaissance actuelle et structurent ce nouveau champ de recherche.</w:t>
-      </w:r>
-    </w:p>
-    <w:p>
-      <w:pPr>
-        <w:jc w:val="both"/>
-        <w:rPr>
-          <w:rFonts w:ascii="Times New Roman" w:hAnsi="Times New Roman" w:cs="Times New Roman"/>
-          <w:b/>
-          <w:bCs/>
+        </w:rPr>
+      </w:pPr>
+      <w:r>
+        <w:rPr>
+          <w:rFonts w:ascii="Times New Roman" w:hAnsi="Times New Roman" w:cs="Times New Roman"/>
+          <w:sz w:val="24"/>
+          <w:szCs w:val="24"/>
+        </w:rPr>
+        <w:t>Au niveau individuel, la science comportementale des agents IA s’inspire de la théorie sociale cognitive (SCT) de Bandura (2001) pour organiser l'analyse autour de trois déterminants fondamentaux : les attributs intrinsèques de l’agent, les contraintes environnementales et les rétroactions comportementales</w:t>
+      </w:r>
+      <w:r>
+        <w:rPr>
+          <w:rFonts w:ascii="Times New Roman" w:hAnsi="Times New Roman" w:cs="Times New Roman"/>
+          <w:sz w:val="24"/>
+          <w:szCs w:val="24"/>
+        </w:rPr>
+        <w:t xml:space="preserve"> </w:t>
+      </w:r>
+      <w:r>
+        <w:rPr>
+          <w:rFonts w:ascii="Times New Roman" w:hAnsi="Times New Roman" w:cs="Times New Roman"/>
+          <w:sz w:val="24"/>
+          <w:szCs w:val="24"/>
+        </w:rPr>
+        <w:t xml:space="preserve">(Chen et al., </w:t>
+      </w:r>
+      <w:r>
+        <w:rPr>
+          <w:rFonts w:ascii="Times New Roman" w:hAnsi="Times New Roman" w:cs="Times New Roman"/>
+          <w:sz w:val="24"/>
+          <w:szCs w:val="24"/>
+        </w:rPr>
+        <w:t>2026). Les attributs intrinsèques représentent le paysage psychologique interne de l'agent, déterminant comment il traite l'information et prend des décisions. Pour structurer ces attributs ils mobilisent le cadre de la trilogie de l'esprit</w:t>
+      </w:r>
+      <w:r>
+        <w:rPr>
+          <w:rFonts w:ascii="Times New Roman" w:hAnsi="Times New Roman" w:cs="Times New Roman"/>
+          <w:sz w:val="24"/>
+          <w:szCs w:val="24"/>
+        </w:rPr>
+        <w:t xml:space="preserve"> (</w:t>
+      </w:r>
+      <w:r>
+        <w:rPr>
+          <w:rFonts w:ascii="Times New Roman" w:hAnsi="Times New Roman" w:cs="Times New Roman"/>
+          <w:sz w:val="24"/>
+          <w:szCs w:val="24"/>
+        </w:rPr>
+        <w:t xml:space="preserve">Hilgard, 1980), subdivisé en cognition, affection et conation. Sur le plan cognitif, les LLM de frontière démontrent des aptitudes remarquables en représentation conceptuelle et théorie de l'esprit (TOM), inférant les états mentaux d'autrui. </w:t>
+      </w:r>
+    </w:p>
+    <w:p>
+      <w:pPr>
+        <w:spacing w:after="240"/>
+        <w:ind w:firstLine="708"/>
+        <w:jc w:val="both"/>
+        <w:rPr>
+          <w:rFonts w:ascii="Times New Roman" w:hAnsi="Times New Roman" w:cs="Times New Roman"/>
+          <w:sz w:val="24"/>
+          <w:szCs w:val="24"/>
+        </w:rPr>
+      </w:pPr>
+      <w:r>
+        <w:rPr>
+          <w:rFonts w:ascii="Times New Roman" w:hAnsi="Times New Roman" w:cs="Times New Roman"/>
+          <w:sz w:val="24"/>
+          <w:szCs w:val="24"/>
+        </w:rPr>
+        <w:t>Néanmoins, cette sophistication cognitive coexiste avec d'importantes limites conatives : l'agent peine à maintenir une cohérence décisionnelle stable sous la pression des contraintes. Il s'avère hautement sensible au cadrage sémantique des requêtes</w:t>
+      </w:r>
+      <w:r>
+        <w:rPr>
+          <w:rFonts w:ascii="Times New Roman" w:hAnsi="Times New Roman" w:cs="Times New Roman"/>
+          <w:sz w:val="24"/>
+          <w:szCs w:val="24"/>
+        </w:rPr>
+        <w:t xml:space="preserve"> </w:t>
+      </w:r>
+      <w:r>
+        <w:rPr>
+          <w:rFonts w:ascii="Times New Roman" w:hAnsi="Times New Roman" w:cs="Times New Roman"/>
+          <w:sz w:val="24"/>
+          <w:szCs w:val="24"/>
+        </w:rPr>
+        <w:t xml:space="preserve">et sujet à des biais comparables aux heuristiques humaines (Chen et al., 2026). </w:t>
+      </w:r>
+    </w:p>
+    <w:p>
+      <w:pPr>
+        <w:spacing w:after="240"/>
+        <w:ind w:firstLine="708"/>
+        <w:jc w:val="both"/>
+        <w:rPr>
+          <w:rFonts w:ascii="Times New Roman" w:hAnsi="Times New Roman" w:cs="Times New Roman"/>
+          <w:sz w:val="24"/>
+          <w:szCs w:val="24"/>
+          <w:lang w:val="fr-FR"/>
+        </w:rPr>
+      </w:pPr>
+      <w:r>
+        <w:rPr>
+          <w:rFonts w:ascii="Times New Roman" w:hAnsi="Times New Roman" w:cs="Times New Roman"/>
+          <w:sz w:val="24"/>
+          <w:szCs w:val="24"/>
+        </w:rPr>
+        <w:t xml:space="preserve">Ce phénomène conatif est mis en évidence par le framework </w:t>
+      </w:r>
+      <w:r>
+        <w:rPr>
+          <w:rFonts w:ascii="Times New Roman" w:hAnsi="Times New Roman" w:cs="Times New Roman"/>
+          <w:i/>
+          <w:iCs/>
+          <w:sz w:val="24"/>
+          <w:szCs w:val="24"/>
+        </w:rPr>
+        <w:t>FAIRGAME</w:t>
+      </w:r>
+      <w:r>
+        <w:rPr>
+          <w:rFonts w:ascii="Times New Roman" w:hAnsi="Times New Roman" w:cs="Times New Roman"/>
+          <w:sz w:val="24"/>
+          <w:szCs w:val="24"/>
+        </w:rPr>
+        <w:t xml:space="preserve"> (Buscemi et al., 2026), qui révèle des biais linguistiques et sémantiques systématiques modifiant les choix stratégiques d'un agent selon la langue employée. Les contraintes environnementales analysent la manière dont l'agent se conforme aux caractéristiques de son milieu, en particulier aux normes culturelles et aux disciplines institutionnelles (règles légales, politiques) nécessaires pour prévenir les controverses. Enfin, les rétroactions comportementales décrivent l'adaptation dynamique de l'agent au cours de ses interactions, selon qu'il s'agisse d'auto-interactions, de rétroactions</w:t>
+      </w:r>
+      <w:r>
+        <w:rPr>
+          <w:rFonts w:ascii="Times New Roman" w:hAnsi="Times New Roman" w:cs="Times New Roman"/>
+          <w:sz w:val="24"/>
+          <w:szCs w:val="24"/>
+        </w:rPr>
+        <w:t xml:space="preserve"> de ses pairs ou de rétroactions directes de l'utilisateur humain (Chen et al., 2026).</w:t>
+      </w:r>
+    </w:p>
+    <w:p>
+      <w:pPr>
+        <w:ind w:firstLine="708"/>
+        <w:jc w:val="both"/>
+        <w:rPr>
+          <w:rFonts w:ascii="Times New Roman" w:hAnsi="Times New Roman" w:cs="Times New Roman"/>
+          <w:sz w:val="24"/>
+          <w:szCs w:val="24"/>
+          <w:lang w:val="fr-FR"/>
+        </w:rPr>
+      </w:pPr>
+    </w:p>
+    <w:p>
+      <w:pPr>
+        <w:spacing w:after="240"/>
+        <w:ind w:firstLine="708"/>
+        <w:jc w:val="both"/>
+        <w:rPr>
+          <w:rFonts w:ascii="Times New Roman" w:hAnsi="Times New Roman" w:cs="Times New Roman"/>
+          <w:sz w:val="24"/>
+          <w:szCs w:val="24"/>
+          <w:lang w:val="fr-FR"/>
+        </w:rPr>
+      </w:pPr>
+      <w:r>
+        <w:rPr>
+          <w:rFonts w:ascii="Times New Roman" w:hAnsi="Times New Roman" w:cs="Times New Roman"/>
+          <w:sz w:val="24"/>
+          <w:szCs w:val="24"/>
+          <w:lang w:val="fr-FR"/>
+        </w:rPr>
+        <w:t>Ensuite, l</w:t>
+      </w:r>
+      <w:r>
+        <w:rPr>
+          <w:rFonts w:ascii="Times New Roman" w:hAnsi="Times New Roman" w:cs="Times New Roman"/>
+          <w:sz w:val="24"/>
+          <w:szCs w:val="24"/>
+          <w:lang w:val="fr-FR"/>
+        </w:rPr>
+        <w:t>orsque l'analyse s'élève au niveau multi-agents, la dynamique décisionnelle se complexifie</w:t>
+      </w:r>
+      <w:r>
+        <w:rPr>
+          <w:rFonts w:ascii="Times New Roman" w:hAnsi="Times New Roman" w:cs="Times New Roman"/>
+          <w:sz w:val="24"/>
+          <w:szCs w:val="24"/>
+          <w:lang w:val="fr-FR"/>
+        </w:rPr>
+        <w:t xml:space="preserve"> et</w:t>
+      </w:r>
+      <w:r>
+        <w:rPr>
+          <w:rFonts w:ascii="Times New Roman" w:hAnsi="Times New Roman" w:cs="Times New Roman"/>
+          <w:sz w:val="24"/>
+          <w:szCs w:val="24"/>
+          <w:lang w:val="fr-FR"/>
+        </w:rPr>
+        <w:t xml:space="preserve"> se structurent selon la nature des objectifs poursuivis : dynamiques coopératives, dynamiques compétitives</w:t>
+      </w:r>
+      <w:r>
+        <w:rPr>
+          <w:rFonts w:ascii="Times New Roman" w:hAnsi="Times New Roman" w:cs="Times New Roman"/>
+          <w:sz w:val="24"/>
+          <w:szCs w:val="24"/>
+          <w:lang w:val="fr-FR"/>
+        </w:rPr>
+        <w:t xml:space="preserve"> </w:t>
+      </w:r>
+      <w:r>
+        <w:rPr>
+          <w:rFonts w:ascii="Times New Roman" w:hAnsi="Times New Roman" w:cs="Times New Roman"/>
+          <w:sz w:val="24"/>
+          <w:szCs w:val="24"/>
+          <w:lang w:val="fr-FR"/>
+        </w:rPr>
+        <w:t>et dynamiques ouvertes ou exploratoires</w:t>
+      </w:r>
+      <w:r>
+        <w:rPr>
+          <w:rFonts w:ascii="Times New Roman" w:hAnsi="Times New Roman" w:cs="Times New Roman"/>
+          <w:sz w:val="24"/>
+          <w:szCs w:val="24"/>
+          <w:lang w:val="fr-FR"/>
+        </w:rPr>
+        <w:t xml:space="preserve"> </w:t>
+      </w:r>
+      <w:r>
+        <w:rPr>
+          <w:rFonts w:ascii="Times New Roman" w:hAnsi="Times New Roman" w:cs="Times New Roman"/>
+          <w:sz w:val="24"/>
+          <w:szCs w:val="24"/>
+          <w:lang w:val="fr-FR"/>
+        </w:rPr>
+        <w:t>(Chen et al., 2026). Si la coopération multi-agents peut s'établir à travers des processus de délibération collective, de répartition hiérarchique des rôles</w:t>
+      </w:r>
+      <w:r>
+        <w:rPr>
+          <w:rFonts w:ascii="Times New Roman" w:hAnsi="Times New Roman" w:cs="Times New Roman"/>
+          <w:sz w:val="24"/>
+          <w:szCs w:val="24"/>
+          <w:lang w:val="fr-FR"/>
+        </w:rPr>
+        <w:t xml:space="preserve"> </w:t>
+      </w:r>
+      <w:r>
+        <w:rPr>
+          <w:rFonts w:ascii="Times New Roman" w:hAnsi="Times New Roman" w:cs="Times New Roman"/>
+          <w:sz w:val="24"/>
+          <w:szCs w:val="24"/>
+          <w:lang w:val="fr-FR"/>
+        </w:rPr>
+        <w:t xml:space="preserve">ou d'assimilation de normes de réciprocité, les </w:t>
+      </w:r>
+      <w:r>
+        <w:rPr>
+          <w:rFonts w:ascii="Times New Roman" w:hAnsi="Times New Roman" w:cs="Times New Roman"/>
+          <w:sz w:val="24"/>
+          <w:szCs w:val="24"/>
+          <w:lang w:val="fr-FR"/>
+        </w:rPr>
+        <w:lastRenderedPageBreak/>
+        <w:t>environnements compétitifs révèlent des lacunes structurelles profondes chez les agents IA</w:t>
+      </w:r>
+      <w:r>
+        <w:rPr>
+          <w:rFonts w:ascii="Times New Roman" w:hAnsi="Times New Roman" w:cs="Times New Roman"/>
+          <w:sz w:val="24"/>
+          <w:szCs w:val="24"/>
+          <w:lang w:val="fr-FR"/>
+        </w:rPr>
+        <w:t xml:space="preserve">. </w:t>
+      </w:r>
+      <w:r>
+        <w:rPr>
+          <w:rFonts w:ascii="Times New Roman" w:hAnsi="Times New Roman" w:cs="Times New Roman"/>
+          <w:sz w:val="24"/>
+          <w:szCs w:val="24"/>
+          <w:lang w:val="fr-FR"/>
+        </w:rPr>
+        <w:t xml:space="preserve">En situation de concurrence pour des ressources rares, les agents peinent à concilier leurs intérêts individuels immédiats avec la viabilité collective à long terme, en raison de défaillances systématiques dans la mise à jour de leurs croyances et d'un manque de prévision stratégique (Chen et al., 2026). </w:t>
+      </w:r>
+    </w:p>
+    <w:p>
+      <w:pPr>
+        <w:ind w:firstLine="708"/>
+        <w:jc w:val="both"/>
+        <w:rPr>
+          <w:rFonts w:ascii="Times New Roman" w:hAnsi="Times New Roman" w:cs="Times New Roman"/>
+          <w:sz w:val="24"/>
+          <w:szCs w:val="24"/>
+          <w:lang w:val="fr-FR"/>
+        </w:rPr>
+      </w:pPr>
+      <w:r>
+        <w:rPr>
+          <w:rFonts w:ascii="Times New Roman" w:hAnsi="Times New Roman" w:cs="Times New Roman"/>
+          <w:sz w:val="24"/>
+          <w:szCs w:val="24"/>
+          <w:lang w:val="fr-FR"/>
+        </w:rPr>
+        <w:t xml:space="preserve">Ce phénomène est illustré de manière frappante par le framework </w:t>
+      </w:r>
+      <w:r>
+        <w:rPr>
+          <w:rFonts w:ascii="Times New Roman" w:hAnsi="Times New Roman" w:cs="Times New Roman"/>
+          <w:i/>
+          <w:iCs/>
+          <w:sz w:val="24"/>
+          <w:szCs w:val="24"/>
+          <w:lang w:val="fr-FR"/>
+        </w:rPr>
+        <w:t>ALYMPICS</w:t>
+      </w:r>
+      <w:r>
+        <w:rPr>
+          <w:rFonts w:ascii="Times New Roman" w:hAnsi="Times New Roman" w:cs="Times New Roman"/>
+          <w:sz w:val="24"/>
+          <w:szCs w:val="24"/>
+          <w:lang w:val="fr-FR"/>
+        </w:rPr>
+        <w:t xml:space="preserve"> (Mao et al., 2025) à travers le jeu du </w:t>
+      </w:r>
+      <w:r>
+        <w:rPr>
+          <w:rFonts w:ascii="Times New Roman" w:hAnsi="Times New Roman" w:cs="Times New Roman"/>
+          <w:i/>
+          <w:iCs/>
+          <w:sz w:val="24"/>
+          <w:szCs w:val="24"/>
+          <w:lang w:val="fr-FR"/>
+        </w:rPr>
+        <w:t>Water Allocation Challenge</w:t>
+      </w:r>
+      <w:r>
+        <w:rPr>
+          <w:rFonts w:ascii="Times New Roman" w:hAnsi="Times New Roman" w:cs="Times New Roman"/>
+          <w:sz w:val="24"/>
+          <w:szCs w:val="24"/>
+          <w:lang w:val="fr-FR"/>
+        </w:rPr>
+        <w:t>. Dans ce protocole d'enchères répétées pour l'obtention de ressources de survie en univers fermé, les agents</w:t>
+      </w:r>
+      <w:r>
+        <w:rPr>
+          <w:rFonts w:ascii="Times New Roman" w:hAnsi="Times New Roman" w:cs="Times New Roman"/>
+          <w:sz w:val="24"/>
+          <w:szCs w:val="24"/>
+          <w:lang w:val="fr-FR"/>
+        </w:rPr>
+        <w:t xml:space="preserve"> </w:t>
+      </w:r>
+      <w:r>
+        <w:rPr>
+          <w:rFonts w:ascii="Times New Roman" w:hAnsi="Times New Roman" w:cs="Times New Roman"/>
+          <w:sz w:val="24"/>
+          <w:szCs w:val="24"/>
+          <w:lang w:val="fr-FR"/>
+        </w:rPr>
+        <w:t>subissent la</w:t>
+      </w:r>
+      <w:r>
+        <w:rPr>
+          <w:rFonts w:ascii="Times New Roman" w:hAnsi="Times New Roman" w:cs="Times New Roman"/>
+          <w:sz w:val="24"/>
+          <w:szCs w:val="24"/>
+          <w:lang w:val="fr-FR"/>
+        </w:rPr>
+        <w:t xml:space="preserve"> </w:t>
+      </w:r>
+      <w:r>
+        <w:rPr>
+          <w:rFonts w:ascii="Times New Roman" w:hAnsi="Times New Roman" w:cs="Times New Roman"/>
+          <w:sz w:val="24"/>
+          <w:szCs w:val="24"/>
+          <w:lang w:val="fr-FR"/>
+        </w:rPr>
+        <w:t>malédiction du vainqueur. Disposant d'un niveau de santé initial élevé, les agents surévaluent systématiquement la ressource lors des premiers tours et épuisent prématurément leur capital financier, ce qui compromet leur survie à long terme et démontre leur incapacité à anticiper rationnellement la trajectoire du jeu</w:t>
+      </w:r>
+      <w:r>
+        <w:rPr>
+          <w:rFonts w:ascii="Times New Roman" w:hAnsi="Times New Roman" w:cs="Times New Roman"/>
+          <w:sz w:val="24"/>
+          <w:szCs w:val="24"/>
+          <w:lang w:val="fr-FR"/>
+        </w:rPr>
+        <w:t xml:space="preserve">. </w:t>
+      </w:r>
+    </w:p>
+    <w:p>
+      <w:pPr>
+        <w:ind w:firstLine="708"/>
+        <w:jc w:val="both"/>
+        <w:rPr>
+          <w:rFonts w:ascii="Times New Roman" w:hAnsi="Times New Roman" w:cs="Times New Roman"/>
+          <w:sz w:val="24"/>
+          <w:szCs w:val="24"/>
+          <w:lang w:val="fr-FR"/>
+        </w:rPr>
+      </w:pPr>
+    </w:p>
+    <w:p>
+      <w:pPr>
+        <w:spacing w:after="240"/>
+        <w:ind w:firstLine="708"/>
+        <w:jc w:val="both"/>
+        <w:rPr>
+          <w:rFonts w:ascii="Times New Roman" w:hAnsi="Times New Roman" w:cs="Times New Roman"/>
+          <w:sz w:val="24"/>
+          <w:szCs w:val="24"/>
+          <w:lang w:val="fr-FR"/>
+        </w:rPr>
+      </w:pPr>
+      <w:r>
+        <w:rPr>
+          <w:rFonts w:ascii="Times New Roman" w:hAnsi="Times New Roman" w:cs="Times New Roman"/>
+          <w:sz w:val="24"/>
+          <w:szCs w:val="24"/>
+          <w:lang w:val="fr-FR"/>
+        </w:rPr>
+        <w:t>Enfin, le niveau d'interaction homme-machine interroge les rôles fonctionnels et sociaux que l'agent est amené à occuper, qu'ils soient coopératifs (compagnon, catalyseur d'idées, clarificateur de connaissances) ou adversariaux (contender, manipulateur d'opinions) (Chen et al., 2026)</w:t>
+      </w:r>
+      <w:r>
+        <w:rPr>
+          <w:rFonts w:ascii="Times New Roman" w:hAnsi="Times New Roman" w:cs="Times New Roman"/>
+          <w:sz w:val="24"/>
+          <w:szCs w:val="24"/>
+          <w:lang w:val="fr-FR"/>
+        </w:rPr>
+        <w:t xml:space="preserve">. </w:t>
+      </w:r>
+      <w:r>
+        <w:rPr>
+          <w:rFonts w:ascii="Times New Roman" w:hAnsi="Times New Roman" w:cs="Times New Roman"/>
+          <w:sz w:val="24"/>
+          <w:szCs w:val="24"/>
+          <w:lang w:val="fr-FR"/>
+        </w:rPr>
+        <w:t>En tant que négociateur stratégique, l'agent IA fait preuve d'une grande fragilité, se révélant particulièrement vulnérable aux techniques de manipulation psychologique humaine ou de détournement de consignes. De même, la capacité d'influence asymétrique des agents en fait des outils redoutables de pilotage comportemental, capables de restructurer la diffusion de l'information au sein des réseaux d'acteurs (Chen et al., 2026)</w:t>
+      </w:r>
+      <w:r>
+        <w:rPr>
+          <w:rFonts w:ascii="Times New Roman" w:hAnsi="Times New Roman" w:cs="Times New Roman"/>
+          <w:sz w:val="24"/>
+          <w:szCs w:val="24"/>
+          <w:lang w:val="fr-FR"/>
+        </w:rPr>
+        <w:t>.</w:t>
+      </w:r>
+    </w:p>
+    <w:p>
+      <w:pPr>
+        <w:ind w:firstLine="708"/>
+        <w:jc w:val="both"/>
+        <w:rPr>
+          <w:rFonts w:ascii="Times New Roman" w:hAnsi="Times New Roman" w:cs="Times New Roman"/>
+          <w:sz w:val="24"/>
+          <w:szCs w:val="24"/>
+          <w:lang w:val="fr-FR"/>
+        </w:rPr>
+      </w:pPr>
+      <w:r>
+        <w:rPr>
+          <w:rFonts w:ascii="Times New Roman" w:hAnsi="Times New Roman" w:cs="Times New Roman"/>
+          <w:sz w:val="24"/>
+          <w:szCs w:val="24"/>
+          <w:lang w:val="fr-FR"/>
+        </w:rPr>
+        <w:t xml:space="preserve"> </w:t>
+      </w:r>
+      <w:r>
+        <w:rPr>
+          <w:rFonts w:ascii="Times New Roman" w:hAnsi="Times New Roman" w:cs="Times New Roman"/>
+          <w:sz w:val="24"/>
+          <w:szCs w:val="24"/>
+          <w:lang w:val="fr-FR"/>
+        </w:rPr>
+        <w:t xml:space="preserve">Cette dimension manipulatoire et sa répercussion sur les équilibres de marché sont au cœur du framework </w:t>
+      </w:r>
+      <w:r>
+        <w:rPr>
+          <w:rFonts w:ascii="Times New Roman" w:hAnsi="Times New Roman" w:cs="Times New Roman"/>
+          <w:i/>
+          <w:iCs/>
+          <w:sz w:val="24"/>
+          <w:szCs w:val="24"/>
+          <w:lang w:val="fr-FR"/>
+        </w:rPr>
+        <w:t>ACES</w:t>
+      </w:r>
+      <w:r>
+        <w:rPr>
+          <w:rFonts w:ascii="Times New Roman" w:hAnsi="Times New Roman" w:cs="Times New Roman"/>
+          <w:sz w:val="24"/>
+          <w:szCs w:val="24"/>
+          <w:lang w:val="fr-FR"/>
+        </w:rPr>
+        <w:t xml:space="preserve"> (Allouah et al., 2025), conçu pour auditer les choix des agents au sein d'un simulateur de commerce électronique. Les expérimentations menées sous ce protocole révèlent que l'interaction entre agents acheteurs autonomes et agents vendeurs conduit à une asymétrie de pouvoir majeure : un agent vendeur exploitant un modèle d'optimisation sémantique simple</w:t>
+      </w:r>
+      <w:r>
+        <w:rPr>
+          <w:rFonts w:ascii="Times New Roman" w:hAnsi="Times New Roman" w:cs="Times New Roman"/>
+          <w:sz w:val="24"/>
+          <w:szCs w:val="24"/>
+          <w:lang w:val="fr-FR"/>
+        </w:rPr>
+        <w:t xml:space="preserve"> </w:t>
+      </w:r>
+      <w:r>
+        <w:rPr>
+          <w:rFonts w:ascii="Times New Roman" w:hAnsi="Times New Roman" w:cs="Times New Roman"/>
+          <w:sz w:val="24"/>
+          <w:szCs w:val="24"/>
+          <w:lang w:val="fr-FR"/>
+        </w:rPr>
+        <w:t>peut, en modifiant subtilement les fiches descriptives de ses produits</w:t>
+      </w:r>
+      <w:r>
+        <w:rPr>
+          <w:rFonts w:ascii="Times New Roman" w:hAnsi="Times New Roman" w:cs="Times New Roman"/>
+          <w:sz w:val="24"/>
+          <w:szCs w:val="24"/>
+          <w:lang w:val="fr-FR"/>
+        </w:rPr>
+        <w:t xml:space="preserve"> </w:t>
+      </w:r>
+      <w:r>
+        <w:rPr>
+          <w:rFonts w:ascii="Times New Roman" w:hAnsi="Times New Roman" w:cs="Times New Roman"/>
+          <w:sz w:val="24"/>
+          <w:szCs w:val="24"/>
+          <w:lang w:val="fr-FR"/>
+        </w:rPr>
+        <w:t xml:space="preserve">de mots-clés stratégiques, influencer de manière décisive les décisions de l'agent acheteur et capter instantanément une part de marché disproportionnée. </w:t>
+      </w:r>
+    </w:p>
+    <w:p>
+      <w:pPr>
+        <w:ind w:firstLine="708"/>
+        <w:jc w:val="both"/>
+        <w:rPr>
+          <w:rFonts w:ascii="Times New Roman" w:hAnsi="Times New Roman" w:cs="Times New Roman"/>
           <w:sz w:val="24"/>
           <w:szCs w:val="24"/>
           <w:lang w:val="fr-FR"/>
@@ -4383,7 +7879,16 @@
           <w:szCs w:val="26"/>
           <w:lang w:val="fr-FR"/>
         </w:rPr>
-        <w:t>1.1.3.1 La science comportementale des agents d'intelligence artificielle</w:t>
+        <w:t xml:space="preserve">1.1.3.2 L'intersection entre théorie des jeux et </w:t>
+      </w:r>
+      <w:r>
+        <w:rPr>
+          <w:rFonts w:ascii="Times New Roman" w:hAnsi="Times New Roman" w:cs="Times New Roman"/>
+          <w:sz w:val="26"/>
+          <w:szCs w:val="26"/>
+          <w:lang w:val="fr-FR"/>
+        </w:rPr>
+        <w:t>LLM</w:t>
       </w:r>
     </w:p>
     <w:p>
@@ -4401,632 +7906,6 @@
     </w:p>
     <w:p>
       <w:pPr>
-        <w:spacing w:after="240"/>
-        <w:ind w:firstLine="708"/>
-        <w:jc w:val="both"/>
-        <w:rPr>
-          <w:rFonts w:ascii="Times New Roman" w:hAnsi="Times New Roman" w:cs="Times New Roman"/>
-          <w:sz w:val="24"/>
-          <w:szCs w:val="24"/>
-          <w:lang w:val="fr-FR"/>
-        </w:rPr>
-      </w:pPr>
-      <w:r>
-        <w:rPr>
-          <w:rFonts w:ascii="Times New Roman" w:hAnsi="Times New Roman" w:cs="Times New Roman"/>
-          <w:sz w:val="24"/>
-          <w:szCs w:val="24"/>
-          <w:lang w:val="fr-FR"/>
-        </w:rPr>
-        <w:t>La science comportementale des agents s'intéresse</w:t>
-      </w:r>
-      <w:r>
-        <w:rPr>
-          <w:rFonts w:ascii="Times New Roman" w:hAnsi="Times New Roman" w:cs="Times New Roman"/>
-          <w:sz w:val="24"/>
-          <w:szCs w:val="24"/>
-          <w:lang w:val="fr-FR"/>
-        </w:rPr>
-        <w:t xml:space="preserve"> </w:t>
-      </w:r>
-      <w:r>
-        <w:rPr>
-          <w:rFonts w:ascii="Times New Roman" w:hAnsi="Times New Roman" w:cs="Times New Roman"/>
-          <w:sz w:val="24"/>
-          <w:szCs w:val="24"/>
-          <w:lang w:val="fr-FR"/>
-        </w:rPr>
-        <w:t>à la manière dont les comportements émergent, se stabilisent et évoluent sous l'effet conjugué des attributs intrinsèques de l'agent, des contraintes de son environnement et des rétroactions dynamiques issues de ses interactions (Chen et al., 2026).</w:t>
-      </w:r>
-    </w:p>
-    <w:p>
-      <w:pPr>
-        <w:spacing w:after="240"/>
-        <w:ind w:firstLine="708"/>
-        <w:jc w:val="both"/>
-        <w:rPr>
-          <w:rFonts w:ascii="Times New Roman" w:hAnsi="Times New Roman" w:cs="Times New Roman"/>
-          <w:sz w:val="24"/>
-          <w:szCs w:val="24"/>
-        </w:rPr>
-      </w:pPr>
-      <w:r>
-        <w:rPr>
-          <w:rFonts w:ascii="Times New Roman" w:hAnsi="Times New Roman" w:cs="Times New Roman"/>
-          <w:sz w:val="24"/>
-          <w:szCs w:val="24"/>
-        </w:rPr>
-        <w:t>Au niveau individuel, la science comportementale des agents IA s’inspire de la théorie sociale cognitive (SCT) de Bandura (2001) pour organiser l'analyse autour de trois déterminants fondamentaux : les attributs intrinsèques de l’agent, les contraintes environnementales et les rétroactions comportementales</w:t>
-      </w:r>
-      <w:r>
-        <w:rPr>
-          <w:rFonts w:ascii="Times New Roman" w:hAnsi="Times New Roman" w:cs="Times New Roman"/>
-          <w:sz w:val="24"/>
-          <w:szCs w:val="24"/>
-        </w:rPr>
-        <w:t xml:space="preserve"> </w:t>
-      </w:r>
-      <w:r>
-        <w:rPr>
-          <w:rFonts w:ascii="Times New Roman" w:hAnsi="Times New Roman" w:cs="Times New Roman"/>
-          <w:sz w:val="24"/>
-          <w:szCs w:val="24"/>
-        </w:rPr>
-        <w:t xml:space="preserve">(Chen et al., </w:t>
-      </w:r>
-      <w:r>
-        <w:rPr>
-          <w:rFonts w:ascii="Times New Roman" w:hAnsi="Times New Roman" w:cs="Times New Roman"/>
-          <w:sz w:val="24"/>
-          <w:szCs w:val="24"/>
-        </w:rPr>
-        <w:t>2026). Les attributs intrinsèques représentent le paysage psychologique interne de l'agent, déterminant comment il traite l'information et prend des décisions. Pour structurer ces attributs ils mobilisent le cadre de la trilogie de l'esprit</w:t>
-      </w:r>
-      <w:r>
-        <w:rPr>
-          <w:rFonts w:ascii="Times New Roman" w:hAnsi="Times New Roman" w:cs="Times New Roman"/>
-          <w:sz w:val="24"/>
-          <w:szCs w:val="24"/>
-        </w:rPr>
-        <w:t xml:space="preserve"> (</w:t>
-      </w:r>
-      <w:r>
-        <w:rPr>
-          <w:rFonts w:ascii="Times New Roman" w:hAnsi="Times New Roman" w:cs="Times New Roman"/>
-          <w:sz w:val="24"/>
-          <w:szCs w:val="24"/>
-        </w:rPr>
-        <w:t xml:space="preserve">Hilgard, 1980), subdivisé en cognition, affection et conation. Sur le plan cognitif, les LLM de frontière démontrent des aptitudes remarquables en représentation conceptuelle et théorie de l'esprit (TOM), inférant les états mentaux d'autrui. </w:t>
-      </w:r>
-    </w:p>
-    <w:p>
-      <w:pPr>
-        <w:spacing w:after="240"/>
-        <w:ind w:firstLine="708"/>
-        <w:jc w:val="both"/>
-        <w:rPr>
-          <w:rFonts w:ascii="Times New Roman" w:hAnsi="Times New Roman" w:cs="Times New Roman"/>
-          <w:sz w:val="24"/>
-          <w:szCs w:val="24"/>
-        </w:rPr>
-      </w:pPr>
-      <w:r>
-        <w:rPr>
-          <w:rFonts w:ascii="Times New Roman" w:hAnsi="Times New Roman" w:cs="Times New Roman"/>
-          <w:sz w:val="24"/>
-          <w:szCs w:val="24"/>
-        </w:rPr>
-        <w:t>Néanmoins, cette sophistication cognitive coexiste avec d'importantes limites conatives : l'agent peine à maintenir une cohérence décisionnelle stable sous la pression des contraintes. Il s'avère hautement sensible au cadrage sémantique des requêtes</w:t>
-      </w:r>
-      <w:r>
-        <w:rPr>
-          <w:rFonts w:ascii="Times New Roman" w:hAnsi="Times New Roman" w:cs="Times New Roman"/>
-          <w:sz w:val="24"/>
-          <w:szCs w:val="24"/>
-        </w:rPr>
-        <w:t xml:space="preserve"> </w:t>
-      </w:r>
-      <w:r>
-        <w:rPr>
-          <w:rFonts w:ascii="Times New Roman" w:hAnsi="Times New Roman" w:cs="Times New Roman"/>
-          <w:sz w:val="24"/>
-          <w:szCs w:val="24"/>
-        </w:rPr>
-        <w:t xml:space="preserve">et sujet à des biais comparables aux heuristiques humaines (Chen et al., 2026). </w:t>
-      </w:r>
-    </w:p>
-    <w:p>
-      <w:pPr>
-        <w:spacing w:after="240"/>
-        <w:ind w:firstLine="708"/>
-        <w:jc w:val="both"/>
-        <w:rPr>
-          <w:rFonts w:ascii="Times New Roman" w:hAnsi="Times New Roman" w:cs="Times New Roman"/>
-          <w:sz w:val="24"/>
-          <w:szCs w:val="24"/>
-          <w:lang w:val="fr-FR"/>
-        </w:rPr>
-      </w:pPr>
-      <w:r>
-        <w:rPr>
-          <w:rFonts w:ascii="Times New Roman" w:hAnsi="Times New Roman" w:cs="Times New Roman"/>
-          <w:sz w:val="24"/>
-          <w:szCs w:val="24"/>
-        </w:rPr>
-        <w:t xml:space="preserve">Ce phénomène conatif est mis en évidence par le framework </w:t>
-      </w:r>
-      <w:r>
-        <w:rPr>
-          <w:rFonts w:ascii="Times New Roman" w:hAnsi="Times New Roman" w:cs="Times New Roman"/>
-          <w:i/>
-          <w:iCs/>
-          <w:sz w:val="24"/>
-          <w:szCs w:val="24"/>
-        </w:rPr>
-        <w:t>FAIRGAME</w:t>
-      </w:r>
-      <w:r>
-        <w:rPr>
-          <w:rFonts w:ascii="Times New Roman" w:hAnsi="Times New Roman" w:cs="Times New Roman"/>
-          <w:sz w:val="24"/>
-          <w:szCs w:val="24"/>
-        </w:rPr>
-        <w:t xml:space="preserve"> (Buscemi et al., 2026), qui révèle des biais linguistiques et sémantiques systématiques modifiant les choix stratégiques d'un agent selon la langue employée. Les contraintes environnementales analysent la manière dont l'agent se conforme aux caractéristiques de son milieu, en particulier aux normes culturelles et aux disciplines institutionnelles (règles légales, politiques) nécessaires pour prévenir les controverses. Enfin, les rétroactions comportementales décrivent l'adaptation dynamique de l'agent au cours de ses interactions, selon qu'il s'agisse d'auto-interactions, de rétroactions</w:t>
-      </w:r>
-      <w:r>
-        <w:rPr>
-          <w:rFonts w:ascii="Times New Roman" w:hAnsi="Times New Roman" w:cs="Times New Roman"/>
-          <w:sz w:val="24"/>
-          <w:szCs w:val="24"/>
-        </w:rPr>
-        <w:t xml:space="preserve"> de ses pairs ou de rétroactions directes de l'utilisateur humain (Chen et al., 2026).</w:t>
-      </w:r>
-    </w:p>
-    <w:p>
-      <w:pPr>
-        <w:ind w:firstLine="708"/>
-        <w:jc w:val="both"/>
-        <w:rPr>
-          <w:rFonts w:ascii="Times New Roman" w:hAnsi="Times New Roman" w:cs="Times New Roman"/>
-          <w:sz w:val="24"/>
-          <w:szCs w:val="24"/>
-          <w:lang w:val="fr-FR"/>
-        </w:rPr>
-      </w:pPr>
-    </w:p>
-    <w:p>
-      <w:pPr>
-        <w:spacing w:after="240"/>
-        <w:ind w:firstLine="708"/>
-        <w:jc w:val="both"/>
-        <w:rPr>
-          <w:rFonts w:ascii="Times New Roman" w:hAnsi="Times New Roman" w:cs="Times New Roman"/>
-          <w:sz w:val="24"/>
-          <w:szCs w:val="24"/>
-          <w:lang w:val="fr-FR"/>
-        </w:rPr>
-      </w:pPr>
-      <w:r>
-        <w:rPr>
-          <w:rFonts w:ascii="Times New Roman" w:hAnsi="Times New Roman" w:cs="Times New Roman"/>
-          <w:sz w:val="24"/>
-          <w:szCs w:val="24"/>
-          <w:lang w:val="fr-FR"/>
-        </w:rPr>
-        <w:t>Ensuite, l</w:t>
-      </w:r>
-      <w:r>
-        <w:rPr>
-          <w:rFonts w:ascii="Times New Roman" w:hAnsi="Times New Roman" w:cs="Times New Roman"/>
-          <w:sz w:val="24"/>
-          <w:szCs w:val="24"/>
-          <w:lang w:val="fr-FR"/>
-        </w:rPr>
-        <w:t>orsque l'analyse s'élève au niveau multi-agents, la dynamique décisionnelle se complexifie</w:t>
-      </w:r>
-      <w:r>
-        <w:rPr>
-          <w:rFonts w:ascii="Times New Roman" w:hAnsi="Times New Roman" w:cs="Times New Roman"/>
-          <w:sz w:val="24"/>
-          <w:szCs w:val="24"/>
-          <w:lang w:val="fr-FR"/>
-        </w:rPr>
-        <w:t xml:space="preserve"> et</w:t>
-      </w:r>
-      <w:r>
-        <w:rPr>
-          <w:rFonts w:ascii="Times New Roman" w:hAnsi="Times New Roman" w:cs="Times New Roman"/>
-          <w:sz w:val="24"/>
-          <w:szCs w:val="24"/>
-          <w:lang w:val="fr-FR"/>
-        </w:rPr>
-        <w:t xml:space="preserve"> se structurent selon la nature des objectifs poursuivis : dynamiques coopératives, dynamiques compétitives</w:t>
-      </w:r>
-      <w:r>
-        <w:rPr>
-          <w:rFonts w:ascii="Times New Roman" w:hAnsi="Times New Roman" w:cs="Times New Roman"/>
-          <w:sz w:val="24"/>
-          <w:szCs w:val="24"/>
-          <w:lang w:val="fr-FR"/>
-        </w:rPr>
-        <w:t xml:space="preserve"> </w:t>
-      </w:r>
-      <w:r>
-        <w:rPr>
-          <w:rFonts w:ascii="Times New Roman" w:hAnsi="Times New Roman" w:cs="Times New Roman"/>
-          <w:sz w:val="24"/>
-          <w:szCs w:val="24"/>
-          <w:lang w:val="fr-FR"/>
-        </w:rPr>
-        <w:t>et dynamiques ouvertes ou exploratoires</w:t>
-      </w:r>
-      <w:r>
-        <w:rPr>
-          <w:rFonts w:ascii="Times New Roman" w:hAnsi="Times New Roman" w:cs="Times New Roman"/>
-          <w:sz w:val="24"/>
-          <w:szCs w:val="24"/>
-          <w:lang w:val="fr-FR"/>
-        </w:rPr>
-        <w:t xml:space="preserve"> </w:t>
-      </w:r>
-      <w:r>
-        <w:rPr>
-          <w:rFonts w:ascii="Times New Roman" w:hAnsi="Times New Roman" w:cs="Times New Roman"/>
-          <w:sz w:val="24"/>
-          <w:szCs w:val="24"/>
-          <w:lang w:val="fr-FR"/>
-        </w:rPr>
-        <w:t xml:space="preserve">(Chen et al., 2026). Si la coopération multi-agents peut s'établir à travers des processus de délibération collective, de </w:t>
-      </w:r>
-      <w:r>
-        <w:rPr>
-          <w:rFonts w:ascii="Times New Roman" w:hAnsi="Times New Roman" w:cs="Times New Roman"/>
-          <w:sz w:val="24"/>
-          <w:szCs w:val="24"/>
-          <w:lang w:val="fr-FR"/>
-        </w:rPr>
-        <w:lastRenderedPageBreak/>
-        <w:t>répartition hiérarchique des rôles</w:t>
-      </w:r>
-      <w:r>
-        <w:rPr>
-          <w:rFonts w:ascii="Times New Roman" w:hAnsi="Times New Roman" w:cs="Times New Roman"/>
-          <w:sz w:val="24"/>
-          <w:szCs w:val="24"/>
-          <w:lang w:val="fr-FR"/>
-        </w:rPr>
-        <w:t xml:space="preserve"> </w:t>
-      </w:r>
-      <w:r>
-        <w:rPr>
-          <w:rFonts w:ascii="Times New Roman" w:hAnsi="Times New Roman" w:cs="Times New Roman"/>
-          <w:sz w:val="24"/>
-          <w:szCs w:val="24"/>
-          <w:lang w:val="fr-FR"/>
-        </w:rPr>
-        <w:t>ou d'assimilation de normes de réciprocité, les environnements compétitifs révèlent des lacunes structurelles profondes chez les agents IA</w:t>
-      </w:r>
-      <w:r>
-        <w:rPr>
-          <w:rFonts w:ascii="Times New Roman" w:hAnsi="Times New Roman" w:cs="Times New Roman"/>
-          <w:sz w:val="24"/>
-          <w:szCs w:val="24"/>
-          <w:lang w:val="fr-FR"/>
-        </w:rPr>
-        <w:t xml:space="preserve">. </w:t>
-      </w:r>
-      <w:r>
-        <w:rPr>
-          <w:rFonts w:ascii="Times New Roman" w:hAnsi="Times New Roman" w:cs="Times New Roman"/>
-          <w:sz w:val="24"/>
-          <w:szCs w:val="24"/>
-          <w:lang w:val="fr-FR"/>
-        </w:rPr>
-        <w:t xml:space="preserve">En situation de concurrence pour des ressources rares, les agents peinent à concilier leurs intérêts individuels immédiats avec la viabilité collective à long terme, en raison de défaillances systématiques dans la mise à jour de leurs croyances et d'un manque de prévision stratégique (Chen et al., 2026). </w:t>
-      </w:r>
-    </w:p>
-    <w:p>
-      <w:pPr>
-        <w:ind w:firstLine="708"/>
-        <w:jc w:val="both"/>
-        <w:rPr>
-          <w:rFonts w:ascii="Times New Roman" w:hAnsi="Times New Roman" w:cs="Times New Roman"/>
-          <w:sz w:val="24"/>
-          <w:szCs w:val="24"/>
-          <w:lang w:val="fr-FR"/>
-        </w:rPr>
-      </w:pPr>
-      <w:r>
-        <w:rPr>
-          <w:rFonts w:ascii="Times New Roman" w:hAnsi="Times New Roman" w:cs="Times New Roman"/>
-          <w:sz w:val="24"/>
-          <w:szCs w:val="24"/>
-          <w:lang w:val="fr-FR"/>
-        </w:rPr>
-        <w:t xml:space="preserve">Ce phénomène est illustré de manière frappante par le framework </w:t>
-      </w:r>
-      <w:r>
-        <w:rPr>
-          <w:rFonts w:ascii="Times New Roman" w:hAnsi="Times New Roman" w:cs="Times New Roman"/>
-          <w:i/>
-          <w:iCs/>
-          <w:sz w:val="24"/>
-          <w:szCs w:val="24"/>
-          <w:lang w:val="fr-FR"/>
-        </w:rPr>
-        <w:t>ALYMPICS</w:t>
-      </w:r>
-      <w:r>
-        <w:rPr>
-          <w:rFonts w:ascii="Times New Roman" w:hAnsi="Times New Roman" w:cs="Times New Roman"/>
-          <w:sz w:val="24"/>
-          <w:szCs w:val="24"/>
-          <w:lang w:val="fr-FR"/>
-        </w:rPr>
-        <w:t xml:space="preserve"> (Mao et al., 2025) à travers le jeu du </w:t>
-      </w:r>
-      <w:r>
-        <w:rPr>
-          <w:rFonts w:ascii="Times New Roman" w:hAnsi="Times New Roman" w:cs="Times New Roman"/>
-          <w:i/>
-          <w:iCs/>
-          <w:sz w:val="24"/>
-          <w:szCs w:val="24"/>
-          <w:lang w:val="fr-FR"/>
-        </w:rPr>
-        <w:t>Water Allocation Challenge</w:t>
-      </w:r>
-      <w:r>
-        <w:rPr>
-          <w:rFonts w:ascii="Times New Roman" w:hAnsi="Times New Roman" w:cs="Times New Roman"/>
-          <w:sz w:val="24"/>
-          <w:szCs w:val="24"/>
-          <w:lang w:val="fr-FR"/>
-        </w:rPr>
-        <w:t>. Dans ce protocole d'enchères répétées pour l'obtention de ressources de survie en univers fermé, les agents</w:t>
-      </w:r>
-      <w:r>
-        <w:rPr>
-          <w:rFonts w:ascii="Times New Roman" w:hAnsi="Times New Roman" w:cs="Times New Roman"/>
-          <w:sz w:val="24"/>
-          <w:szCs w:val="24"/>
-          <w:lang w:val="fr-FR"/>
-        </w:rPr>
-        <w:t xml:space="preserve"> </w:t>
-      </w:r>
-      <w:r>
-        <w:rPr>
-          <w:rFonts w:ascii="Times New Roman" w:hAnsi="Times New Roman" w:cs="Times New Roman"/>
-          <w:sz w:val="24"/>
-          <w:szCs w:val="24"/>
-          <w:lang w:val="fr-FR"/>
-        </w:rPr>
-        <w:t>subissent la</w:t>
-      </w:r>
-      <w:r>
-        <w:rPr>
-          <w:rFonts w:ascii="Times New Roman" w:hAnsi="Times New Roman" w:cs="Times New Roman"/>
-          <w:sz w:val="24"/>
-          <w:szCs w:val="24"/>
-          <w:lang w:val="fr-FR"/>
-        </w:rPr>
-        <w:t xml:space="preserve"> </w:t>
-      </w:r>
-      <w:r>
-        <w:rPr>
-          <w:rFonts w:ascii="Times New Roman" w:hAnsi="Times New Roman" w:cs="Times New Roman"/>
-          <w:sz w:val="24"/>
-          <w:szCs w:val="24"/>
-          <w:lang w:val="fr-FR"/>
-        </w:rPr>
-        <w:t>malédiction du vainqueur. Disposant d'un niveau de santé initial élevé, les agents surévaluent systématiquement la ressource lors des premiers tours et épuisent prématurément leur capital financier, ce qui compromet leur survie à long terme et démontre leur incapacité à anticiper rationnellement la trajectoire du jeu</w:t>
-      </w:r>
-      <w:r>
-        <w:rPr>
-          <w:rFonts w:ascii="Times New Roman" w:hAnsi="Times New Roman" w:cs="Times New Roman"/>
-          <w:sz w:val="24"/>
-          <w:szCs w:val="24"/>
-          <w:lang w:val="fr-FR"/>
-        </w:rPr>
-        <w:t xml:space="preserve">. </w:t>
-      </w:r>
-    </w:p>
-    <w:p>
-      <w:pPr>
-        <w:ind w:firstLine="708"/>
-        <w:jc w:val="both"/>
-        <w:rPr>
-          <w:rFonts w:ascii="Times New Roman" w:hAnsi="Times New Roman" w:cs="Times New Roman"/>
-          <w:sz w:val="24"/>
-          <w:szCs w:val="24"/>
-          <w:lang w:val="fr-FR"/>
-        </w:rPr>
-      </w:pPr>
-    </w:p>
-    <w:p>
-      <w:pPr>
-        <w:spacing w:after="240"/>
-        <w:ind w:firstLine="708"/>
-        <w:jc w:val="both"/>
-        <w:rPr>
-          <w:rFonts w:ascii="Times New Roman" w:hAnsi="Times New Roman" w:cs="Times New Roman"/>
-          <w:sz w:val="24"/>
-          <w:szCs w:val="24"/>
-          <w:lang w:val="fr-FR"/>
-        </w:rPr>
-      </w:pPr>
-      <w:r>
-        <w:rPr>
-          <w:rFonts w:ascii="Times New Roman" w:hAnsi="Times New Roman" w:cs="Times New Roman"/>
-          <w:sz w:val="24"/>
-          <w:szCs w:val="24"/>
-          <w:lang w:val="fr-FR"/>
-        </w:rPr>
-        <w:t>Enfin, le niveau d'interaction homme-machine interroge les rôles fonctionnels et sociaux que l'agent est amené à occuper, qu'ils soient coopératifs (compagnon, catalyseur d'idées, clarificateur de connaissances) ou adversariaux (contender, manipulateur d'opinions) (Chen et al., 2026)</w:t>
-      </w:r>
-      <w:r>
-        <w:rPr>
-          <w:rFonts w:ascii="Times New Roman" w:hAnsi="Times New Roman" w:cs="Times New Roman"/>
-          <w:sz w:val="24"/>
-          <w:szCs w:val="24"/>
-          <w:lang w:val="fr-FR"/>
-        </w:rPr>
-        <w:t xml:space="preserve">. </w:t>
-      </w:r>
-      <w:r>
-        <w:rPr>
-          <w:rFonts w:ascii="Times New Roman" w:hAnsi="Times New Roman" w:cs="Times New Roman"/>
-          <w:sz w:val="24"/>
-          <w:szCs w:val="24"/>
-          <w:lang w:val="fr-FR"/>
-        </w:rPr>
-        <w:t>En tant que négociateur stratégique, l'agent IA fait preuve d'une grande fragilité, se révélant particulièrement vulnérable aux techniques de manipulation psychologique humaine ou de détournement de consignes. De même, la capacité d'influence asymétrique des agents en fait des outils redoutables de pilotage comportemental, capables de restructurer la diffusion de l'information au sein des réseaux d'acteurs (Chen et al., 2026)</w:t>
-      </w:r>
-      <w:r>
-        <w:rPr>
-          <w:rFonts w:ascii="Times New Roman" w:hAnsi="Times New Roman" w:cs="Times New Roman"/>
-          <w:sz w:val="24"/>
-          <w:szCs w:val="24"/>
-          <w:lang w:val="fr-FR"/>
-        </w:rPr>
-        <w:t>.</w:t>
-      </w:r>
-    </w:p>
-    <w:p>
-      <w:pPr>
-        <w:ind w:firstLine="708"/>
-        <w:jc w:val="both"/>
-        <w:rPr>
-          <w:rFonts w:ascii="Times New Roman" w:hAnsi="Times New Roman" w:cs="Times New Roman"/>
-          <w:sz w:val="24"/>
-          <w:szCs w:val="24"/>
-          <w:lang w:val="fr-FR"/>
-        </w:rPr>
-      </w:pPr>
-      <w:r>
-        <w:rPr>
-          <w:rFonts w:ascii="Times New Roman" w:hAnsi="Times New Roman" w:cs="Times New Roman"/>
-          <w:sz w:val="24"/>
-          <w:szCs w:val="24"/>
-          <w:lang w:val="fr-FR"/>
-        </w:rPr>
-        <w:t xml:space="preserve"> </w:t>
-      </w:r>
-      <w:r>
-        <w:rPr>
-          <w:rFonts w:ascii="Times New Roman" w:hAnsi="Times New Roman" w:cs="Times New Roman"/>
-          <w:sz w:val="24"/>
-          <w:szCs w:val="24"/>
-          <w:lang w:val="fr-FR"/>
-        </w:rPr>
-        <w:t xml:space="preserve">Cette dimension manipulatoire et sa répercussion sur les équilibres de marché sont au cœur du framework </w:t>
-      </w:r>
-      <w:r>
-        <w:rPr>
-          <w:rFonts w:ascii="Times New Roman" w:hAnsi="Times New Roman" w:cs="Times New Roman"/>
-          <w:i/>
-          <w:iCs/>
-          <w:sz w:val="24"/>
-          <w:szCs w:val="24"/>
-          <w:lang w:val="fr-FR"/>
-        </w:rPr>
-        <w:t>ACES</w:t>
-      </w:r>
-      <w:r>
-        <w:rPr>
-          <w:rFonts w:ascii="Times New Roman" w:hAnsi="Times New Roman" w:cs="Times New Roman"/>
-          <w:sz w:val="24"/>
-          <w:szCs w:val="24"/>
-          <w:lang w:val="fr-FR"/>
-        </w:rPr>
-        <w:t xml:space="preserve"> (Allouah et al., 2025), conçu pour auditer les choix des agents au sein d'un simulateur de commerce électronique. Les expérimentations menées sous ce protocole révèlent que l'interaction entre agents acheteurs autonomes et agents vendeurs conduit à une asymétrie de pouvoir majeure : un agent vendeur exploitant un modèle d'optimisation sémantique simple</w:t>
-      </w:r>
-      <w:r>
-        <w:rPr>
-          <w:rFonts w:ascii="Times New Roman" w:hAnsi="Times New Roman" w:cs="Times New Roman"/>
-          <w:sz w:val="24"/>
-          <w:szCs w:val="24"/>
-          <w:lang w:val="fr-FR"/>
-        </w:rPr>
-        <w:t xml:space="preserve"> </w:t>
-      </w:r>
-      <w:r>
-        <w:rPr>
-          <w:rFonts w:ascii="Times New Roman" w:hAnsi="Times New Roman" w:cs="Times New Roman"/>
-          <w:sz w:val="24"/>
-          <w:szCs w:val="24"/>
-          <w:lang w:val="fr-FR"/>
-        </w:rPr>
-        <w:t>peut, en modifiant subtilement les fiches descriptives de ses produits</w:t>
-      </w:r>
-      <w:r>
-        <w:rPr>
-          <w:rFonts w:ascii="Times New Roman" w:hAnsi="Times New Roman" w:cs="Times New Roman"/>
-          <w:sz w:val="24"/>
-          <w:szCs w:val="24"/>
-          <w:lang w:val="fr-FR"/>
-        </w:rPr>
-        <w:t xml:space="preserve"> </w:t>
-      </w:r>
-      <w:r>
-        <w:rPr>
-          <w:rFonts w:ascii="Times New Roman" w:hAnsi="Times New Roman" w:cs="Times New Roman"/>
-          <w:sz w:val="24"/>
-          <w:szCs w:val="24"/>
-          <w:lang w:val="fr-FR"/>
-        </w:rPr>
-        <w:t xml:space="preserve">de mots-clés stratégiques, influencer de manière décisive les décisions de l'agent acheteur et capter instantanément une part de marché disproportionnée. </w:t>
-      </w:r>
-    </w:p>
-    <w:p>
-      <w:pPr>
-        <w:ind w:firstLine="708"/>
-        <w:jc w:val="both"/>
-        <w:rPr>
-          <w:rFonts w:ascii="Times New Roman" w:hAnsi="Times New Roman" w:cs="Times New Roman"/>
-          <w:sz w:val="24"/>
-          <w:szCs w:val="24"/>
-          <w:lang w:val="fr-FR"/>
-        </w:rPr>
-      </w:pPr>
-    </w:p>
-    <w:p>
-      <w:pPr>
-        <w:pStyle w:val="Paragraphedeliste"/>
-        <w:ind w:firstLine="696"/>
-        <w:jc w:val="both"/>
-        <w:rPr>
-          <w:rFonts w:ascii="Times New Roman" w:hAnsi="Times New Roman" w:cs="Times New Roman"/>
-          <w:sz w:val="26"/>
-          <w:szCs w:val="26"/>
-          <w:lang w:val="fr-FR"/>
-        </w:rPr>
-      </w:pPr>
-      <w:r>
-        <w:rPr>
-          <w:rFonts w:ascii="Times New Roman" w:hAnsi="Times New Roman" w:cs="Times New Roman"/>
-          <w:sz w:val="26"/>
-          <w:szCs w:val="26"/>
-          <w:lang w:val="fr-FR"/>
-        </w:rPr>
-        <w:t>1.1.3.2 L'intersection entre théorie des jeux et grands modèles de langage</w:t>
-      </w:r>
-    </w:p>
-    <w:p>
-      <w:pPr>
-        <w:pStyle w:val="Paragraphedeliste"/>
-        <w:ind w:left="3240"/>
-        <w:jc w:val="both"/>
-        <w:rPr>
-          <w:rFonts w:ascii="Times New Roman" w:hAnsi="Times New Roman" w:cs="Times New Roman"/>
-          <w:sz w:val="26"/>
-          <w:szCs w:val="26"/>
-          <w:lang w:val="fr-FR"/>
-        </w:rPr>
-      </w:pPr>
-    </w:p>
-    <w:p>
-      <w:pPr>
         <w:ind w:firstLine="360"/>
         <w:jc w:val="both"/>
         <w:rPr>
@@ -5076,7 +7955,6 @@
           <w:szCs w:val="24"/>
           <w:lang w:val="fr-FR"/>
         </w:rPr>
-        <w:lastRenderedPageBreak/>
         <w:t>Les auteurs structurent cette relation bidirectionnelle autour de quatre grandes perspectives (terrains de recherche) :</w:t>
       </w:r>
     </w:p>
@@ -5101,6 +7979,7 @@
           <w:szCs w:val="24"/>
           <w:lang w:val="fr-FR"/>
         </w:rPr>
+        <w:lastRenderedPageBreak/>
         <w:t>L'évaluation des LLM dans des arènes de jeux simulées .</w:t>
       </w:r>
     </w:p>
@@ -5464,7 +8343,6 @@
           <w:szCs w:val="26"/>
           <w:lang w:val="fr-FR"/>
         </w:rPr>
-        <w:lastRenderedPageBreak/>
         <w:t>1.1.3.4 Stratégisation et amélioration du raisonnement stratégique</w:t>
       </w:r>
     </w:p>
@@ -5499,6 +8377,7 @@
           <w:szCs w:val="24"/>
           <w:lang w:val="fr-FR"/>
         </w:rPr>
+        <w:lastRenderedPageBreak/>
         <w:t xml:space="preserve">Face aux limites inhérentes aux bases de données de démonstrations statiques et aux fonctions de récompense fixes, qui entraînent systématiquement de la sur-optimisation de métriques au détriment de l'alignement réel, la théorie des jeux redéfinit l'apprentissage des LLM comme une interaction stratégique co-évolutionnaire et dynamique entre plusieurs acteurs (Sun et al., 2025). Ce paradigme de décision s'articule autour de trois axes de développement majeurs. Premièrement, le recours au self-play permet à un agent d'engendrer de façon autonome son propre curriculum d'apprentissage en affrontant ses versions passées, tandis que des dynamiques de créateur-solveur stimulent l'exploration adverse pour exposer et corriger les vulnérabilités du prompt. </w:t>
       </w:r>
     </w:p>
@@ -5800,7 +8679,24 @@
           <w:sz w:val="32"/>
           <w:szCs w:val="32"/>
         </w:rPr>
-        <w:t>1.2 Poket de Khun / jeux a information imparfaite, de Signalling</w:t>
+        <w:lastRenderedPageBreak/>
+        <w:t>1.2 Poke</w:t>
+      </w:r>
+      <w:r>
+        <w:rPr>
+          <w:rFonts w:ascii="Times New Roman" w:hAnsi="Times New Roman" w:cs="Times New Roman"/>
+          <w:sz w:val="32"/>
+          <w:szCs w:val="32"/>
+        </w:rPr>
+        <w:t>r</w:t>
+      </w:r>
+      <w:r>
+        <w:rPr>
+          <w:rFonts w:ascii="Times New Roman" w:hAnsi="Times New Roman" w:cs="Times New Roman"/>
+          <w:sz w:val="32"/>
+          <w:szCs w:val="32"/>
+        </w:rPr>
+        <w:t xml:space="preserve"> de Khun / jeux a information imparfaite</w:t>
       </w:r>
     </w:p>
     <w:p>
@@ -9167,7 +12063,7 @@
         </w:rPr>
         <w:t>Dispositif, données et journaux :</w:t>
       </w:r>
-      <w:hyperlink r:id="rId25" w:history="1">
+      <w:hyperlink r:id="rId22" w:history="1">
         <w:r>
           <w:rPr>
             <w:rStyle w:val="Lienhypertexte"/>
@@ -16979,7 +19875,7 @@
         </w:rPr>
         <w:t xml:space="preserve"> et sur </w:t>
       </w:r>
-      <w:hyperlink r:id="rId26" w:history="1">
+      <w:hyperlink r:id="rId23" w:history="1">
         <w:r>
           <w:rPr>
             <w:rStyle w:val="Lienhypertexte"/>
@@ -17836,6 +20732,7 @@
         <w:tc>
           <w:tcPr>
             <w:tcW w:w="1728" w:type="dxa"/>
+            <w:shd w:val="clear" w:color="auto" w:fill="0A2F41" w:themeFill="accent1" w:themeFillShade="80"/>
           </w:tcPr>
           <w:p>
             <w:pPr>
@@ -17856,6 +20753,7 @@
         <w:tc>
           <w:tcPr>
             <w:tcW w:w="1728" w:type="dxa"/>
+            <w:shd w:val="clear" w:color="auto" w:fill="0A2F41" w:themeFill="accent1" w:themeFillShade="80"/>
           </w:tcPr>
           <w:p>
             <w:pPr>
@@ -17876,6 +20774,7 @@
         <w:tc>
           <w:tcPr>
             <w:tcW w:w="1728" w:type="dxa"/>
+            <w:shd w:val="clear" w:color="auto" w:fill="0A2F41" w:themeFill="accent1" w:themeFillShade="80"/>
           </w:tcPr>
           <w:p>
             <w:pPr>
@@ -17896,6 +20795,7 @@
         <w:tc>
           <w:tcPr>
             <w:tcW w:w="1728" w:type="dxa"/>
+            <w:shd w:val="clear" w:color="auto" w:fill="0A2F41" w:themeFill="accent1" w:themeFillShade="80"/>
           </w:tcPr>
           <w:p>
             <w:pPr>
@@ -17916,6 +20816,7 @@
         <w:tc>
           <w:tcPr>
             <w:tcW w:w="1728" w:type="dxa"/>
+            <w:shd w:val="clear" w:color="auto" w:fill="0A2F41" w:themeFill="accent1" w:themeFillShade="80"/>
           </w:tcPr>
           <w:p>
             <w:pPr>
@@ -19053,6 +21954,7 @@
         <w:tc>
           <w:tcPr>
             <w:tcW w:w="1728" w:type="dxa"/>
+            <w:shd w:val="clear" w:color="auto" w:fill="0A2F41" w:themeFill="accent1" w:themeFillShade="80"/>
           </w:tcPr>
           <w:p>
             <w:pPr>
@@ -19073,6 +21975,7 @@
         <w:tc>
           <w:tcPr>
             <w:tcW w:w="1728" w:type="dxa"/>
+            <w:shd w:val="clear" w:color="auto" w:fill="0A2F41" w:themeFill="accent1" w:themeFillShade="80"/>
           </w:tcPr>
           <w:p>
             <w:pPr>
@@ -19093,6 +21996,7 @@
         <w:tc>
           <w:tcPr>
             <w:tcW w:w="1728" w:type="dxa"/>
+            <w:shd w:val="clear" w:color="auto" w:fill="0A2F41" w:themeFill="accent1" w:themeFillShade="80"/>
           </w:tcPr>
           <w:p>
             <w:pPr>
@@ -19113,6 +22017,7 @@
         <w:tc>
           <w:tcPr>
             <w:tcW w:w="1728" w:type="dxa"/>
+            <w:shd w:val="clear" w:color="auto" w:fill="0A2F41" w:themeFill="accent1" w:themeFillShade="80"/>
           </w:tcPr>
           <w:p>
             <w:pPr>
@@ -19133,6 +22038,7 @@
         <w:tc>
           <w:tcPr>
             <w:tcW w:w="1728" w:type="dxa"/>
+            <w:shd w:val="clear" w:color="auto" w:fill="0A2F41" w:themeFill="accent1" w:themeFillShade="80"/>
           </w:tcPr>
           <w:p>
             <w:pPr>
@@ -19668,7 +22574,7 @@
                     <pic:cNvPicPr/>
                   </pic:nvPicPr>
                   <pic:blipFill>
-                    <a:blip r:embed="rId27"/>
+                    <a:blip r:embed="rId24"/>
                     <a:stretch>
                       <a:fillRect/>
                     </a:stretch>
@@ -19890,6 +22796,7 @@
         <w:tc>
           <w:tcPr>
             <w:tcW w:w="1728" w:type="dxa"/>
+            <w:shd w:val="clear" w:color="auto" w:fill="0A2F41" w:themeFill="accent1" w:themeFillShade="80"/>
           </w:tcPr>
           <w:p>
             <w:pPr>
@@ -19910,6 +22817,7 @@
         <w:tc>
           <w:tcPr>
             <w:tcW w:w="1728" w:type="dxa"/>
+            <w:shd w:val="clear" w:color="auto" w:fill="0A2F41" w:themeFill="accent1" w:themeFillShade="80"/>
           </w:tcPr>
           <w:p>
             <w:pPr>
@@ -19930,6 +22838,7 @@
         <w:tc>
           <w:tcPr>
             <w:tcW w:w="1728" w:type="dxa"/>
+            <w:shd w:val="clear" w:color="auto" w:fill="0A2F41" w:themeFill="accent1" w:themeFillShade="80"/>
           </w:tcPr>
           <w:p>
             <w:pPr>
@@ -19950,6 +22859,7 @@
         <w:tc>
           <w:tcPr>
             <w:tcW w:w="1728" w:type="dxa"/>
+            <w:shd w:val="clear" w:color="auto" w:fill="0A2F41" w:themeFill="accent1" w:themeFillShade="80"/>
           </w:tcPr>
           <w:p>
             <w:pPr>
@@ -19970,6 +22880,7 @@
         <w:tc>
           <w:tcPr>
             <w:tcW w:w="1728" w:type="dxa"/>
+            <w:shd w:val="clear" w:color="auto" w:fill="0A2F41" w:themeFill="accent1" w:themeFillShade="80"/>
           </w:tcPr>
           <w:p>
             <w:pPr>
@@ -20595,7 +23506,7 @@
                     <pic:cNvPicPr/>
                   </pic:nvPicPr>
                   <pic:blipFill>
-                    <a:blip r:embed="rId28"/>
+                    <a:blip r:embed="rId25"/>
                     <a:stretch>
                       <a:fillRect/>
                     </a:stretch>
@@ -21020,6 +23931,7 @@
         <w:tc>
           <w:tcPr>
             <w:tcW w:w="1728" w:type="dxa"/>
+            <w:shd w:val="clear" w:color="auto" w:fill="0A2F41" w:themeFill="accent1" w:themeFillShade="80"/>
           </w:tcPr>
           <w:p>
             <w:pPr>
@@ -21040,6 +23952,7 @@
         <w:tc>
           <w:tcPr>
             <w:tcW w:w="1728" w:type="dxa"/>
+            <w:shd w:val="clear" w:color="auto" w:fill="0A2F41" w:themeFill="accent1" w:themeFillShade="80"/>
           </w:tcPr>
           <w:p>
             <w:pPr>
@@ -21060,6 +23973,7 @@
         <w:tc>
           <w:tcPr>
             <w:tcW w:w="1728" w:type="dxa"/>
+            <w:shd w:val="clear" w:color="auto" w:fill="0A2F41" w:themeFill="accent1" w:themeFillShade="80"/>
           </w:tcPr>
           <w:p>
             <w:pPr>
@@ -21080,6 +23994,7 @@
         <w:tc>
           <w:tcPr>
             <w:tcW w:w="1728" w:type="dxa"/>
+            <w:shd w:val="clear" w:color="auto" w:fill="0A2F41" w:themeFill="accent1" w:themeFillShade="80"/>
           </w:tcPr>
           <w:p>
             <w:pPr>
@@ -21100,6 +24015,7 @@
         <w:tc>
           <w:tcPr>
             <w:tcW w:w="1728" w:type="dxa"/>
+            <w:shd w:val="clear" w:color="auto" w:fill="0A2F41" w:themeFill="accent1" w:themeFillShade="80"/>
           </w:tcPr>
           <w:p>
             <w:pPr>
@@ -21845,6 +24761,7 @@
         <w:tc>
           <w:tcPr>
             <w:tcW w:w="1728" w:type="dxa"/>
+            <w:shd w:val="clear" w:color="auto" w:fill="0A2F41" w:themeFill="accent1" w:themeFillShade="80"/>
           </w:tcPr>
           <w:p>
             <w:pPr>
@@ -21865,6 +24782,7 @@
         <w:tc>
           <w:tcPr>
             <w:tcW w:w="1728" w:type="dxa"/>
+            <w:shd w:val="clear" w:color="auto" w:fill="0A2F41" w:themeFill="accent1" w:themeFillShade="80"/>
           </w:tcPr>
           <w:p>
             <w:pPr>
@@ -21885,6 +24803,7 @@
         <w:tc>
           <w:tcPr>
             <w:tcW w:w="1728" w:type="dxa"/>
+            <w:shd w:val="clear" w:color="auto" w:fill="0A2F41" w:themeFill="accent1" w:themeFillShade="80"/>
           </w:tcPr>
           <w:p>
             <w:pPr>
@@ -21905,6 +24824,7 @@
         <w:tc>
           <w:tcPr>
             <w:tcW w:w="1728" w:type="dxa"/>
+            <w:shd w:val="clear" w:color="auto" w:fill="0A2F41" w:themeFill="accent1" w:themeFillShade="80"/>
           </w:tcPr>
           <w:p>
             <w:pPr>
@@ -21925,6 +24845,7 @@
         <w:tc>
           <w:tcPr>
             <w:tcW w:w="1728" w:type="dxa"/>
+            <w:shd w:val="clear" w:color="auto" w:fill="0A2F41" w:themeFill="accent1" w:themeFillShade="80"/>
           </w:tcPr>
           <w:p>
             <w:pPr>
@@ -22364,7 +25285,7 @@
                     <pic:cNvPicPr/>
                   </pic:nvPicPr>
                   <pic:blipFill>
-                    <a:blip r:embed="rId29"/>
+                    <a:blip r:embed="rId26"/>
                     <a:stretch>
                       <a:fillRect/>
                     </a:stretch>
@@ -22570,6 +25491,7 @@
         <w:tc>
           <w:tcPr>
             <w:tcW w:w="2160" w:type="dxa"/>
+            <w:shd w:val="clear" w:color="auto" w:fill="0A2F41" w:themeFill="accent1" w:themeFillShade="80"/>
           </w:tcPr>
           <w:p>
             <w:pPr>
@@ -22590,6 +25512,7 @@
         <w:tc>
           <w:tcPr>
             <w:tcW w:w="2160" w:type="dxa"/>
+            <w:shd w:val="clear" w:color="auto" w:fill="0A2F41" w:themeFill="accent1" w:themeFillShade="80"/>
           </w:tcPr>
           <w:p>
             <w:pPr>
@@ -22610,6 +25533,7 @@
         <w:tc>
           <w:tcPr>
             <w:tcW w:w="2160" w:type="dxa"/>
+            <w:shd w:val="clear" w:color="auto" w:fill="0A2F41" w:themeFill="accent1" w:themeFillShade="80"/>
           </w:tcPr>
           <w:p>
             <w:pPr>
@@ -22630,6 +25554,7 @@
         <w:tc>
           <w:tcPr>
             <w:tcW w:w="2160" w:type="dxa"/>
+            <w:shd w:val="clear" w:color="auto" w:fill="0A2F41" w:themeFill="accent1" w:themeFillShade="80"/>
           </w:tcPr>
           <w:p>
             <w:pPr>
@@ -23921,6 +26846,7 @@
         <w:tc>
           <w:tcPr>
             <w:tcW w:w="4320" w:type="dxa"/>
+            <w:shd w:val="clear" w:color="auto" w:fill="0A2F41" w:themeFill="accent1" w:themeFillShade="80"/>
           </w:tcPr>
           <w:p>
             <w:pPr>
@@ -23942,6 +26868,7 @@
         <w:tc>
           <w:tcPr>
             <w:tcW w:w="4320" w:type="dxa"/>
+            <w:shd w:val="clear" w:color="auto" w:fill="0A2F41" w:themeFill="accent1" w:themeFillShade="80"/>
           </w:tcPr>
           <w:p>
             <w:pPr>
@@ -24326,20 +27253,11 @@
           <w:rFonts w:ascii="Times New Roman" w:hAnsi="Times New Roman" w:cs="Times New Roman"/>
           <w:lang w:val="fr-FR"/>
         </w:rPr>
-        <w:t xml:space="preserve">Les deux occurrences numériques méritent d'être citées. </w:t>
-      </w:r>
-      <w:r>
-        <w:rPr>
-          <w:rFonts w:ascii="Times New Roman" w:hAnsi="Times New Roman" w:cs="Times New Roman"/>
-          <w:highlight w:val="yellow"/>
-          <w:lang w:val="fr-FR"/>
-        </w:rPr>
-        <w:t>La première est un score</w:t>
-      </w:r>
-      <w:r>
-        <w:rPr>
-          <w:rFonts w:ascii="Times New Roman" w:hAnsi="Times New Roman" w:cs="Times New Roman"/>
-          <w:highlight w:val="yellow"/>
+        <w:t>Les deux occurrences numériques méritent d'être citées. La première est un score</w:t>
+      </w:r>
+      <w:r>
+        <w:rPr>
+          <w:rFonts w:ascii="Times New Roman" w:hAnsi="Times New Roman" w:cs="Times New Roman"/>
           <w:lang w:val="fr-FR"/>
         </w:rPr>
         <w:t xml:space="preserve"> </w:t>
@@ -24347,7 +27265,6 @@
       <w:r>
         <w:rPr>
           <w:rFonts w:ascii="Times New Roman" w:hAnsi="Times New Roman" w:cs="Times New Roman"/>
-          <w:highlight w:val="yellow"/>
           <w:lang w:val="fr-FR"/>
         </w:rPr>
         <w:t>« les gains de la série (+44/150) »</w:t>
@@ -24355,7 +27272,6 @@
       <w:r>
         <w:rPr>
           <w:rFonts w:ascii="Times New Roman" w:hAnsi="Times New Roman" w:cs="Times New Roman"/>
-          <w:highlight w:val="yellow"/>
           <w:lang w:val="fr-FR"/>
         </w:rPr>
         <w:t xml:space="preserve"> </w:t>
@@ -24363,17 +27279,16 @@
       <w:r>
         <w:rPr>
           <w:rFonts w:ascii="Times New Roman" w:hAnsi="Times New Roman" w:cs="Times New Roman"/>
-          <w:highlight w:val="yellow"/>
-          <w:lang w:val="fr-FR"/>
-        </w:rPr>
-        <w:t xml:space="preserve">et non une proportion. La seconde en est </w:t>
-      </w:r>
-      <w:r>
-        <w:rPr>
-          <w:rFonts w:ascii="Times New Roman" w:hAnsi="Times New Roman" w:cs="Times New Roman"/>
-          <w:lang w:val="fr-FR"/>
-        </w:rPr>
-        <w:t>bien une : « Vael est 50/50 face au sceau restant ». L'agent sait donc écrire un rapport, et il le fait pour décrire une probabilité d'abattage. Il ne le fait jamais pour prescrire la fréquence à laquelle il doit lui-même agir. Ce n'est pas le vocabulaire qui lui manque, c'est l'usage qu'il en ferait pour sa propre politique.</w:t>
+          <w:lang w:val="fr-FR"/>
+        </w:rPr>
+        <w:t>et non une proportion. La seconde en est bien</w:t>
+      </w:r>
+      <w:r>
+        <w:rPr>
+          <w:rFonts w:ascii="Times New Roman" w:hAnsi="Times New Roman" w:cs="Times New Roman"/>
+          <w:lang w:val="fr-FR"/>
+        </w:rPr>
+        <w:t xml:space="preserve"> une : « Vael est 50/50 face au sceau restant ». L'agent sait donc écrire un rapport, et il le fait pour décrire une probabilité d'abattage. Il ne le fait jamais pour prescrire la fréquence à laquelle il doit lui-même agir. Ce n'est pas le vocabulaire qui lui manque, c'est l'usage qu'il en ferait pour sa propre politique.</w:t>
       </w:r>
     </w:p>
     <w:p>
@@ -24474,6 +27389,7 @@
         <w:tc>
           <w:tcPr>
             <w:tcW w:w="2160" w:type="dxa"/>
+            <w:shd w:val="clear" w:color="auto" w:fill="0A2F41" w:themeFill="accent1" w:themeFillShade="80"/>
           </w:tcPr>
           <w:p>
             <w:pPr>
@@ -24494,6 +27410,7 @@
         <w:tc>
           <w:tcPr>
             <w:tcW w:w="2160" w:type="dxa"/>
+            <w:shd w:val="clear" w:color="auto" w:fill="0A2F41" w:themeFill="accent1" w:themeFillShade="80"/>
           </w:tcPr>
           <w:p>
             <w:pPr>
@@ -24514,6 +27431,7 @@
         <w:tc>
           <w:tcPr>
             <w:tcW w:w="2160" w:type="dxa"/>
+            <w:shd w:val="clear" w:color="auto" w:fill="0A2F41" w:themeFill="accent1" w:themeFillShade="80"/>
           </w:tcPr>
           <w:p>
             <w:pPr>
@@ -24534,6 +27452,7 @@
         <w:tc>
           <w:tcPr>
             <w:tcW w:w="2160" w:type="dxa"/>
+            <w:shd w:val="clear" w:color="auto" w:fill="0A2F41" w:themeFill="accent1" w:themeFillShade="80"/>
           </w:tcPr>
           <w:p>
             <w:pPr>
@@ -25158,7 +28077,7 @@
                     <pic:cNvPicPr/>
                   </pic:nvPicPr>
                   <pic:blipFill>
-                    <a:blip r:embed="rId30"/>
+                    <a:blip r:embed="rId27"/>
                     <a:stretch>
                       <a:fillRect/>
                     </a:stretch>
@@ -25933,6 +28852,1483 @@
     </w:p>
     <w:p>
       <w:pPr>
+        <w:spacing w:after="240"/>
+        <w:ind w:firstLine="708"/>
+        <w:jc w:val="both"/>
+        <w:rPr>
+          <w:rFonts w:ascii="Times New Roman" w:hAnsi="Times New Roman" w:cs="Times New Roman"/>
+          <w:sz w:val="24"/>
+          <w:szCs w:val="24"/>
+          <w:lang w:val="fr-FR"/>
+        </w:rPr>
+      </w:pPr>
+      <w:r>
+        <w:rPr>
+          <w:rFonts w:ascii="Times New Roman" w:hAnsi="Times New Roman" w:cs="Times New Roman"/>
+          <w:sz w:val="24"/>
+          <w:szCs w:val="24"/>
+          <w:lang w:val="fr-FR"/>
+        </w:rPr>
+        <w:t>La question posée en introduction comportait deux branches, et le dispositif a été</w:t>
+      </w:r>
+      <w:r>
+        <w:rPr>
+          <w:rFonts w:ascii="Times New Roman" w:hAnsi="Times New Roman" w:cs="Times New Roman"/>
+          <w:sz w:val="24"/>
+          <w:szCs w:val="24"/>
+          <w:lang w:val="fr-FR"/>
+        </w:rPr>
+        <w:t xml:space="preserve"> </w:t>
+      </w:r>
+      <w:r>
+        <w:rPr>
+          <w:rFonts w:ascii="Times New Roman" w:hAnsi="Times New Roman" w:cs="Times New Roman"/>
+          <w:sz w:val="24"/>
+          <w:szCs w:val="24"/>
+          <w:lang w:val="fr-FR"/>
+        </w:rPr>
+        <w:t>conçu pour les instrumenter séparément. Elles reçoivent des réponses de signe</w:t>
+      </w:r>
+      <w:r>
+        <w:rPr>
+          <w:rFonts w:ascii="Times New Roman" w:hAnsi="Times New Roman" w:cs="Times New Roman"/>
+          <w:sz w:val="24"/>
+          <w:szCs w:val="24"/>
+          <w:lang w:val="fr-FR"/>
+        </w:rPr>
+        <w:t xml:space="preserve"> </w:t>
+      </w:r>
+      <w:r>
+        <w:rPr>
+          <w:rFonts w:ascii="Times New Roman" w:hAnsi="Times New Roman" w:cs="Times New Roman"/>
+          <w:sz w:val="24"/>
+          <w:szCs w:val="24"/>
+          <w:lang w:val="fr-FR"/>
+        </w:rPr>
+        <w:t>opposé, et c'est leur conjonction qui constitue le résultat de ce travail.</w:t>
+      </w:r>
+    </w:p>
+    <w:p>
+      <w:pPr>
+        <w:spacing w:after="240"/>
+        <w:ind w:firstLine="708"/>
+        <w:jc w:val="both"/>
+        <w:rPr>
+          <w:rFonts w:ascii="Times New Roman" w:hAnsi="Times New Roman" w:cs="Times New Roman"/>
+          <w:sz w:val="24"/>
+          <w:szCs w:val="24"/>
+          <w:lang w:val="fr-FR"/>
+        </w:rPr>
+      </w:pPr>
+      <w:r>
+        <w:rPr>
+          <w:rFonts w:ascii="Times New Roman" w:hAnsi="Times New Roman" w:cs="Times New Roman"/>
+          <w:sz w:val="24"/>
+          <w:szCs w:val="24"/>
+          <w:lang w:val="fr-FR"/>
+        </w:rPr>
+        <w:t>À la première branche, la réponse est positive et sans ambiguïté. Doté d'une</w:t>
+      </w:r>
+      <w:r>
+        <w:rPr>
+          <w:rFonts w:ascii="Times New Roman" w:hAnsi="Times New Roman" w:cs="Times New Roman"/>
+          <w:sz w:val="24"/>
+          <w:szCs w:val="24"/>
+          <w:lang w:val="fr-FR"/>
+        </w:rPr>
+        <w:t xml:space="preserve"> </w:t>
+      </w:r>
+      <w:r>
+        <w:rPr>
+          <w:rFonts w:ascii="Times New Roman" w:hAnsi="Times New Roman" w:cs="Times New Roman"/>
+          <w:sz w:val="24"/>
+          <w:szCs w:val="24"/>
+          <w:lang w:val="fr-FR"/>
+        </w:rPr>
+        <w:t>mémoire persistante qu'il rédige lui-même, l'agent développe une adaptation qui</w:t>
+      </w:r>
+      <w:r>
+        <w:rPr>
+          <w:rFonts w:ascii="Times New Roman" w:hAnsi="Times New Roman" w:cs="Times New Roman"/>
+          <w:sz w:val="24"/>
+          <w:szCs w:val="24"/>
+          <w:lang w:val="fr-FR"/>
+        </w:rPr>
+        <w:t xml:space="preserve"> </w:t>
+      </w:r>
+      <w:r>
+        <w:rPr>
+          <w:rFonts w:ascii="Times New Roman" w:hAnsi="Times New Roman" w:cs="Times New Roman"/>
+          <w:sz w:val="24"/>
+          <w:szCs w:val="24"/>
+          <w:lang w:val="fr-FR"/>
+        </w:rPr>
+        <w:t>mérite le nom de stratégie. Il identifie la régularité de son adversaire à partir</w:t>
+      </w:r>
+      <w:r>
+        <w:rPr>
+          <w:rFonts w:ascii="Times New Roman" w:hAnsi="Times New Roman" w:cs="Times New Roman"/>
+          <w:sz w:val="24"/>
+          <w:szCs w:val="24"/>
+          <w:lang w:val="fr-FR"/>
+        </w:rPr>
+        <w:t xml:space="preserve"> </w:t>
+      </w:r>
+      <w:r>
+        <w:rPr>
+          <w:rFonts w:ascii="Times New Roman" w:hAnsi="Times New Roman" w:cs="Times New Roman"/>
+          <w:sz w:val="24"/>
+          <w:szCs w:val="24"/>
+          <w:lang w:val="fr-FR"/>
+        </w:rPr>
+        <w:t>d'un journal brut que personne n'a interprété pour lui, en tire une règle, et</w:t>
+      </w:r>
+      <w:r>
+        <w:rPr>
+          <w:rFonts w:ascii="Times New Roman" w:hAnsi="Times New Roman" w:cs="Times New Roman"/>
+          <w:sz w:val="24"/>
+          <w:szCs w:val="24"/>
+          <w:lang w:val="fr-FR"/>
+        </w:rPr>
+        <w:t xml:space="preserve"> </w:t>
+      </w:r>
+      <w:r>
+        <w:rPr>
+          <w:rFonts w:ascii="Times New Roman" w:hAnsi="Times New Roman" w:cs="Times New Roman"/>
+          <w:sz w:val="24"/>
+          <w:szCs w:val="24"/>
+          <w:lang w:val="fr-FR"/>
+        </w:rPr>
+        <w:t>applique cette règle jusqu'à l'exploitation maximale. Contre les deux adversaires</w:t>
+      </w:r>
+      <w:r>
+        <w:rPr>
+          <w:rFonts w:ascii="Times New Roman" w:hAnsi="Times New Roman" w:cs="Times New Roman"/>
+          <w:sz w:val="24"/>
+          <w:szCs w:val="24"/>
+          <w:lang w:val="fr-FR"/>
+        </w:rPr>
+        <w:t xml:space="preserve"> </w:t>
+      </w:r>
+      <w:r>
+        <w:rPr>
+          <w:rFonts w:ascii="Times New Roman" w:hAnsi="Times New Roman" w:cs="Times New Roman"/>
+          <w:sz w:val="24"/>
+          <w:szCs w:val="24"/>
+          <w:lang w:val="fr-FR"/>
+        </w:rPr>
+        <w:t>exploitables, il atteint exactement l'optimum théorique — non une valeur proche,</w:t>
+      </w:r>
+      <w:r>
+        <w:rPr>
+          <w:rFonts w:ascii="Times New Roman" w:hAnsi="Times New Roman" w:cs="Times New Roman"/>
+          <w:sz w:val="24"/>
+          <w:szCs w:val="24"/>
+          <w:lang w:val="fr-FR"/>
+        </w:rPr>
+        <w:t xml:space="preserve"> </w:t>
+      </w:r>
+      <w:r>
+        <w:rPr>
+          <w:rFonts w:ascii="Times New Roman" w:hAnsi="Times New Roman" w:cs="Times New Roman"/>
+          <w:sz w:val="24"/>
+          <w:szCs w:val="24"/>
+          <w:lang w:val="fr-FR"/>
+        </w:rPr>
+        <w:t>mais la meilleure réponse au sens strict. Les neuf paires appariées vont toutes</w:t>
+      </w:r>
+      <w:r>
+        <w:rPr>
+          <w:rFonts w:ascii="Times New Roman" w:hAnsi="Times New Roman" w:cs="Times New Roman"/>
+          <w:sz w:val="24"/>
+          <w:szCs w:val="24"/>
+          <w:lang w:val="fr-FR"/>
+        </w:rPr>
+        <w:t xml:space="preserve"> </w:t>
+      </w:r>
+      <w:r>
+        <w:rPr>
+          <w:rFonts w:ascii="Times New Roman" w:hAnsi="Times New Roman" w:cs="Times New Roman"/>
+          <w:sz w:val="24"/>
+          <w:szCs w:val="24"/>
+          <w:lang w:val="fr-FR"/>
+        </w:rPr>
+        <w:t>dans le même sens. Et il ne s'agit pas d'une récitation mieux exécutée : les deux</w:t>
+      </w:r>
+      <w:r>
+        <w:rPr>
+          <w:rFonts w:ascii="Times New Roman" w:hAnsi="Times New Roman" w:cs="Times New Roman"/>
+          <w:sz w:val="24"/>
+          <w:szCs w:val="24"/>
+          <w:lang w:val="fr-FR"/>
+        </w:rPr>
+        <w:t xml:space="preserve"> </w:t>
+      </w:r>
+      <w:r>
+        <w:rPr>
+          <w:rFonts w:ascii="Times New Roman" w:hAnsi="Times New Roman" w:cs="Times New Roman"/>
+          <w:sz w:val="24"/>
+          <w:szCs w:val="24"/>
+          <w:lang w:val="fr-FR"/>
+        </w:rPr>
+        <w:t>adversaires demandent des ajustements de sens contraire, aucune stratégie fixe ne</w:t>
+      </w:r>
+      <w:r>
+        <w:rPr>
+          <w:rFonts w:ascii="Times New Roman" w:hAnsi="Times New Roman" w:cs="Times New Roman"/>
+          <w:sz w:val="24"/>
+          <w:szCs w:val="24"/>
+          <w:lang w:val="fr-FR"/>
+        </w:rPr>
+        <w:t xml:space="preserve"> </w:t>
+      </w:r>
+      <w:r>
+        <w:rPr>
+          <w:rFonts w:ascii="Times New Roman" w:hAnsi="Times New Roman" w:cs="Times New Roman"/>
+          <w:sz w:val="24"/>
+          <w:szCs w:val="24"/>
+          <w:lang w:val="fr-FR"/>
+        </w:rPr>
+        <w:t>peut les satisfaire ensemble, et l'agent privé de mémoire joue en dessous du</w:t>
+      </w:r>
+      <w:r>
+        <w:rPr>
+          <w:rFonts w:ascii="Times New Roman" w:hAnsi="Times New Roman" w:cs="Times New Roman"/>
+          <w:sz w:val="24"/>
+          <w:szCs w:val="24"/>
+          <w:lang w:val="fr-FR"/>
+        </w:rPr>
+        <w:t xml:space="preserve"> </w:t>
+      </w:r>
+      <w:r>
+        <w:rPr>
+          <w:rFonts w:ascii="Times New Roman" w:hAnsi="Times New Roman" w:cs="Times New Roman"/>
+          <w:sz w:val="24"/>
+          <w:szCs w:val="24"/>
+          <w:lang w:val="fr-FR"/>
+        </w:rPr>
+        <w:t>niveau de l'équilibre. La mémoire ne lui sert pas à retrouver la solution du jeu,</w:t>
+      </w:r>
+      <w:r>
+        <w:rPr>
+          <w:rFonts w:ascii="Times New Roman" w:hAnsi="Times New Roman" w:cs="Times New Roman"/>
+          <w:sz w:val="24"/>
+          <w:szCs w:val="24"/>
+          <w:lang w:val="fr-FR"/>
+        </w:rPr>
+        <w:t xml:space="preserve"> </w:t>
+      </w:r>
+      <w:r>
+        <w:rPr>
+          <w:rFonts w:ascii="Times New Roman" w:hAnsi="Times New Roman" w:cs="Times New Roman"/>
+          <w:sz w:val="24"/>
+          <w:szCs w:val="24"/>
+          <w:lang w:val="fr-FR"/>
+        </w:rPr>
+        <w:t>elle lui sert à s'en écarter dans la direction que chaque adversaire commande.</w:t>
+      </w:r>
+    </w:p>
+    <w:p>
+      <w:pPr>
+        <w:spacing w:after="240"/>
+        <w:ind w:firstLine="708"/>
+        <w:jc w:val="both"/>
+        <w:rPr>
+          <w:rFonts w:ascii="Times New Roman" w:hAnsi="Times New Roman" w:cs="Times New Roman"/>
+          <w:sz w:val="24"/>
+          <w:szCs w:val="24"/>
+          <w:lang w:val="fr-FR"/>
+        </w:rPr>
+      </w:pPr>
+      <w:r>
+        <w:rPr>
+          <w:rFonts w:ascii="Times New Roman" w:hAnsi="Times New Roman" w:cs="Times New Roman"/>
+          <w:sz w:val="24"/>
+          <w:szCs w:val="24"/>
+          <w:lang w:val="fr-FR"/>
+        </w:rPr>
+        <w:t>Le mécanisme de rétention n'est pas neutre non plus. À information strictement</w:t>
+      </w:r>
+      <w:r>
+        <w:rPr>
+          <w:rFonts w:ascii="Times New Roman" w:hAnsi="Times New Roman" w:cs="Times New Roman"/>
+          <w:sz w:val="24"/>
+          <w:szCs w:val="24"/>
+          <w:lang w:val="fr-FR"/>
+        </w:rPr>
+        <w:t xml:space="preserve"> </w:t>
+      </w:r>
+      <w:r>
+        <w:rPr>
+          <w:rFonts w:ascii="Times New Roman" w:hAnsi="Times New Roman" w:cs="Times New Roman"/>
+          <w:sz w:val="24"/>
+          <w:szCs w:val="24"/>
+          <w:lang w:val="fr-FR"/>
+        </w:rPr>
+        <w:t>identique, la mémoire auto-rédigée l'emporte sur la réinjection de l'historique</w:t>
+      </w:r>
+      <w:r>
+        <w:rPr>
+          <w:rFonts w:ascii="Times New Roman" w:hAnsi="Times New Roman" w:cs="Times New Roman"/>
+          <w:sz w:val="24"/>
+          <w:szCs w:val="24"/>
+          <w:lang w:val="fr-FR"/>
+        </w:rPr>
+        <w:t xml:space="preserve"> </w:t>
+      </w:r>
+      <w:r>
+        <w:rPr>
+          <w:rFonts w:ascii="Times New Roman" w:hAnsi="Times New Roman" w:cs="Times New Roman"/>
+          <w:sz w:val="24"/>
+          <w:szCs w:val="24"/>
+          <w:lang w:val="fr-FR"/>
+        </w:rPr>
+        <w:t>brut, mais seulement là où la politique optimale exige une conduite différenciée</w:t>
+      </w:r>
+      <w:r>
+        <w:rPr>
+          <w:rFonts w:ascii="Times New Roman" w:hAnsi="Times New Roman" w:cs="Times New Roman"/>
+          <w:sz w:val="24"/>
+          <w:szCs w:val="24"/>
+          <w:lang w:val="fr-FR"/>
+        </w:rPr>
+        <w:t xml:space="preserve"> </w:t>
+      </w:r>
+      <w:r>
+        <w:rPr>
+          <w:rFonts w:ascii="Times New Roman" w:hAnsi="Times New Roman" w:cs="Times New Roman"/>
+          <w:sz w:val="24"/>
+          <w:szCs w:val="24"/>
+          <w:lang w:val="fr-FR"/>
+        </w:rPr>
+        <w:t>selon la carte détenue. Ce qui sépare les deux dispositifs n'est ni la vitesse</w:t>
+      </w:r>
+      <w:r>
+        <w:rPr>
+          <w:rFonts w:ascii="Times New Roman" w:hAnsi="Times New Roman" w:cs="Times New Roman"/>
+          <w:sz w:val="24"/>
+          <w:szCs w:val="24"/>
+          <w:lang w:val="fr-FR"/>
+        </w:rPr>
+        <w:t xml:space="preserve"> </w:t>
+      </w:r>
+      <w:r>
+        <w:rPr>
+          <w:rFonts w:ascii="Times New Roman" w:hAnsi="Times New Roman" w:cs="Times New Roman"/>
+          <w:sz w:val="24"/>
+          <w:szCs w:val="24"/>
+          <w:lang w:val="fr-FR"/>
+        </w:rPr>
+        <w:t>d'apprentissage ni l'oubli, contrairement à ce que le protocole anticipait : les</w:t>
+      </w:r>
+      <w:r>
+        <w:rPr>
+          <w:rFonts w:ascii="Times New Roman" w:hAnsi="Times New Roman" w:cs="Times New Roman"/>
+          <w:sz w:val="24"/>
+          <w:szCs w:val="24"/>
+          <w:lang w:val="fr-FR"/>
+        </w:rPr>
+        <w:t xml:space="preserve"> </w:t>
+      </w:r>
+      <w:r>
+        <w:rPr>
+          <w:rFonts w:ascii="Times New Roman" w:hAnsi="Times New Roman" w:cs="Times New Roman"/>
+          <w:sz w:val="24"/>
+          <w:szCs w:val="24"/>
+          <w:lang w:val="fr-FR"/>
+        </w:rPr>
+        <w:t>deux chutent à la première frontière, et aucun décrochage n'apparaît quand la</w:t>
+      </w:r>
+      <w:r>
+        <w:rPr>
+          <w:rFonts w:ascii="Times New Roman" w:hAnsi="Times New Roman" w:cs="Times New Roman"/>
+          <w:sz w:val="24"/>
+          <w:szCs w:val="24"/>
+          <w:lang w:val="fr-FR"/>
+        </w:rPr>
+        <w:t xml:space="preserve"> </w:t>
+      </w:r>
+      <w:r>
+        <w:rPr>
+          <w:rFonts w:ascii="Times New Roman" w:hAnsi="Times New Roman" w:cs="Times New Roman"/>
+          <w:sz w:val="24"/>
+          <w:szCs w:val="24"/>
+          <w:lang w:val="fr-FR"/>
+        </w:rPr>
+        <w:t>fenêtre sature. Ce qui les sépare est la complétude de l'induction. Un</w:t>
+      </w:r>
+      <w:r>
+        <w:rPr>
+          <w:rFonts w:ascii="Times New Roman" w:hAnsi="Times New Roman" w:cs="Times New Roman"/>
+          <w:sz w:val="24"/>
+          <w:szCs w:val="24"/>
+          <w:lang w:val="fr-FR"/>
+        </w:rPr>
+        <w:t xml:space="preserve"> </w:t>
+      </w:r>
+      <w:r>
+        <w:rPr>
+          <w:rFonts w:ascii="Times New Roman" w:hAnsi="Times New Roman" w:cs="Times New Roman"/>
+          <w:sz w:val="24"/>
+          <w:szCs w:val="24"/>
+          <w:lang w:val="fr-FR"/>
+        </w:rPr>
+        <w:t>comportement perdant figure dans un historique brut comme une partie parmi cent</w:t>
+      </w:r>
+      <w:r>
+        <w:rPr>
+          <w:rFonts w:ascii="Times New Roman" w:hAnsi="Times New Roman" w:cs="Times New Roman"/>
+          <w:sz w:val="24"/>
+          <w:szCs w:val="24"/>
+          <w:lang w:val="fr-FR"/>
+        </w:rPr>
+        <w:t xml:space="preserve"> </w:t>
+      </w:r>
+      <w:r>
+        <w:rPr>
+          <w:rFonts w:ascii="Times New Roman" w:hAnsi="Times New Roman" w:cs="Times New Roman"/>
+          <w:sz w:val="24"/>
+          <w:szCs w:val="24"/>
+          <w:lang w:val="fr-FR"/>
+        </w:rPr>
+        <w:t>cinquante ; rien ne rassemble ces occurrences en interdiction. La synthèse écrite</w:t>
+      </w:r>
+      <w:r>
+        <w:rPr>
+          <w:rFonts w:ascii="Times New Roman" w:hAnsi="Times New Roman" w:cs="Times New Roman"/>
+          <w:sz w:val="24"/>
+          <w:szCs w:val="24"/>
+          <w:lang w:val="fr-FR"/>
+        </w:rPr>
+        <w:t xml:space="preserve"> </w:t>
+      </w:r>
+      <w:r>
+        <w:rPr>
+          <w:rFonts w:ascii="Times New Roman" w:hAnsi="Times New Roman" w:cs="Times New Roman"/>
+          <w:sz w:val="24"/>
+          <w:szCs w:val="24"/>
+          <w:lang w:val="fr-FR"/>
+        </w:rPr>
+        <w:t>le fait.</w:t>
+      </w:r>
+    </w:p>
+    <w:p>
+      <w:pPr>
+        <w:spacing w:after="240"/>
+        <w:ind w:firstLine="708"/>
+        <w:jc w:val="both"/>
+        <w:rPr>
+          <w:rFonts w:ascii="Times New Roman" w:hAnsi="Times New Roman" w:cs="Times New Roman"/>
+          <w:sz w:val="24"/>
+          <w:szCs w:val="24"/>
+          <w:lang w:val="fr-FR"/>
+        </w:rPr>
+      </w:pPr>
+      <w:r>
+        <w:rPr>
+          <w:rFonts w:ascii="Times New Roman" w:hAnsi="Times New Roman" w:cs="Times New Roman"/>
+          <w:sz w:val="24"/>
+          <w:szCs w:val="24"/>
+          <w:lang w:val="fr-FR"/>
+        </w:rPr>
+        <w:t>À la seconde branche, la réponse est négative, et elle est le résultat le plus</w:t>
+      </w:r>
+      <w:r>
+        <w:rPr>
+          <w:rFonts w:ascii="Times New Roman" w:hAnsi="Times New Roman" w:cs="Times New Roman"/>
+          <w:sz w:val="24"/>
+          <w:szCs w:val="24"/>
+          <w:lang w:val="fr-FR"/>
+        </w:rPr>
+        <w:t xml:space="preserve"> </w:t>
+      </w:r>
+      <w:r>
+        <w:rPr>
+          <w:rFonts w:ascii="Times New Roman" w:hAnsi="Times New Roman" w:cs="Times New Roman"/>
+          <w:sz w:val="24"/>
+          <w:szCs w:val="24"/>
+          <w:lang w:val="fr-FR"/>
+        </w:rPr>
+        <w:t>inattendu de ce travail. L'adaptation observée ne cohabite pas avec un biais de</w:t>
+      </w:r>
+      <w:r>
+        <w:rPr>
+          <w:rFonts w:ascii="Times New Roman" w:hAnsi="Times New Roman" w:cs="Times New Roman"/>
+          <w:sz w:val="24"/>
+          <w:szCs w:val="24"/>
+          <w:lang w:val="fr-FR"/>
+        </w:rPr>
+        <w:t xml:space="preserve"> </w:t>
+      </w:r>
+      <w:r>
+        <w:rPr>
+          <w:rFonts w:ascii="Times New Roman" w:hAnsi="Times New Roman" w:cs="Times New Roman"/>
+          <w:sz w:val="24"/>
+          <w:szCs w:val="24"/>
+          <w:lang w:val="fr-FR"/>
+        </w:rPr>
+        <w:t>décision : elle le produit. Face à l'adversaire qui joue l'équilibre, où</w:t>
+      </w:r>
+      <w:r>
+        <w:rPr>
+          <w:rFonts w:ascii="Times New Roman" w:hAnsi="Times New Roman" w:cs="Times New Roman"/>
+          <w:sz w:val="24"/>
+          <w:szCs w:val="24"/>
+          <w:lang w:val="fr-FR"/>
+        </w:rPr>
+        <w:t xml:space="preserve"> </w:t>
+      </w:r>
+      <w:r>
+        <w:rPr>
+          <w:rFonts w:ascii="Times New Roman" w:hAnsi="Times New Roman" w:cs="Times New Roman"/>
+          <w:sz w:val="24"/>
+          <w:szCs w:val="24"/>
+          <w:lang w:val="fr-FR"/>
+        </w:rPr>
+        <w:t>l'optimalité exige d'engager une fois sur trois et de façon imprévisible, l'agent</w:t>
+      </w:r>
+      <w:r>
+        <w:rPr>
+          <w:rFonts w:ascii="Times New Roman" w:hAnsi="Times New Roman" w:cs="Times New Roman"/>
+          <w:sz w:val="24"/>
+          <w:szCs w:val="24"/>
+          <w:lang w:val="fr-FR"/>
+        </w:rPr>
+        <w:t xml:space="preserve"> </w:t>
+      </w:r>
+      <w:r>
+        <w:rPr>
+          <w:rFonts w:ascii="Times New Roman" w:hAnsi="Times New Roman" w:cs="Times New Roman"/>
+          <w:sz w:val="24"/>
+          <w:szCs w:val="24"/>
+          <w:lang w:val="fr-FR"/>
+        </w:rPr>
+        <w:t>privé de mémoire joue des fréquences intermédiaires proches de la valeur</w:t>
+      </w:r>
+      <w:r>
+        <w:rPr>
+          <w:rFonts w:ascii="Times New Roman" w:hAnsi="Times New Roman" w:cs="Times New Roman"/>
+          <w:sz w:val="24"/>
+          <w:szCs w:val="24"/>
+          <w:lang w:val="fr-FR"/>
+        </w:rPr>
+        <w:t xml:space="preserve"> </w:t>
+      </w:r>
+      <w:r>
+        <w:rPr>
+          <w:rFonts w:ascii="Times New Roman" w:hAnsi="Times New Roman" w:cs="Times New Roman"/>
+          <w:sz w:val="24"/>
+          <w:szCs w:val="24"/>
+          <w:lang w:val="fr-FR"/>
+        </w:rPr>
+        <w:t>théorique. Dès qu'une note existe, il s'échoue sur les valeurs extrêmes plus d'une</w:t>
+      </w:r>
+      <w:r>
+        <w:rPr>
+          <w:rFonts w:ascii="Times New Roman" w:hAnsi="Times New Roman" w:cs="Times New Roman"/>
+          <w:sz w:val="24"/>
+          <w:szCs w:val="24"/>
+          <w:lang w:val="fr-FR"/>
+        </w:rPr>
+        <w:t xml:space="preserve"> </w:t>
+      </w:r>
+      <w:r>
+        <w:rPr>
+          <w:rFonts w:ascii="Times New Roman" w:hAnsi="Times New Roman" w:cs="Times New Roman"/>
+          <w:sz w:val="24"/>
+          <w:szCs w:val="24"/>
+          <w:lang w:val="fr-FR"/>
+        </w:rPr>
+        <w:t>série sur deux. Un contrôle interne exclut les autres explications : la première</w:t>
+      </w:r>
+      <w:r>
+        <w:rPr>
+          <w:rFonts w:ascii="Times New Roman" w:hAnsi="Times New Roman" w:cs="Times New Roman"/>
+          <w:sz w:val="24"/>
+          <w:szCs w:val="24"/>
+          <w:lang w:val="fr-FR"/>
+        </w:rPr>
+        <w:t xml:space="preserve"> </w:t>
+      </w:r>
+      <w:r>
+        <w:rPr>
+          <w:rFonts w:ascii="Times New Roman" w:hAnsi="Times New Roman" w:cs="Times New Roman"/>
+          <w:sz w:val="24"/>
+          <w:szCs w:val="24"/>
+          <w:lang w:val="fr-FR"/>
+        </w:rPr>
+        <w:t>série d'une exécution à mémoire, jouée avec un emplacement présent mais encore</w:t>
+      </w:r>
+      <w:r>
+        <w:rPr>
+          <w:rFonts w:ascii="Times New Roman" w:hAnsi="Times New Roman" w:cs="Times New Roman"/>
+          <w:sz w:val="24"/>
+          <w:szCs w:val="24"/>
+          <w:lang w:val="fr-FR"/>
+        </w:rPr>
+        <w:t xml:space="preserve"> </w:t>
+      </w:r>
+      <w:r>
+        <w:rPr>
+          <w:rFonts w:ascii="Times New Roman" w:hAnsi="Times New Roman" w:cs="Times New Roman"/>
+          <w:sz w:val="24"/>
+          <w:szCs w:val="24"/>
+          <w:lang w:val="fr-FR"/>
+        </w:rPr>
+        <w:t>vide, ne présente pas le phénomène.</w:t>
+      </w:r>
+    </w:p>
+    <w:p>
+      <w:pPr>
+        <w:spacing w:after="240"/>
+        <w:ind w:firstLine="708"/>
+        <w:jc w:val="both"/>
+        <w:rPr>
+          <w:rFonts w:ascii="Times New Roman" w:hAnsi="Times New Roman" w:cs="Times New Roman"/>
+          <w:sz w:val="24"/>
+          <w:szCs w:val="24"/>
+          <w:lang w:val="fr-FR"/>
+        </w:rPr>
+      </w:pPr>
+      <w:r>
+        <w:rPr>
+          <w:rFonts w:ascii="Times New Roman" w:hAnsi="Times New Roman" w:cs="Times New Roman"/>
+          <w:sz w:val="24"/>
+          <w:szCs w:val="24"/>
+          <w:lang w:val="fr-FR"/>
+        </w:rPr>
+        <w:t>Le mécanisme responsable est identifié, et c'est le même que celui du succès. Ce</w:t>
+      </w:r>
+      <w:r>
+        <w:rPr>
+          <w:rFonts w:ascii="Times New Roman" w:hAnsi="Times New Roman" w:cs="Times New Roman"/>
+          <w:sz w:val="24"/>
+          <w:szCs w:val="24"/>
+          <w:lang w:val="fr-FR"/>
+        </w:rPr>
+        <w:t xml:space="preserve"> </w:t>
+      </w:r>
+      <w:r>
+        <w:rPr>
+          <w:rFonts w:ascii="Times New Roman" w:hAnsi="Times New Roman" w:cs="Times New Roman"/>
+          <w:sz w:val="24"/>
+          <w:szCs w:val="24"/>
+          <w:lang w:val="fr-FR"/>
+        </w:rPr>
+        <w:t>qui rend la mémoire auto-écrite supérieure, c'est qu'elle contraint l'agent à</w:t>
+      </w:r>
+      <w:r>
+        <w:rPr>
+          <w:rFonts w:ascii="Times New Roman" w:hAnsi="Times New Roman" w:cs="Times New Roman"/>
+          <w:sz w:val="24"/>
+          <w:szCs w:val="24"/>
+          <w:lang w:val="fr-FR"/>
+        </w:rPr>
+        <w:t xml:space="preserve"> </w:t>
+      </w:r>
+      <w:r>
+        <w:rPr>
+          <w:rFonts w:ascii="Times New Roman" w:hAnsi="Times New Roman" w:cs="Times New Roman"/>
+          <w:sz w:val="24"/>
+          <w:szCs w:val="24"/>
+          <w:lang w:val="fr-FR"/>
+        </w:rPr>
+        <w:t>formuler une règle. Mais une règle écrite en langue naturelle est déterministe.</w:t>
+      </w:r>
+      <w:r>
+        <w:rPr>
+          <w:rFonts w:ascii="Times New Roman" w:hAnsi="Times New Roman" w:cs="Times New Roman"/>
+          <w:sz w:val="24"/>
+          <w:szCs w:val="24"/>
+          <w:lang w:val="fr-FR"/>
+        </w:rPr>
+        <w:t xml:space="preserve"> </w:t>
+      </w:r>
+      <w:r>
+        <w:rPr>
+          <w:rFonts w:ascii="Times New Roman" w:hAnsi="Times New Roman" w:cs="Times New Roman"/>
+          <w:sz w:val="24"/>
+          <w:szCs w:val="24"/>
+          <w:lang w:val="fr-FR"/>
+        </w:rPr>
+        <w:t>Les quatre-vingt-dix notes produites pendant la campagne le confirment sans</w:t>
+      </w:r>
+      <w:r>
+        <w:rPr>
+          <w:rFonts w:ascii="Times New Roman" w:hAnsi="Times New Roman" w:cs="Times New Roman"/>
+          <w:sz w:val="24"/>
+          <w:szCs w:val="24"/>
+          <w:lang w:val="fr-FR"/>
+        </w:rPr>
+        <w:t xml:space="preserve"> </w:t>
+      </w:r>
+      <w:r>
+        <w:rPr>
+          <w:rFonts w:ascii="Times New Roman" w:hAnsi="Times New Roman" w:cs="Times New Roman"/>
+          <w:sz w:val="24"/>
+          <w:szCs w:val="24"/>
+          <w:lang w:val="fr-FR"/>
+        </w:rPr>
+        <w:t>exception : l'agent n'y prescrit jamais une fréquence pour sa propre action, ni en</w:t>
+      </w:r>
+      <w:r>
+        <w:rPr>
+          <w:rFonts w:ascii="Times New Roman" w:hAnsi="Times New Roman" w:cs="Times New Roman"/>
+          <w:sz w:val="24"/>
+          <w:szCs w:val="24"/>
+          <w:lang w:val="fr-FR"/>
+        </w:rPr>
+        <w:t xml:space="preserve"> </w:t>
+      </w:r>
+      <w:r>
+        <w:rPr>
+          <w:rFonts w:ascii="Times New Roman" w:hAnsi="Times New Roman" w:cs="Times New Roman"/>
+          <w:sz w:val="24"/>
+          <w:szCs w:val="24"/>
+          <w:lang w:val="fr-FR"/>
+        </w:rPr>
+        <w:t>pourcentage, ni en fraction, ni en proportion énoncée. Il détecte pourtant le</w:t>
+      </w:r>
+      <w:r>
+        <w:rPr>
+          <w:rFonts w:ascii="Times New Roman" w:hAnsi="Times New Roman" w:cs="Times New Roman"/>
+          <w:sz w:val="24"/>
+          <w:szCs w:val="24"/>
+          <w:lang w:val="fr-FR"/>
+        </w:rPr>
+        <w:t xml:space="preserve"> </w:t>
+      </w:r>
+      <w:r>
+        <w:rPr>
+          <w:rFonts w:ascii="Times New Roman" w:hAnsi="Times New Roman" w:cs="Times New Roman"/>
+          <w:sz w:val="24"/>
+          <w:szCs w:val="24"/>
+          <w:lang w:val="fr-FR"/>
+        </w:rPr>
+        <w:t>caractère stochastique de son adversaire, et il sait écrire un rapport de</w:t>
+      </w:r>
+      <w:r>
+        <w:rPr>
+          <w:rFonts w:ascii="Times New Roman" w:hAnsi="Times New Roman" w:cs="Times New Roman"/>
+          <w:sz w:val="24"/>
+          <w:szCs w:val="24"/>
+          <w:lang w:val="fr-FR"/>
+        </w:rPr>
+        <w:t xml:space="preserve"> </w:t>
+      </w:r>
+      <w:r>
+        <w:rPr>
+          <w:rFonts w:ascii="Times New Roman" w:hAnsi="Times New Roman" w:cs="Times New Roman"/>
+          <w:sz w:val="24"/>
+          <w:szCs w:val="24"/>
+          <w:lang w:val="fr-FR"/>
+        </w:rPr>
+        <w:t>probabilité lorsqu'il décrit une situation. Il ne le fait jamais pour lui-même. Le</w:t>
+      </w:r>
+      <w:r>
+        <w:rPr>
+          <w:rFonts w:ascii="Times New Roman" w:hAnsi="Times New Roman" w:cs="Times New Roman"/>
+          <w:sz w:val="24"/>
+          <w:szCs w:val="24"/>
+          <w:lang w:val="fr-FR"/>
+        </w:rPr>
+        <w:t xml:space="preserve"> </w:t>
+      </w:r>
+      <w:r>
+        <w:rPr>
+          <w:rFonts w:ascii="Times New Roman" w:hAnsi="Times New Roman" w:cs="Times New Roman"/>
+          <w:sz w:val="24"/>
+          <w:szCs w:val="24"/>
+          <w:lang w:val="fr-FR"/>
+        </w:rPr>
+        <w:t>canal qui porte l'adaptation ne sait pas porter</w:t>
+      </w:r>
+      <w:r>
+        <w:rPr>
+          <w:rFonts w:ascii="Times New Roman" w:hAnsi="Times New Roman" w:cs="Times New Roman"/>
+          <w:sz w:val="24"/>
+          <w:szCs w:val="24"/>
+          <w:lang w:val="fr-FR"/>
+        </w:rPr>
+        <w:t xml:space="preserve"> </w:t>
+      </w:r>
+      <w:r>
+        <w:rPr>
+          <w:rFonts w:ascii="Times New Roman" w:hAnsi="Times New Roman" w:cs="Times New Roman"/>
+          <w:sz w:val="24"/>
+          <w:szCs w:val="24"/>
+          <w:lang w:val="fr-FR"/>
+        </w:rPr>
+        <w:t>une fréquence.</w:t>
+      </w:r>
+    </w:p>
+    <w:p>
+      <w:pPr>
+        <w:spacing w:after="240"/>
+        <w:ind w:firstLine="708"/>
+        <w:jc w:val="both"/>
+        <w:rPr>
+          <w:rFonts w:ascii="Times New Roman" w:hAnsi="Times New Roman" w:cs="Times New Roman"/>
+          <w:sz w:val="24"/>
+          <w:szCs w:val="24"/>
+          <w:lang w:val="fr-FR"/>
+        </w:rPr>
+      </w:pPr>
+      <w:r>
+        <w:rPr>
+          <w:rFonts w:ascii="Times New Roman" w:hAnsi="Times New Roman" w:cs="Times New Roman"/>
+          <w:sz w:val="24"/>
+          <w:szCs w:val="24"/>
+          <w:lang w:val="fr-FR"/>
+        </w:rPr>
+        <w:lastRenderedPageBreak/>
+        <w:t>On ne peut donc pas assimiler cette adaptation à une rationalité économique au</w:t>
+      </w:r>
+      <w:r>
+        <w:rPr>
+          <w:rFonts w:ascii="Times New Roman" w:hAnsi="Times New Roman" w:cs="Times New Roman"/>
+          <w:sz w:val="24"/>
+          <w:szCs w:val="24"/>
+          <w:lang w:val="fr-FR"/>
+        </w:rPr>
+        <w:t xml:space="preserve"> </w:t>
+      </w:r>
+      <w:r>
+        <w:rPr>
+          <w:rFonts w:ascii="Times New Roman" w:hAnsi="Times New Roman" w:cs="Times New Roman"/>
+          <w:sz w:val="24"/>
+          <w:szCs w:val="24"/>
+          <w:lang w:val="fr-FR"/>
+        </w:rPr>
+        <w:t>sens strict. L'agent optimise, et il optimise remarquablement bien, mais dans un</w:t>
+      </w:r>
+      <w:r>
+        <w:rPr>
+          <w:rFonts w:ascii="Times New Roman" w:hAnsi="Times New Roman" w:cs="Times New Roman"/>
+          <w:sz w:val="24"/>
+          <w:szCs w:val="24"/>
+          <w:lang w:val="fr-FR"/>
+        </w:rPr>
+        <w:t xml:space="preserve"> </w:t>
+      </w:r>
+      <w:r>
+        <w:rPr>
+          <w:rFonts w:ascii="Times New Roman" w:hAnsi="Times New Roman" w:cs="Times New Roman"/>
+          <w:sz w:val="24"/>
+          <w:szCs w:val="24"/>
+          <w:lang w:val="fr-FR"/>
+        </w:rPr>
+        <w:t>espace de stratégies pures. L'espace où il optimise n'est pas celui que la théorie</w:t>
+      </w:r>
+      <w:r>
+        <w:rPr>
+          <w:rFonts w:ascii="Times New Roman" w:hAnsi="Times New Roman" w:cs="Times New Roman"/>
+          <w:sz w:val="24"/>
+          <w:szCs w:val="24"/>
+          <w:lang w:val="fr-FR"/>
+        </w:rPr>
+        <w:t xml:space="preserve"> </w:t>
+      </w:r>
+      <w:r>
+        <w:rPr>
+          <w:rFonts w:ascii="Times New Roman" w:hAnsi="Times New Roman" w:cs="Times New Roman"/>
+          <w:sz w:val="24"/>
+          <w:szCs w:val="24"/>
+          <w:lang w:val="fr-FR"/>
+        </w:rPr>
+        <w:t>des jeux à information imparfaite lui assigne, et il s'en éloigne au moment même</w:t>
+      </w:r>
+      <w:r>
+        <w:rPr>
+          <w:rFonts w:ascii="Times New Roman" w:hAnsi="Times New Roman" w:cs="Times New Roman"/>
+          <w:sz w:val="24"/>
+          <w:szCs w:val="24"/>
+          <w:lang w:val="fr-FR"/>
+        </w:rPr>
+        <w:t xml:space="preserve"> </w:t>
+      </w:r>
+      <w:r>
+        <w:rPr>
+          <w:rFonts w:ascii="Times New Roman" w:hAnsi="Times New Roman" w:cs="Times New Roman"/>
+          <w:sz w:val="24"/>
+          <w:szCs w:val="24"/>
+          <w:lang w:val="fr-FR"/>
+        </w:rPr>
+        <w:t>où il exploite le mieux.</w:t>
+      </w:r>
+    </w:p>
+    <w:p>
+      <w:pPr>
+        <w:spacing w:after="240"/>
+        <w:ind w:firstLine="708"/>
+        <w:jc w:val="both"/>
+        <w:rPr>
+          <w:rFonts w:ascii="Times New Roman" w:hAnsi="Times New Roman" w:cs="Times New Roman"/>
+          <w:sz w:val="24"/>
+          <w:szCs w:val="24"/>
+          <w:lang w:val="fr-FR"/>
+        </w:rPr>
+      </w:pPr>
+      <w:r>
+        <w:rPr>
+          <w:rFonts w:ascii="Times New Roman" w:hAnsi="Times New Roman" w:cs="Times New Roman"/>
+          <w:sz w:val="24"/>
+          <w:szCs w:val="24"/>
+          <w:lang w:val="fr-FR"/>
+        </w:rPr>
+        <w:t>La portée de ce constat dépasse le jeu qui a servi à l'établir. Un agent</w:t>
+      </w:r>
+      <w:r>
+        <w:rPr>
+          <w:rFonts w:ascii="Times New Roman" w:hAnsi="Times New Roman" w:cs="Times New Roman"/>
+          <w:sz w:val="24"/>
+          <w:szCs w:val="24"/>
+          <w:lang w:val="fr-FR"/>
+        </w:rPr>
+        <w:t xml:space="preserve"> </w:t>
+      </w:r>
+      <w:r>
+        <w:rPr>
+          <w:rFonts w:ascii="Times New Roman" w:hAnsi="Times New Roman" w:cs="Times New Roman"/>
+          <w:sz w:val="24"/>
+          <w:szCs w:val="24"/>
+          <w:lang w:val="fr-FR"/>
+        </w:rPr>
+        <w:t>artificiel doté de mémoire est un meilleur exploiteur et un adversaire plus</w:t>
+      </w:r>
+      <w:r>
+        <w:rPr>
+          <w:rFonts w:ascii="Times New Roman" w:hAnsi="Times New Roman" w:cs="Times New Roman"/>
+          <w:sz w:val="24"/>
+          <w:szCs w:val="24"/>
+          <w:lang w:val="fr-FR"/>
+        </w:rPr>
+        <w:t xml:space="preserve"> </w:t>
+      </w:r>
+      <w:r>
+        <w:rPr>
+          <w:rFonts w:ascii="Times New Roman" w:hAnsi="Times New Roman" w:cs="Times New Roman"/>
+          <w:sz w:val="24"/>
+          <w:szCs w:val="24"/>
+          <w:lang w:val="fr-FR"/>
+        </w:rPr>
+        <w:t>prévisible. Dans une interaction répétée avec un partenaire capable d'apprendre à</w:t>
+      </w:r>
+      <w:r>
+        <w:rPr>
+          <w:rFonts w:ascii="Times New Roman" w:hAnsi="Times New Roman" w:cs="Times New Roman"/>
+          <w:sz w:val="24"/>
+          <w:szCs w:val="24"/>
+          <w:lang w:val="fr-FR"/>
+        </w:rPr>
+        <w:t xml:space="preserve"> </w:t>
+      </w:r>
+      <w:r>
+        <w:rPr>
+          <w:rFonts w:ascii="Times New Roman" w:hAnsi="Times New Roman" w:cs="Times New Roman"/>
+          <w:sz w:val="24"/>
+          <w:szCs w:val="24"/>
+          <w:lang w:val="fr-FR"/>
+        </w:rPr>
+        <w:t>son tour, ces deux propriétés se compensent, et la seconde peut annuler la</w:t>
+      </w:r>
+      <w:r>
+        <w:rPr>
+          <w:rFonts w:ascii="Times New Roman" w:hAnsi="Times New Roman" w:cs="Times New Roman"/>
+          <w:sz w:val="24"/>
+          <w:szCs w:val="24"/>
+          <w:lang w:val="fr-FR"/>
+        </w:rPr>
+        <w:t xml:space="preserve"> </w:t>
+      </w:r>
+      <w:r>
+        <w:rPr>
+          <w:rFonts w:ascii="Times New Roman" w:hAnsi="Times New Roman" w:cs="Times New Roman"/>
+          <w:sz w:val="24"/>
+          <w:szCs w:val="24"/>
+          <w:lang w:val="fr-FR"/>
+        </w:rPr>
+        <w:t>première. Une évaluation qui ne mesurerait que la performance conclurait pourtant</w:t>
+      </w:r>
+      <w:r>
+        <w:rPr>
+          <w:rFonts w:ascii="Times New Roman" w:hAnsi="Times New Roman" w:cs="Times New Roman"/>
+          <w:sz w:val="24"/>
+          <w:szCs w:val="24"/>
+          <w:lang w:val="fr-FR"/>
+        </w:rPr>
+        <w:t xml:space="preserve"> </w:t>
+      </w:r>
+      <w:r>
+        <w:rPr>
+          <w:rFonts w:ascii="Times New Roman" w:hAnsi="Times New Roman" w:cs="Times New Roman"/>
+          <w:sz w:val="24"/>
+          <w:szCs w:val="24"/>
+          <w:lang w:val="fr-FR"/>
+        </w:rPr>
+        <w:t>à une rationalité accrue : elle observerait un agent qui joue de mieux en mieux et</w:t>
+      </w:r>
+      <w:r>
+        <w:rPr>
+          <w:rFonts w:ascii="Times New Roman" w:hAnsi="Times New Roman" w:cs="Times New Roman"/>
+          <w:sz w:val="24"/>
+          <w:szCs w:val="24"/>
+          <w:lang w:val="fr-FR"/>
+        </w:rPr>
+        <w:t xml:space="preserve"> </w:t>
+      </w:r>
+      <w:r>
+        <w:rPr>
+          <w:rFonts w:ascii="Times New Roman" w:hAnsi="Times New Roman" w:cs="Times New Roman"/>
+          <w:sz w:val="24"/>
+          <w:szCs w:val="24"/>
+          <w:lang w:val="fr-FR"/>
+        </w:rPr>
+        <w:t>manquerait le mouvement opposé qui l'accompagne. C'est la séparation des trois</w:t>
+      </w:r>
+      <w:r>
+        <w:rPr>
+          <w:rFonts w:ascii="Times New Roman" w:hAnsi="Times New Roman" w:cs="Times New Roman"/>
+          <w:sz w:val="24"/>
+          <w:szCs w:val="24"/>
+          <w:lang w:val="fr-FR"/>
+        </w:rPr>
+        <w:t xml:space="preserve"> </w:t>
+      </w:r>
+      <w:r>
+        <w:rPr>
+          <w:rFonts w:ascii="Times New Roman" w:hAnsi="Times New Roman" w:cs="Times New Roman"/>
+          <w:sz w:val="24"/>
+          <w:szCs w:val="24"/>
+          <w:lang w:val="fr-FR"/>
+        </w:rPr>
+        <w:t>dimensions — exploitation, équilibre, biais de décision — qui permet de voir les</w:t>
+      </w:r>
+      <w:r>
+        <w:rPr>
+          <w:rFonts w:ascii="Times New Roman" w:hAnsi="Times New Roman" w:cs="Times New Roman"/>
+          <w:sz w:val="24"/>
+          <w:szCs w:val="24"/>
+          <w:lang w:val="fr-FR"/>
+        </w:rPr>
+        <w:t xml:space="preserve"> </w:t>
+      </w:r>
+      <w:r>
+        <w:rPr>
+          <w:rFonts w:ascii="Times New Roman" w:hAnsi="Times New Roman" w:cs="Times New Roman"/>
+          <w:sz w:val="24"/>
+          <w:szCs w:val="24"/>
+          <w:lang w:val="fr-FR"/>
+        </w:rPr>
+        <w:t>deux à la fois, et c'est la contribution principale du dispositif.</w:t>
+      </w:r>
+    </w:p>
+    <w:p>
+      <w:pPr>
+        <w:spacing w:after="240"/>
+        <w:ind w:firstLine="708"/>
+        <w:jc w:val="both"/>
+        <w:rPr>
+          <w:rFonts w:ascii="Times New Roman" w:hAnsi="Times New Roman" w:cs="Times New Roman"/>
+          <w:sz w:val="24"/>
+          <w:szCs w:val="24"/>
+          <w:lang w:val="fr-FR"/>
+        </w:rPr>
+      </w:pPr>
+      <w:r>
+        <w:rPr>
+          <w:rFonts w:ascii="Times New Roman" w:hAnsi="Times New Roman" w:cs="Times New Roman"/>
+          <w:sz w:val="24"/>
+          <w:szCs w:val="24"/>
+          <w:lang w:val="fr-FR"/>
+        </w:rPr>
+        <w:t>Les limites de ce travail doivent être énoncées. Il repose sur trois</w:t>
+      </w:r>
+      <w:r>
+        <w:rPr>
+          <w:rFonts w:ascii="Times New Roman" w:hAnsi="Times New Roman" w:cs="Times New Roman"/>
+          <w:sz w:val="24"/>
+          <w:szCs w:val="24"/>
+          <w:lang w:val="fr-FR"/>
+        </w:rPr>
+        <w:t xml:space="preserve"> </w:t>
+      </w:r>
+      <w:r>
+        <w:rPr>
+          <w:rFonts w:ascii="Times New Roman" w:hAnsi="Times New Roman" w:cs="Times New Roman"/>
+          <w:sz w:val="24"/>
+          <w:szCs w:val="24"/>
+          <w:lang w:val="fr-FR"/>
+        </w:rPr>
+        <w:t>réplications, un seul modèle, une seule tâche et un horizon de dix séries. Le</w:t>
+      </w:r>
+      <w:r>
+        <w:rPr>
+          <w:rFonts w:ascii="Times New Roman" w:hAnsi="Times New Roman" w:cs="Times New Roman"/>
+          <w:sz w:val="24"/>
+          <w:szCs w:val="24"/>
+          <w:lang w:val="fr-FR"/>
+        </w:rPr>
+        <w:t xml:space="preserve"> </w:t>
+      </w:r>
+      <w:r>
+        <w:rPr>
+          <w:rFonts w:ascii="Times New Roman" w:hAnsi="Times New Roman" w:cs="Times New Roman"/>
+          <w:sz w:val="24"/>
+          <w:szCs w:val="24"/>
+          <w:lang w:val="fr-FR"/>
+        </w:rPr>
+        <w:t>plateau étant atteint dès les premières frontières, le dispositif mesure la</w:t>
+      </w:r>
+      <w:r>
+        <w:rPr>
+          <w:rFonts w:ascii="Times New Roman" w:hAnsi="Times New Roman" w:cs="Times New Roman"/>
+          <w:sz w:val="24"/>
+          <w:szCs w:val="24"/>
+          <w:lang w:val="fr-FR"/>
+        </w:rPr>
+        <w:t xml:space="preserve"> </w:t>
+      </w:r>
+      <w:r>
+        <w:rPr>
+          <w:rFonts w:ascii="Times New Roman" w:hAnsi="Times New Roman" w:cs="Times New Roman"/>
+          <w:sz w:val="24"/>
+          <w:szCs w:val="24"/>
+          <w:lang w:val="fr-FR"/>
+        </w:rPr>
+        <w:t>persistance de l'adaptation mais résout mal sa vitesse. Le contrôle</w:t>
+      </w:r>
+      <w:r>
+        <w:rPr>
+          <w:rFonts w:ascii="Times New Roman" w:hAnsi="Times New Roman" w:cs="Times New Roman"/>
+          <w:sz w:val="24"/>
+          <w:szCs w:val="24"/>
+          <w:lang w:val="fr-FR"/>
+        </w:rPr>
+        <w:t xml:space="preserve"> </w:t>
+      </w:r>
+      <w:r>
+        <w:rPr>
+          <w:rFonts w:ascii="Times New Roman" w:hAnsi="Times New Roman" w:cs="Times New Roman"/>
+          <w:sz w:val="24"/>
+          <w:szCs w:val="24"/>
+          <w:lang w:val="fr-FR"/>
+        </w:rPr>
+        <w:t>négatif n'a pas été conduit en condition de réinjection, arbitrage assumé et</w:t>
+      </w:r>
+      <w:r>
+        <w:rPr>
+          <w:rFonts w:ascii="Times New Roman" w:hAnsi="Times New Roman" w:cs="Times New Roman"/>
+          <w:sz w:val="24"/>
+          <w:szCs w:val="24"/>
+          <w:lang w:val="fr-FR"/>
+        </w:rPr>
+        <w:t xml:space="preserve"> </w:t>
+      </w:r>
+      <w:r>
+        <w:rPr>
+          <w:rFonts w:ascii="Times New Roman" w:hAnsi="Times New Roman" w:cs="Times New Roman"/>
+          <w:sz w:val="24"/>
+          <w:szCs w:val="24"/>
+          <w:lang w:val="fr-FR"/>
+        </w:rPr>
+        <w:t>motivé par le dimensionnement. Le résultat sur la dégénérescence des stratégies</w:t>
+      </w:r>
+      <w:r>
+        <w:rPr>
+          <w:rFonts w:ascii="Times New Roman" w:hAnsi="Times New Roman" w:cs="Times New Roman"/>
+          <w:sz w:val="24"/>
+          <w:szCs w:val="24"/>
+          <w:lang w:val="fr-FR"/>
+        </w:rPr>
+        <w:t xml:space="preserve"> </w:t>
+      </w:r>
+      <w:r>
+        <w:rPr>
+          <w:rFonts w:ascii="Times New Roman" w:hAnsi="Times New Roman" w:cs="Times New Roman"/>
+          <w:sz w:val="24"/>
+          <w:szCs w:val="24"/>
+          <w:lang w:val="fr-FR"/>
+        </w:rPr>
+        <w:t>mixtes repose sur un seul ensemble d'information, et son contrôle interne sur</w:t>
+      </w:r>
+      <w:r>
+        <w:rPr>
+          <w:rFonts w:ascii="Times New Roman" w:hAnsi="Times New Roman" w:cs="Times New Roman"/>
+          <w:sz w:val="24"/>
+          <w:szCs w:val="24"/>
+          <w:lang w:val="fr-FR"/>
+        </w:rPr>
+        <w:t xml:space="preserve"> </w:t>
+      </w:r>
+      <w:r>
+        <w:rPr>
+          <w:rFonts w:ascii="Times New Roman" w:hAnsi="Times New Roman" w:cs="Times New Roman"/>
+          <w:sz w:val="24"/>
+          <w:szCs w:val="24"/>
+          <w:lang w:val="fr-FR"/>
+        </w:rPr>
+        <w:t>trois séries. Le codage manuel du raisonnement, qui aurait précisé le taux</w:t>
+      </w:r>
+      <w:r>
+        <w:rPr>
+          <w:rFonts w:ascii="Times New Roman" w:hAnsi="Times New Roman" w:cs="Times New Roman"/>
+          <w:sz w:val="24"/>
+          <w:szCs w:val="24"/>
+          <w:lang w:val="fr-FR"/>
+        </w:rPr>
+        <w:t xml:space="preserve"> </w:t>
+      </w:r>
+      <w:r>
+        <w:rPr>
+          <w:rFonts w:ascii="Times New Roman" w:hAnsi="Times New Roman" w:cs="Times New Roman"/>
+          <w:sz w:val="24"/>
+          <w:szCs w:val="24"/>
+          <w:lang w:val="fr-FR"/>
+        </w:rPr>
+        <w:t>d'incohérence sur les décisions que la mesure automatique ne couvre pas, a été</w:t>
+      </w:r>
+      <w:r>
+        <w:rPr>
+          <w:rFonts w:ascii="Times New Roman" w:hAnsi="Times New Roman" w:cs="Times New Roman"/>
+          <w:sz w:val="24"/>
+          <w:szCs w:val="24"/>
+          <w:lang w:val="fr-FR"/>
+        </w:rPr>
+        <w:t xml:space="preserve"> </w:t>
+      </w:r>
+      <w:r>
+        <w:rPr>
+          <w:rFonts w:ascii="Times New Roman" w:hAnsi="Times New Roman" w:cs="Times New Roman"/>
+          <w:sz w:val="24"/>
+          <w:szCs w:val="24"/>
+          <w:lang w:val="fr-FR"/>
+        </w:rPr>
+        <w:t>écarté du périmètre</w:t>
+      </w:r>
+      <w:r>
+        <w:rPr>
+          <w:rFonts w:ascii="Times New Roman" w:hAnsi="Times New Roman" w:cs="Times New Roman"/>
+          <w:sz w:val="24"/>
+          <w:szCs w:val="24"/>
+          <w:lang w:val="fr-FR"/>
+        </w:rPr>
+        <w:t>.</w:t>
+      </w:r>
+    </w:p>
+    <w:p>
+      <w:pPr>
+        <w:spacing w:after="240"/>
+        <w:ind w:firstLine="708"/>
+        <w:jc w:val="both"/>
+        <w:rPr>
+          <w:rFonts w:ascii="Times New Roman" w:hAnsi="Times New Roman" w:cs="Times New Roman"/>
+          <w:sz w:val="24"/>
+          <w:szCs w:val="24"/>
+          <w:lang w:val="fr-FR"/>
+        </w:rPr>
+      </w:pPr>
+      <w:r>
+        <w:rPr>
+          <w:rFonts w:ascii="Times New Roman" w:hAnsi="Times New Roman" w:cs="Times New Roman"/>
+          <w:sz w:val="24"/>
+          <w:szCs w:val="24"/>
+          <w:lang w:val="fr-FR"/>
+        </w:rPr>
+        <w:t>Ces limites dessinent les prolongements. La vitesse d'adaptation et le profil</w:t>
+      </w:r>
+      <w:r>
+        <w:rPr>
+          <w:rFonts w:ascii="Times New Roman" w:hAnsi="Times New Roman" w:cs="Times New Roman"/>
+          <w:sz w:val="24"/>
+          <w:szCs w:val="24"/>
+          <w:lang w:val="fr-FR"/>
+        </w:rPr>
+        <w:t xml:space="preserve"> </w:t>
+      </w:r>
+      <w:r>
+        <w:rPr>
+          <w:rFonts w:ascii="Times New Roman" w:hAnsi="Times New Roman" w:cs="Times New Roman"/>
+          <w:sz w:val="24"/>
+          <w:szCs w:val="24"/>
+          <w:lang w:val="fr-FR"/>
+        </w:rPr>
+        <w:t>d'oubli demanderaient un protocole différent, à séries plus courtes et plus</w:t>
+      </w:r>
+      <w:r>
+        <w:rPr>
+          <w:rFonts w:ascii="Times New Roman" w:hAnsi="Times New Roman" w:cs="Times New Roman"/>
+          <w:sz w:val="24"/>
+          <w:szCs w:val="24"/>
+          <w:lang w:val="fr-FR"/>
+        </w:rPr>
+        <w:t xml:space="preserve"> </w:t>
+      </w:r>
+      <w:r>
+        <w:rPr>
+          <w:rFonts w:ascii="Times New Roman" w:hAnsi="Times New Roman" w:cs="Times New Roman"/>
+          <w:sz w:val="24"/>
+          <w:szCs w:val="24"/>
+          <w:lang w:val="fr-FR"/>
+        </w:rPr>
+        <w:t>nombreuses, et non davantage du même. La généralité du résultat sur la</w:t>
+      </w:r>
+      <w:r>
+        <w:rPr>
+          <w:rFonts w:ascii="Times New Roman" w:hAnsi="Times New Roman" w:cs="Times New Roman"/>
+          <w:sz w:val="24"/>
+          <w:szCs w:val="24"/>
+          <w:lang w:val="fr-FR"/>
+        </w:rPr>
+        <w:t xml:space="preserve"> </w:t>
+      </w:r>
+      <w:r>
+        <w:rPr>
+          <w:rFonts w:ascii="Times New Roman" w:hAnsi="Times New Roman" w:cs="Times New Roman"/>
+          <w:sz w:val="24"/>
+          <w:szCs w:val="24"/>
+          <w:lang w:val="fr-FR"/>
+        </w:rPr>
+        <w:t>dégénérescence appelle un jeu comportant plusieurs ensembles d'information à</w:t>
+      </w:r>
+      <w:r>
+        <w:rPr>
+          <w:rFonts w:ascii="Times New Roman" w:hAnsi="Times New Roman" w:cs="Times New Roman"/>
+          <w:sz w:val="24"/>
+          <w:szCs w:val="24"/>
+          <w:lang w:val="fr-FR"/>
+        </w:rPr>
+        <w:t xml:space="preserve"> </w:t>
+      </w:r>
+      <w:r>
+        <w:rPr>
+          <w:rFonts w:ascii="Times New Roman" w:hAnsi="Times New Roman" w:cs="Times New Roman"/>
+          <w:sz w:val="24"/>
+          <w:szCs w:val="24"/>
+          <w:lang w:val="fr-FR"/>
+        </w:rPr>
+        <w:t>équilibre mixte, et plusieurs modèles. Trois extensions écartées du périmètre de</w:t>
+      </w:r>
+      <w:r>
+        <w:rPr>
+          <w:rFonts w:ascii="Times New Roman" w:hAnsi="Times New Roman" w:cs="Times New Roman"/>
+          <w:sz w:val="24"/>
+          <w:szCs w:val="24"/>
+          <w:lang w:val="fr-FR"/>
+        </w:rPr>
+        <w:t xml:space="preserve"> </w:t>
+      </w:r>
+      <w:r>
+        <w:rPr>
+          <w:rFonts w:ascii="Times New Roman" w:hAnsi="Times New Roman" w:cs="Times New Roman"/>
+          <w:sz w:val="24"/>
+          <w:szCs w:val="24"/>
+          <w:lang w:val="fr-FR"/>
+        </w:rPr>
+        <w:t>ce travail restent ouvertes : un bras de transfert, où l'agent affronte un</w:t>
+      </w:r>
+      <w:r>
+        <w:rPr>
+          <w:rFonts w:ascii="Times New Roman" w:hAnsi="Times New Roman" w:cs="Times New Roman"/>
+          <w:sz w:val="24"/>
+          <w:szCs w:val="24"/>
+          <w:lang w:val="fr-FR"/>
+        </w:rPr>
+        <w:t xml:space="preserve"> </w:t>
+      </w:r>
+      <w:r>
+        <w:rPr>
+          <w:rFonts w:ascii="Times New Roman" w:hAnsi="Times New Roman" w:cs="Times New Roman"/>
+          <w:sz w:val="24"/>
+          <w:szCs w:val="24"/>
+          <w:lang w:val="fr-FR"/>
+        </w:rPr>
+        <w:t>adversaire biaisé puis un adversaire à l'équilibre en conservant sa mémoire, qui</w:t>
+      </w:r>
+      <w:r>
+        <w:rPr>
+          <w:rFonts w:ascii="Times New Roman" w:hAnsi="Times New Roman" w:cs="Times New Roman"/>
+          <w:sz w:val="24"/>
+          <w:szCs w:val="24"/>
+          <w:lang w:val="fr-FR"/>
+        </w:rPr>
+        <w:t xml:space="preserve"> </w:t>
+      </w:r>
+      <w:r>
+        <w:rPr>
+          <w:rFonts w:ascii="Times New Roman" w:hAnsi="Times New Roman" w:cs="Times New Roman"/>
+          <w:sz w:val="24"/>
+          <w:szCs w:val="24"/>
+          <w:lang w:val="fr-FR"/>
+        </w:rPr>
+        <w:t>dirait si l'exploitation apprise devient une charge ; un bras humain, jouant le</w:t>
+      </w:r>
+      <w:r>
+        <w:rPr>
+          <w:rFonts w:ascii="Times New Roman" w:hAnsi="Times New Roman" w:cs="Times New Roman"/>
+          <w:sz w:val="24"/>
+          <w:szCs w:val="24"/>
+          <w:lang w:val="fr-FR"/>
+        </w:rPr>
+        <w:t xml:space="preserve"> </w:t>
+      </w:r>
+      <w:r>
+        <w:rPr>
+          <w:rFonts w:ascii="Times New Roman" w:hAnsi="Times New Roman" w:cs="Times New Roman"/>
+          <w:sz w:val="24"/>
+          <w:szCs w:val="24"/>
+          <w:lang w:val="fr-FR"/>
+        </w:rPr>
+        <w:t>même protocole, qui donnerait la référence comportementale qui manque ici ; et un</w:t>
+      </w:r>
+      <w:r>
+        <w:rPr>
+          <w:rFonts w:ascii="Times New Roman" w:hAnsi="Times New Roman" w:cs="Times New Roman"/>
+          <w:sz w:val="24"/>
+          <w:szCs w:val="24"/>
+          <w:lang w:val="fr-FR"/>
+        </w:rPr>
+        <w:t xml:space="preserve"> </w:t>
+      </w:r>
+      <w:r>
+        <w:rPr>
+          <w:rFonts w:ascii="Times New Roman" w:hAnsi="Times New Roman" w:cs="Times New Roman"/>
+          <w:sz w:val="24"/>
+          <w:szCs w:val="24"/>
+          <w:lang w:val="fr-FR"/>
+        </w:rPr>
+        <w:t>adversaire lui-même doté d'un modèle de langage, qui ferait de la prévisibilité</w:t>
+      </w:r>
+      <w:r>
+        <w:rPr>
+          <w:rFonts w:ascii="Times New Roman" w:hAnsi="Times New Roman" w:cs="Times New Roman"/>
+          <w:sz w:val="24"/>
+          <w:szCs w:val="24"/>
+          <w:lang w:val="fr-FR"/>
+        </w:rPr>
+        <w:t xml:space="preserve"> </w:t>
+      </w:r>
+      <w:r>
+        <w:rPr>
+          <w:rFonts w:ascii="Times New Roman" w:hAnsi="Times New Roman" w:cs="Times New Roman"/>
+          <w:sz w:val="24"/>
+          <w:szCs w:val="24"/>
+          <w:lang w:val="fr-FR"/>
+        </w:rPr>
+        <w:t>mesurée une variable et non plus une observation.</w:t>
+      </w:r>
+    </w:p>
+    <w:p>
+      <w:pPr>
+        <w:jc w:val="both"/>
+        <w:rPr>
+          <w:rFonts w:ascii="Times New Roman" w:hAnsi="Times New Roman" w:cs="Times New Roman"/>
+          <w:lang w:val="fr-FR"/>
+        </w:rPr>
+      </w:pPr>
+    </w:p>
+    <w:p>
+      <w:pPr>
         <w:ind w:left="1440"/>
         <w:jc w:val="both"/>
         <w:rPr>
@@ -25978,6 +30374,14 @@
     </w:p>
     <w:p>
       <w:pPr>
+        <w:jc w:val="both"/>
+        <w:rPr>
+          <w:rFonts w:ascii="Times New Roman" w:hAnsi="Times New Roman" w:cs="Times New Roman"/>
+        </w:rPr>
+      </w:pPr>
+    </w:p>
+    <w:p>
+      <w:pPr>
         <w:ind w:left="1440"/>
         <w:jc w:val="both"/>
         <w:rPr>
@@ -25987,318 +30391,7 @@
     </w:p>
     <w:p>
       <w:pPr>
-        <w:jc w:val="both"/>
-        <w:rPr>
-          <w:rFonts w:ascii="Times New Roman" w:hAnsi="Times New Roman" w:cs="Times New Roman"/>
-        </w:rPr>
-      </w:pPr>
-    </w:p>
-    <w:p>
-      <w:pPr>
         <w:ind w:left="1440"/>
-        <w:jc w:val="both"/>
-        <w:rPr>
-          <w:rFonts w:ascii="Times New Roman" w:hAnsi="Times New Roman" w:cs="Times New Roman"/>
-        </w:rPr>
-      </w:pPr>
-    </w:p>
-    <w:p>
-      <w:pPr>
-        <w:ind w:left="1440"/>
-        <w:jc w:val="both"/>
-        <w:rPr>
-          <w:rFonts w:ascii="Times New Roman" w:hAnsi="Times New Roman" w:cs="Times New Roman"/>
-        </w:rPr>
-      </w:pPr>
-    </w:p>
-    <w:p>
-      <w:pPr>
-        <w:ind w:left="1440"/>
-        <w:jc w:val="both"/>
-        <w:rPr>
-          <w:rFonts w:ascii="Times New Roman" w:hAnsi="Times New Roman" w:cs="Times New Roman"/>
-        </w:rPr>
-      </w:pPr>
-    </w:p>
-    <w:p>
-      <w:pPr>
-        <w:ind w:left="1440"/>
-        <w:jc w:val="both"/>
-        <w:rPr>
-          <w:rFonts w:ascii="Times New Roman" w:hAnsi="Times New Roman" w:cs="Times New Roman"/>
-        </w:rPr>
-      </w:pPr>
-    </w:p>
-    <w:p>
-      <w:pPr>
-        <w:ind w:left="1440"/>
-        <w:jc w:val="both"/>
-        <w:rPr>
-          <w:rFonts w:ascii="Times New Roman" w:hAnsi="Times New Roman" w:cs="Times New Roman"/>
-        </w:rPr>
-      </w:pPr>
-    </w:p>
-    <w:p>
-      <w:pPr>
-        <w:ind w:left="1440"/>
-        <w:jc w:val="both"/>
-        <w:rPr>
-          <w:rFonts w:ascii="Times New Roman" w:hAnsi="Times New Roman" w:cs="Times New Roman"/>
-        </w:rPr>
-      </w:pPr>
-    </w:p>
-    <w:p>
-      <w:pPr>
-        <w:ind w:left="1440"/>
-        <w:jc w:val="both"/>
-        <w:rPr>
-          <w:rFonts w:ascii="Times New Roman" w:hAnsi="Times New Roman" w:cs="Times New Roman"/>
-        </w:rPr>
-      </w:pPr>
-    </w:p>
-    <w:p>
-      <w:pPr>
-        <w:ind w:left="1440"/>
-        <w:jc w:val="both"/>
-        <w:rPr>
-          <w:rFonts w:ascii="Times New Roman" w:hAnsi="Times New Roman" w:cs="Times New Roman"/>
-        </w:rPr>
-      </w:pPr>
-    </w:p>
-    <w:p>
-      <w:pPr>
-        <w:ind w:left="1440"/>
-        <w:jc w:val="both"/>
-        <w:rPr>
-          <w:rFonts w:ascii="Times New Roman" w:hAnsi="Times New Roman" w:cs="Times New Roman"/>
-        </w:rPr>
-      </w:pPr>
-    </w:p>
-    <w:p>
-      <w:pPr>
-        <w:ind w:left="1440"/>
-        <w:jc w:val="both"/>
-        <w:rPr>
-          <w:rFonts w:ascii="Times New Roman" w:hAnsi="Times New Roman" w:cs="Times New Roman"/>
-        </w:rPr>
-      </w:pPr>
-    </w:p>
-    <w:p>
-      <w:pPr>
-        <w:ind w:left="1440"/>
-        <w:jc w:val="both"/>
-        <w:rPr>
-          <w:rFonts w:ascii="Times New Roman" w:hAnsi="Times New Roman" w:cs="Times New Roman"/>
-        </w:rPr>
-      </w:pPr>
-    </w:p>
-    <w:p>
-      <w:pPr>
-        <w:ind w:left="1440"/>
-        <w:jc w:val="both"/>
-        <w:rPr>
-          <w:rFonts w:ascii="Times New Roman" w:hAnsi="Times New Roman" w:cs="Times New Roman"/>
-        </w:rPr>
-      </w:pPr>
-    </w:p>
-    <w:p>
-      <w:pPr>
-        <w:ind w:left="1440"/>
-        <w:jc w:val="both"/>
-        <w:rPr>
-          <w:rFonts w:ascii="Times New Roman" w:hAnsi="Times New Roman" w:cs="Times New Roman"/>
-        </w:rPr>
-      </w:pPr>
-    </w:p>
-    <w:p>
-      <w:pPr>
-        <w:ind w:left="1440"/>
-        <w:jc w:val="both"/>
-        <w:rPr>
-          <w:rFonts w:ascii="Times New Roman" w:hAnsi="Times New Roman" w:cs="Times New Roman"/>
-        </w:rPr>
-      </w:pPr>
-    </w:p>
-    <w:p>
-      <w:pPr>
-        <w:ind w:left="1440"/>
-        <w:jc w:val="both"/>
-        <w:rPr>
-          <w:rFonts w:ascii="Times New Roman" w:hAnsi="Times New Roman" w:cs="Times New Roman"/>
-        </w:rPr>
-      </w:pPr>
-    </w:p>
-    <w:p>
-      <w:pPr>
-        <w:ind w:left="1440"/>
-        <w:jc w:val="both"/>
-        <w:rPr>
-          <w:rFonts w:ascii="Times New Roman" w:hAnsi="Times New Roman" w:cs="Times New Roman"/>
-        </w:rPr>
-      </w:pPr>
-    </w:p>
-    <w:p>
-      <w:pPr>
-        <w:ind w:left="1440"/>
-        <w:jc w:val="both"/>
-        <w:rPr>
-          <w:rFonts w:ascii="Times New Roman" w:hAnsi="Times New Roman" w:cs="Times New Roman"/>
-        </w:rPr>
-      </w:pPr>
-    </w:p>
-    <w:p>
-      <w:pPr>
-        <w:ind w:left="1440"/>
-        <w:jc w:val="both"/>
-        <w:rPr>
-          <w:rFonts w:ascii="Times New Roman" w:hAnsi="Times New Roman" w:cs="Times New Roman"/>
-        </w:rPr>
-      </w:pPr>
-    </w:p>
-    <w:p>
-      <w:pPr>
-        <w:ind w:left="1440"/>
-        <w:jc w:val="both"/>
-        <w:rPr>
-          <w:rFonts w:ascii="Times New Roman" w:hAnsi="Times New Roman" w:cs="Times New Roman"/>
-        </w:rPr>
-      </w:pPr>
-    </w:p>
-    <w:p>
-      <w:pPr>
-        <w:ind w:left="1440"/>
-        <w:jc w:val="both"/>
-        <w:rPr>
-          <w:rFonts w:ascii="Times New Roman" w:hAnsi="Times New Roman" w:cs="Times New Roman"/>
-        </w:rPr>
-      </w:pPr>
-    </w:p>
-    <w:p>
-      <w:pPr>
-        <w:ind w:left="1440"/>
-        <w:jc w:val="both"/>
-        <w:rPr>
-          <w:rFonts w:ascii="Times New Roman" w:hAnsi="Times New Roman" w:cs="Times New Roman"/>
-        </w:rPr>
-      </w:pPr>
-    </w:p>
-    <w:p>
-      <w:pPr>
-        <w:ind w:left="1440"/>
-        <w:jc w:val="both"/>
-        <w:rPr>
-          <w:rFonts w:ascii="Times New Roman" w:hAnsi="Times New Roman" w:cs="Times New Roman"/>
-        </w:rPr>
-      </w:pPr>
-    </w:p>
-    <w:p>
-      <w:pPr>
-        <w:ind w:left="1440"/>
-        <w:jc w:val="both"/>
-        <w:rPr>
-          <w:rFonts w:ascii="Times New Roman" w:hAnsi="Times New Roman" w:cs="Times New Roman"/>
-        </w:rPr>
-      </w:pPr>
-    </w:p>
-    <w:p>
-      <w:pPr>
-        <w:ind w:left="1440"/>
-        <w:jc w:val="both"/>
-        <w:rPr>
-          <w:rFonts w:ascii="Times New Roman" w:hAnsi="Times New Roman" w:cs="Times New Roman"/>
-        </w:rPr>
-      </w:pPr>
-    </w:p>
-    <w:p>
-      <w:pPr>
-        <w:ind w:left="1440"/>
-        <w:jc w:val="both"/>
-        <w:rPr>
-          <w:rFonts w:ascii="Times New Roman" w:hAnsi="Times New Roman" w:cs="Times New Roman"/>
-        </w:rPr>
-      </w:pPr>
-    </w:p>
-    <w:p>
-      <w:pPr>
-        <w:ind w:left="1440"/>
-        <w:jc w:val="both"/>
-        <w:rPr>
-          <w:rFonts w:ascii="Times New Roman" w:hAnsi="Times New Roman" w:cs="Times New Roman"/>
-        </w:rPr>
-      </w:pPr>
-    </w:p>
-    <w:p>
-      <w:pPr>
-        <w:ind w:left="1440"/>
-        <w:jc w:val="both"/>
-        <w:rPr>
-          <w:rFonts w:ascii="Times New Roman" w:hAnsi="Times New Roman" w:cs="Times New Roman"/>
-        </w:rPr>
-      </w:pPr>
-    </w:p>
-    <w:p>
-      <w:pPr>
-        <w:ind w:left="1440"/>
-        <w:jc w:val="both"/>
-        <w:rPr>
-          <w:rFonts w:ascii="Times New Roman" w:hAnsi="Times New Roman" w:cs="Times New Roman"/>
-        </w:rPr>
-      </w:pPr>
-    </w:p>
-    <w:p>
-      <w:pPr>
-        <w:ind w:left="1440"/>
-        <w:jc w:val="both"/>
-        <w:rPr>
-          <w:rFonts w:ascii="Times New Roman" w:hAnsi="Times New Roman" w:cs="Times New Roman"/>
-        </w:rPr>
-      </w:pPr>
-    </w:p>
-    <w:p>
-      <w:pPr>
-        <w:ind w:left="1440"/>
-        <w:jc w:val="both"/>
-        <w:rPr>
-          <w:rFonts w:ascii="Times New Roman" w:hAnsi="Times New Roman" w:cs="Times New Roman"/>
-        </w:rPr>
-      </w:pPr>
-    </w:p>
-    <w:p>
-      <w:pPr>
-        <w:ind w:left="1440"/>
-        <w:jc w:val="both"/>
-        <w:rPr>
-          <w:rFonts w:ascii="Times New Roman" w:hAnsi="Times New Roman" w:cs="Times New Roman"/>
-        </w:rPr>
-      </w:pPr>
-    </w:p>
-    <w:p>
-      <w:pPr>
-        <w:ind w:left="1440"/>
-        <w:jc w:val="both"/>
-        <w:rPr>
-          <w:rFonts w:ascii="Times New Roman" w:hAnsi="Times New Roman" w:cs="Times New Roman"/>
-        </w:rPr>
-      </w:pPr>
-    </w:p>
-    <w:p>
-      <w:pPr>
-        <w:jc w:val="both"/>
-        <w:rPr>
-          <w:rFonts w:ascii="Times New Roman" w:hAnsi="Times New Roman" w:cs="Times New Roman"/>
-        </w:rPr>
-      </w:pPr>
-    </w:p>
-    <w:p>
-      <w:pPr>
-        <w:jc w:val="both"/>
-        <w:rPr>
-          <w:rFonts w:ascii="Times New Roman" w:hAnsi="Times New Roman" w:cs="Times New Roman"/>
-        </w:rPr>
-      </w:pPr>
-    </w:p>
-    <w:p>
-      <w:pPr>
         <w:jc w:val="both"/>
         <w:rPr>
           <w:rFonts w:ascii="Times New Roman" w:hAnsi="Times New Roman" w:cs="Times New Roman"/>
@@ -26338,6 +30431,7 @@
           <w:bCs/>
           <w:sz w:val="36"/>
           <w:szCs w:val="36"/>
+          <w:lang w:val="en-GB"/>
         </w:rPr>
       </w:pPr>
       <w:r>
@@ -26347,6 +30441,7 @@
           <w:bCs/>
           <w:sz w:val="36"/>
           <w:szCs w:val="36"/>
+          <w:lang w:val="en-GB"/>
         </w:rPr>
         <w:lastRenderedPageBreak/>
         <w:t xml:space="preserve">Bibliographie </w:t>
@@ -26368,7 +30463,7 @@
           <w:rFonts w:ascii="Times New Roman" w:eastAsia="Times New Roman" w:hAnsi="Times New Roman" w:cs="Times New Roman"/>
           <w:sz w:val="24"/>
           <w:szCs w:val="24"/>
-          <w:lang w:val="fr-FR"/>
+          <w:lang w:val="en-GB"/>
         </w:rPr>
         <w:t xml:space="preserve">Akerlof, G. A. (1970). </w:t>
       </w:r>
@@ -26697,7 +30792,7 @@
         </w:rPr>
         <w:t xml:space="preserve">. </w:t>
       </w:r>
-      <w:hyperlink r:id="rId31" w:history="1">
+      <w:hyperlink r:id="rId28" w:history="1">
         <w:r>
           <w:rPr>
             <w:rStyle w:val="Lienhypertexte"/>
@@ -26841,7 +30936,7 @@
         </w:rPr>
         <w:t xml:space="preserve">(1-2), 11–47. </w:t>
       </w:r>
-      <w:hyperlink r:id="rId32" w:history="1">
+      <w:hyperlink r:id="rId29" w:history="1">
         <w:r>
           <w:rPr>
             <w:rStyle w:val="Lienhypertexte"/>
@@ -26870,9 +30965,18 @@
           <w:rFonts w:ascii="Times New Roman" w:eastAsia="Times New Roman" w:hAnsi="Times New Roman" w:cs="Times New Roman"/>
           <w:sz w:val="24"/>
           <w:szCs w:val="24"/>
+          <w:lang w:val="fr-FR"/>
+        </w:rPr>
+        <w:t xml:space="preserve">Dai, G., Zhang, W., Li, J., Yang, S., Onochie Lbe, C., Rao, S., ... </w:t>
+      </w:r>
+      <w:r>
+        <w:rPr>
+          <w:rFonts w:ascii="Times New Roman" w:eastAsia="Times New Roman" w:hAnsi="Times New Roman" w:cs="Times New Roman"/>
+          <w:sz w:val="24"/>
+          <w:szCs w:val="24"/>
           <w:lang w:val="en-GB"/>
         </w:rPr>
-        <w:t xml:space="preserve">Dai, G., Zhang, W., Li, J., Yang, S., Onochie Lbe, C., Rao, S., ... &amp; Sra, M. (2026). Artificial leviathan: Exploring social evolution of llm agents through the lens of hobbesian social contract theory. </w:t>
+        <w:t xml:space="preserve">&amp; Sra, M. (2026). Artificial leviathan: Exploring social evolution of llm agents through the lens of hobbesian social contract theory. </w:t>
       </w:r>
       <w:r>
         <w:rPr>
@@ -27529,7 +31633,7 @@
         </w:rPr>
         <w:t xml:space="preserve">(7753), 477–486. </w:t>
       </w:r>
-      <w:hyperlink r:id="rId33" w:history="1">
+      <w:hyperlink r:id="rId30" w:history="1">
         <w:r>
           <w:rPr>
             <w:rStyle w:val="Lienhypertexte"/>
@@ -28014,29 +32118,17 @@
     </w:p>
     <w:p>
       <w:pPr>
-        <w:spacing w:before="240" w:after="240"/>
-        <w:jc w:val="both"/>
-        <w:rPr>
-          <w:rFonts w:ascii="Times New Roman" w:eastAsia="Times New Roman" w:hAnsi="Times New Roman" w:cs="Times New Roman"/>
+        <w:jc w:val="both"/>
+        <w:rPr>
+          <w:rFonts w:ascii="Times New Roman" w:hAnsi="Times New Roman" w:cs="Times New Roman"/>
           <w:sz w:val="24"/>
           <w:szCs w:val="24"/>
           <w:lang w:val="en-GB"/>
         </w:rPr>
       </w:pPr>
     </w:p>
-    <w:p>
-      <w:pPr>
-        <w:jc w:val="both"/>
-        <w:rPr>
-          <w:rFonts w:ascii="Times New Roman" w:hAnsi="Times New Roman" w:cs="Times New Roman"/>
-          <w:sz w:val="24"/>
-          <w:szCs w:val="24"/>
-          <w:lang w:val="en-GB"/>
-        </w:rPr>
-      </w:pPr>
-    </w:p>
     <w:sectPr>
-      <w:footerReference w:type="default" r:id="rId34"/>
+      <w:footerReference w:type="default" r:id="rId31"/>
       <w:pgSz w:w="11906" w:h="16838"/>
       <w:pgMar w:top="1417" w:right="1417" w:bottom="1417" w:left="1417" w:header="708" w:footer="708" w:gutter="0"/>
       <w:cols w:space="708"/>
@@ -31151,6 +35243,7 @@
   <w:style w:type="character" w:default="1" w:styleId="Policepardfaut">
     <w:name w:val="Default Paragraph Font"/>
     <w:uiPriority w:val="1"/>
+    <w:semiHidden/>
     <w:unhideWhenUsed/>
   </w:style>
   <w:style w:type="table" w:default="1" w:styleId="TableauNormal">
@@ -32007,15 +36100,6 @@
 </file>
 
 <file path=customXml/item1.xml><?xml version="1.0" encoding="utf-8"?>
-<?mso-contentType ?>
-<FormTemplates xmlns="http://schemas.microsoft.com/sharepoint/v3/contenttype/forms">
-  <Display>DocumentLibraryForm</Display>
-  <Edit>DocumentLibraryForm</Edit>
-  <New>DocumentLibraryForm</New>
-</FormTemplates>
-</file>
-
-<file path=customXml/item2.xml><?xml version="1.0" encoding="utf-8"?>
 <p:properties xmlns:p="http://schemas.microsoft.com/office/2006/metadata/properties" xmlns:xsi="http://www.w3.org/2001/XMLSchema-instance" xmlns:pc="http://schemas.microsoft.com/office/infopath/2007/PartnerControls">
   <documentManagement>
     <_activity xmlns="17f9d0af-1bed-452a-9736-c0bfd86ad808" xsi:nil="true"/>
@@ -32023,7 +36107,7 @@
 </p:properties>
 </file>
 
-<file path=customXml/item3.xml><?xml version="1.0" encoding="utf-8"?>
+<file path=customXml/item2.xml><?xml version="1.0" encoding="utf-8"?>
 <ct:contentTypeSchema xmlns:ct="http://schemas.microsoft.com/office/2006/metadata/contentType" xmlns:ma="http://schemas.microsoft.com/office/2006/metadata/properties/metaAttributes" ct:_="" ma:_="" ma:contentTypeName="Document" ma:contentTypeID="0x01010058FB44DA74242544B7533F65CA9D4149" ma:contentTypeVersion="5" ma:contentTypeDescription="Crée un document." ma:contentTypeScope="" ma:versionID="f80c5fb52e0a3ff52d0e136712e66ad7">
   <xsd:schema xmlns:xsd="http://www.w3.org/2001/XMLSchema" xmlns:xs="http://www.w3.org/2001/XMLSchema" xmlns:p="http://schemas.microsoft.com/office/2006/metadata/properties" xmlns:ns3="17f9d0af-1bed-452a-9736-c0bfd86ad808" targetNamespace="http://schemas.microsoft.com/office/2006/metadata/properties" ma:root="true" ma:fieldsID="edfaf4b4c2cab3f579e89b14eeba4edc" ns3:_="">
     <xsd:import namespace="17f9d0af-1bed-452a-9736-c0bfd86ad808"/>
@@ -32173,15 +36257,16 @@
 </ct:contentTypeSchema>
 </file>
 
-<file path=customXml/itemProps1.xml><?xml version="1.0" encoding="utf-8"?>
-<ds:datastoreItem xmlns:ds="http://schemas.openxmlformats.org/officeDocument/2006/customXml" ds:itemID="{0244613D-E7EF-4785-9BB4-C9251DBBBF0D}">
-  <ds:schemaRefs>
-    <ds:schemaRef ds:uri="http://schemas.microsoft.com/sharepoint/v3/contenttype/forms"/>
-  </ds:schemaRefs>
-</ds:datastoreItem>
+<file path=customXml/item3.xml><?xml version="1.0" encoding="utf-8"?>
+<?mso-contentType ?>
+<FormTemplates xmlns="http://schemas.microsoft.com/sharepoint/v3/contenttype/forms">
+  <Display>DocumentLibraryForm</Display>
+  <Edit>DocumentLibraryForm</Edit>
+  <New>DocumentLibraryForm</New>
+</FormTemplates>
 </file>
 
-<file path=customXml/itemProps2.xml><?xml version="1.0" encoding="utf-8"?>
+<file path=customXml/itemProps1.xml><?xml version="1.0" encoding="utf-8"?>
 <ds:datastoreItem xmlns:ds="http://schemas.openxmlformats.org/officeDocument/2006/customXml" ds:itemID="{B5B3D8ED-E1EB-4723-BAF0-EC4F321A1CF4}">
   <ds:schemaRefs>
     <ds:schemaRef ds:uri="http://schemas.microsoft.com/office/2006/metadata/properties"/>
@@ -32191,7 +36276,7 @@
 </ds:datastoreItem>
 </file>
 
-<file path=customXml/itemProps3.xml><?xml version="1.0" encoding="utf-8"?>
+<file path=customXml/itemProps2.xml><?xml version="1.0" encoding="utf-8"?>
 <ds:datastoreItem xmlns:ds="http://schemas.openxmlformats.org/officeDocument/2006/customXml" ds:itemID="{F781873E-B98E-4B1D-A2B3-0010F67BAFEB}">
   <ds:schemaRefs>
     <ds:schemaRef ds:uri="http://schemas.microsoft.com/office/2006/metadata/contentType"/>
@@ -32207,4 +36292,12 @@
     <ds:schemaRef ds:uri="http://schemas.microsoft.com/internal/obd"/>
   </ds:schemaRefs>
 </ds:datastoreItem>
+</file>
+
+<file path=customXml/itemProps3.xml><?xml version="1.0" encoding="utf-8"?>
+<ds:datastoreItem xmlns:ds="http://schemas.openxmlformats.org/officeDocument/2006/customXml" ds:itemID="{0244613D-E7EF-4785-9BB4-C9251DBBBF0D}">
+  <ds:schemaRefs>
+    <ds:schemaRef ds:uri="http://schemas.microsoft.com/sharepoint/v3/contenttype/forms"/>
+  </ds:schemaRefs>
+</ds:datastoreItem>
 </file>